--- a/docs/Tutorial-VPS-SOC.docx
+++ b/docs/Tutorial-VPS-SOC.docx
@@ -59,7 +59,7 @@
           <w:sz w:val="22"/>
           <w:szCs w:val="22"/>
         </w:rPr>
-        <w:t xml:space="preserve">Do zero até o primeiro alerta: rede privada, backend, agente, alertas no Telegram e operação do dia a dia.</w:t>
+        <w:t xml:space="preserve">Do zero até o primeiro alerta: rede privada, backend, agente, resposta automática, monitoramento dos apps PM2, alertas no Telegram e operação do dia a dia.</w:t>
       </w:r>
     </w:p>
     <w:tbl>
@@ -193,7 +193,7 @@
               <w:spacing w:after="0"/>
             </w:pPr>
             <w:r>
-              <w:t xml:space="preserve">Um painel web com incidentes classificados (MITRE ATT&amp;CK), alarme sonoro para eventos críticos e mensagens no Telegram.</w:t>
+              <w:t xml:space="preserve">Um painel web com incidentes explicados passo a passo (MITRE ATT&amp;CK), bloqueio automático de atacantes, saúde e vulnerabilidades de cada app PM2, métricas de SOC, alarme sonoro e mensagens no Telegram.</w:t>
             </w:r>
           </w:p>
         </w:tc>
@@ -214,7 +214,7 @@
           <w:sz w:val="18"/>
           <w:szCs w:val="18"/>
         </w:rPr>
-        <w:t xml:space="preserve">Versão do guia: outubro de 2026 · agente 0.3.0</w:t>
+        <w:t xml:space="preserve">Versão do guia: outubro de 2026 · agente 0.6.0</w:t>
       </w:r>
     </w:p>
     <w:p>
@@ -377,7 +377,7 @@
             <w:sz w:val="23"/>
             <w:szCs w:val="23"/>
           </w:rPr>
-          <w:t xml:space="preserve">8. Uso no dia a dia</w:t>
+          <w:t xml:space="preserve">8. Resposta automática</w:t>
         </w:r>
       </w:hyperlink>
     </w:p>
@@ -395,7 +395,7 @@
             <w:sz w:val="23"/>
             <w:szCs w:val="23"/>
           </w:rPr>
-          <w:t xml:space="preserve">9. Atualizar</w:t>
+          <w:t xml:space="preserve">9. Serviços (PM2)</w:t>
         </w:r>
       </w:hyperlink>
     </w:p>
@@ -413,7 +413,7 @@
             <w:sz w:val="23"/>
             <w:szCs w:val="23"/>
           </w:rPr>
-          <w:t xml:space="preserve">10. Solução de problemas</w:t>
+          <w:t xml:space="preserve">10. Uso no dia a dia</w:t>
         </w:r>
       </w:hyperlink>
     </w:p>
@@ -431,7 +431,7 @@
             <w:sz w:val="23"/>
             <w:szCs w:val="23"/>
           </w:rPr>
-          <w:t xml:space="preserve">11. Boas práticas de segurança</w:t>
+          <w:t xml:space="preserve">11. Atualizar</w:t>
         </w:r>
       </w:hyperlink>
     </w:p>
@@ -443,6 +443,42 @@
         <w:spacing w:after="100"/>
       </w:pPr>
       <w:hyperlink w:history="1" w:anchor="cap12">
+        <w:r>
+          <w:rPr>
+            <w:color w:val="1D6B93"/>
+            <w:sz w:val="23"/>
+            <w:szCs w:val="23"/>
+          </w:rPr>
+          <w:t xml:space="preserve">12. Solução de problemas</w:t>
+        </w:r>
+      </w:hyperlink>
+    </w:p>
+    <w:p>
+      <w:pPr>
+        <w:pBdr>
+          <w:bottom w:val="dotted" w:color="D5DBE1" w:sz="4" w:space="4"/>
+        </w:pBdr>
+        <w:spacing w:after="100"/>
+      </w:pPr>
+      <w:hyperlink w:history="1" w:anchor="cap13">
+        <w:r>
+          <w:rPr>
+            <w:color w:val="1D6B93"/>
+            <w:sz w:val="23"/>
+            <w:szCs w:val="23"/>
+          </w:rPr>
+          <w:t xml:space="preserve">13. Boas práticas de segurança</w:t>
+        </w:r>
+      </w:hyperlink>
+    </w:p>
+    <w:p>
+      <w:pPr>
+        <w:pBdr>
+          <w:bottom w:val="dotted" w:color="D5DBE1" w:sz="4" w:space="4"/>
+        </w:pBdr>
+        <w:spacing w:after="100"/>
+      </w:pPr>
+      <w:hyperlink w:history="1" w:anchor="cap14">
         <w:r>
           <w:rPr>
             <w:color w:val="1D6B93"/>
@@ -676,7 +712,17 @@
               <w:spacing w:after="0"/>
             </w:pPr>
             <w:r>
-              <w:t xml:space="preserve">Lê logins SSH e sudo, portas abertas, integridade de arquivos críticos e processos suspeitos. Envia tudo ao backend a cada 2 segundos.</w:t>
+              <w:t xml:space="preserve">Lê logins SSH e sudo, portas abertas, integridade de arquivos críticos, processos suspeitos, apps do PM2 e a postura do servidor. Envia tudo ao backend a cada 2 segundos. Também </w:t>
+            </w:r>
+            <w:r>
+              <w:rPr>
+                <w:b/>
+                <w:bCs/>
+              </w:rPr>
+              <w:t xml:space="preserve">age</w:t>
+            </w:r>
+            <w:r>
+              <w:t xml:space="preserve">: bloqueia IPs no firewall e executa as ações de contenção aprovadas.</w:t>
             </w:r>
           </w:p>
         </w:tc>
@@ -763,7 +809,7 @@
               <w:spacing w:after="0"/>
             </w:pPr>
             <w:r>
-              <w:t xml:space="preserve">Guarda os eventos, aplica as regras de detecção, abre incidentes e manda alertas no Telegram.</w:t>
+              <w:t xml:space="preserve">Guarda os eventos, aplica as regras de detecção, abre e explica incidentes, decide a resposta (playbooks), procura vulnerabilidades nas dependências dos apps e manda alertas no Telegram.</w:t>
             </w:r>
           </w:p>
         </w:tc>
@@ -850,7 +896,7 @@
               <w:spacing w:after="0"/>
             </w:pPr>
             <w:r>
-              <w:t xml:space="preserve">Mostra nível de ameaça, incidentes, matriz MITRE ATT&amp;CK, eventos ao vivo e dispara o alarme sonoro.</w:t>
+              <w:t xml:space="preserve">Mostra nível de ameaça, incidentes com próximos passos, ações de resposta, serviços PM2, métricas de SOC, eventos ao vivo e toca os alertas sonoros.</w:t>
             </w:r>
           </w:p>
         </w:tc>
@@ -1348,12 +1394,92 @@
               <w:spacing w:after="0"/>
             </w:pPr>
             <w:r>
+              <w:t xml:space="preserve">Agente (servidor)</w:t>
+            </w:r>
+          </w:p>
+        </w:tc>
+        <w:tc>
+          <w:tcPr>
+            <w:tcW w:type="dxa" w:w="2000"/>
+            <w:tcBorders>
+              <w:top w:val="single" w:color="D5DBE1" w:sz="4"/>
+              <w:left w:val="single" w:color="D5DBE1" w:sz="4"/>
+              <w:bottom w:val="single" w:color="D5DBE1" w:sz="4"/>
+              <w:right w:val="single" w:color="D5DBE1" w:sz="4"/>
+            </w:tcBorders>
+            <w:tcMar>
+              <w:top w:type="dxa" w:w="60"/>
+              <w:left w:type="dxa" w:w="100"/>
+              <w:bottom w:type="dxa" w:w="60"/>
+              <w:right w:type="dxa" w:w="100"/>
+            </w:tcMar>
+          </w:tcPr>
+          <w:p>
+            <w:pPr>
+              <w:spacing w:after="0"/>
+            </w:pPr>
+            <w:r>
               <w:t xml:space="preserve">Backend</w:t>
             </w:r>
           </w:p>
         </w:tc>
         <w:tc>
           <w:tcPr>
+            <w:tcW w:type="dxa" w:w="2200"/>
+            <w:tcBorders>
+              <w:top w:val="single" w:color="D5DBE1" w:sz="4"/>
+              <w:left w:val="single" w:color="D5DBE1" w:sz="4"/>
+              <w:bottom w:val="single" w:color="D5DBE1" w:sz="4"/>
+              <w:right w:val="single" w:color="D5DBE1" w:sz="4"/>
+            </w:tcBorders>
+            <w:tcMar>
+              <w:top w:type="dxa" w:w="60"/>
+              <w:left w:type="dxa" w:w="100"/>
+              <w:bottom w:type="dxa" w:w="60"/>
+              <w:right w:type="dxa" w:w="100"/>
+            </w:tcMar>
+          </w:tcPr>
+          <w:p>
+            <w:pPr>
+              <w:spacing w:after="0"/>
+            </w:pPr>
+            <w:r>
+              <w:t xml:space="preserve">8088 (via Tailscale)</w:t>
+            </w:r>
+          </w:p>
+        </w:tc>
+        <w:tc>
+          <w:tcPr>
+            <w:tcW w:type="dxa" w:w="3438"/>
+            <w:tcBorders>
+              <w:top w:val="single" w:color="D5DBE1" w:sz="4"/>
+              <w:left w:val="single" w:color="D5DBE1" w:sz="4"/>
+              <w:bottom w:val="single" w:color="D5DBE1" w:sz="4"/>
+              <w:right w:val="single" w:color="D5DBE1" w:sz="4"/>
+            </w:tcBorders>
+            <w:tcMar>
+              <w:top w:type="dxa" w:w="60"/>
+              <w:left w:type="dxa" w:w="100"/>
+              <w:bottom w:type="dxa" w:w="60"/>
+              <w:right w:type="dxa" w:w="100"/>
+            </w:tcMar>
+          </w:tcPr>
+          <w:p>
+            <w:pPr>
+              <w:spacing w:after="0"/>
+            </w:pPr>
+            <w:r>
+              <w:t xml:space="preserve">Busca as ações de resposta aprovadas (a cada 5 s) e envia o resultado</w:t>
+            </w:r>
+          </w:p>
+        </w:tc>
+      </w:tr>
+      <w:tr>
+        <w:trPr>
+          <w:cantSplit/>
+        </w:trPr>
+        <w:tc>
+          <w:tcPr>
             <w:tcW w:type="dxa" w:w="2000"/>
             <w:tcBorders>
               <w:top w:val="single" w:color="D5DBE1" w:sz="4"/>
@@ -1373,6 +1499,31 @@
               <w:spacing w:after="0"/>
             </w:pPr>
             <w:r>
+              <w:t xml:space="preserve">Backend</w:t>
+            </w:r>
+          </w:p>
+        </w:tc>
+        <w:tc>
+          <w:tcPr>
+            <w:tcW w:type="dxa" w:w="2000"/>
+            <w:tcBorders>
+              <w:top w:val="single" w:color="D5DBE1" w:sz="4"/>
+              <w:left w:val="single" w:color="D5DBE1" w:sz="4"/>
+              <w:bottom w:val="single" w:color="D5DBE1" w:sz="4"/>
+              <w:right w:val="single" w:color="D5DBE1" w:sz="4"/>
+            </w:tcBorders>
+            <w:tcMar>
+              <w:top w:type="dxa" w:w="60"/>
+              <w:left w:type="dxa" w:w="100"/>
+              <w:bottom w:type="dxa" w:w="60"/>
+              <w:right w:type="dxa" w:w="100"/>
+            </w:tcMar>
+          </w:tcPr>
+          <w:p>
+            <w:pPr>
+              <w:spacing w:after="0"/>
+            </w:pPr>
+            <w:r>
               <w:t xml:space="preserve">api.telegram.org</w:t>
             </w:r>
           </w:p>
@@ -1424,6 +1575,111 @@
             </w:pPr>
             <w:r>
               <w:t xml:space="preserve">Alertas no Telegram (opcional)</w:t>
+            </w:r>
+          </w:p>
+        </w:tc>
+      </w:tr>
+      <w:tr>
+        <w:trPr>
+          <w:cantSplit/>
+        </w:trPr>
+        <w:tc>
+          <w:tcPr>
+            <w:tcW w:type="dxa" w:w="2000"/>
+            <w:tcBorders>
+              <w:top w:val="single" w:color="D5DBE1" w:sz="4"/>
+              <w:left w:val="single" w:color="D5DBE1" w:sz="4"/>
+              <w:bottom w:val="single" w:color="D5DBE1" w:sz="4"/>
+              <w:right w:val="single" w:color="D5DBE1" w:sz="4"/>
+            </w:tcBorders>
+            <w:tcMar>
+              <w:top w:type="dxa" w:w="60"/>
+              <w:left w:type="dxa" w:w="100"/>
+              <w:bottom w:type="dxa" w:w="60"/>
+              <w:right w:type="dxa" w:w="100"/>
+            </w:tcMar>
+          </w:tcPr>
+          <w:p>
+            <w:pPr>
+              <w:spacing w:after="0"/>
+            </w:pPr>
+            <w:r>
+              <w:t xml:space="preserve">Backend</w:t>
+            </w:r>
+          </w:p>
+        </w:tc>
+        <w:tc>
+          <w:tcPr>
+            <w:tcW w:type="dxa" w:w="2000"/>
+            <w:tcBorders>
+              <w:top w:val="single" w:color="D5DBE1" w:sz="4"/>
+              <w:left w:val="single" w:color="D5DBE1" w:sz="4"/>
+              <w:bottom w:val="single" w:color="D5DBE1" w:sz="4"/>
+              <w:right w:val="single" w:color="D5DBE1" w:sz="4"/>
+            </w:tcBorders>
+            <w:tcMar>
+              <w:top w:type="dxa" w:w="60"/>
+              <w:left w:type="dxa" w:w="100"/>
+              <w:bottom w:type="dxa" w:w="60"/>
+              <w:right w:type="dxa" w:w="100"/>
+            </w:tcMar>
+          </w:tcPr>
+          <w:p>
+            <w:pPr>
+              <w:spacing w:after="0"/>
+            </w:pPr>
+            <w:r>
+              <w:t xml:space="preserve">api.osv.dev</w:t>
+            </w:r>
+          </w:p>
+        </w:tc>
+        <w:tc>
+          <w:tcPr>
+            <w:tcW w:type="dxa" w:w="2200"/>
+            <w:tcBorders>
+              <w:top w:val="single" w:color="D5DBE1" w:sz="4"/>
+              <w:left w:val="single" w:color="D5DBE1" w:sz="4"/>
+              <w:bottom w:val="single" w:color="D5DBE1" w:sz="4"/>
+              <w:right w:val="single" w:color="D5DBE1" w:sz="4"/>
+            </w:tcBorders>
+            <w:tcMar>
+              <w:top w:type="dxa" w:w="60"/>
+              <w:left w:type="dxa" w:w="100"/>
+              <w:bottom w:type="dxa" w:w="60"/>
+              <w:right w:type="dxa" w:w="100"/>
+            </w:tcMar>
+          </w:tcPr>
+          <w:p>
+            <w:pPr>
+              <w:spacing w:after="0"/>
+            </w:pPr>
+            <w:r>
+              <w:t xml:space="preserve">443 (saída)</w:t>
+            </w:r>
+          </w:p>
+        </w:tc>
+        <w:tc>
+          <w:tcPr>
+            <w:tcW w:type="dxa" w:w="3438"/>
+            <w:tcBorders>
+              <w:top w:val="single" w:color="D5DBE1" w:sz="4"/>
+              <w:left w:val="single" w:color="D5DBE1" w:sz="4"/>
+              <w:bottom w:val="single" w:color="D5DBE1" w:sz="4"/>
+              <w:right w:val="single" w:color="D5DBE1" w:sz="4"/>
+            </w:tcBorders>
+            <w:tcMar>
+              <w:top w:type="dxa" w:w="60"/>
+              <w:left w:type="dxa" w:w="100"/>
+              <w:bottom w:type="dxa" w:w="60"/>
+              <w:right w:type="dxa" w:w="100"/>
+            </w:tcMar>
+          </w:tcPr>
+          <w:p>
+            <w:pPr>
+              <w:spacing w:after="0"/>
+            </w:pPr>
+            <w:r>
+              <w:t xml:space="preserve">Consulta de vulnerabilidades: só nome e versão dos pacotes npm</w:t>
             </w:r>
           </w:p>
         </w:tc>
@@ -1720,7 +1976,109 @@
               <w:spacing w:after="0"/>
             </w:pPr>
             <w:r>
-              <w:t xml:space="preserve">Testado em Ubuntu 24.04. Deve funcionar em outras distribuições com systemd e journald (ou /var/log/auth.log).</w:t>
+              <w:t xml:space="preserve">Testado em Ubuntu 24.04. Deve funcionar em outras distribuições com systemd e journald (ou /var/log/auth.log). O bloqueio de IPs usa o </w:t>
+            </w:r>
+            <w:r>
+              <w:rPr>
+                <w:b/>
+                <w:bCs/>
+              </w:rPr>
+              <w:t xml:space="preserve">nftables</w:t>
+            </w:r>
+            <w:r>
+              <w:t xml:space="preserve"> (já vem no Ubuntu 22.04+ e Debian 11+; o instalador instala se faltar).</w:t>
+            </w:r>
+          </w:p>
+        </w:tc>
+      </w:tr>
+      <w:tr>
+        <w:trPr>
+          <w:cantSplit/>
+        </w:trPr>
+        <w:tc>
+          <w:tcPr>
+            <w:tcW w:type="dxa" w:w="2300"/>
+            <w:tcBorders>
+              <w:top w:val="single" w:color="D5DBE1" w:sz="4"/>
+              <w:left w:val="single" w:color="D5DBE1" w:sz="4"/>
+              <w:bottom w:val="single" w:color="D5DBE1" w:sz="4"/>
+              <w:right w:val="single" w:color="D5DBE1" w:sz="4"/>
+            </w:tcBorders>
+            <w:tcMar>
+              <w:top w:type="dxa" w:w="60"/>
+              <w:left w:type="dxa" w:w="100"/>
+              <w:bottom w:type="dxa" w:w="60"/>
+              <w:right w:type="dxa" w:w="100"/>
+            </w:tcMar>
+          </w:tcPr>
+          <w:p>
+            <w:pPr>
+              <w:spacing w:after="0"/>
+            </w:pPr>
+            <w:r>
+              <w:t xml:space="preserve">Apps Node.js (opcional)</w:t>
+            </w:r>
+          </w:p>
+        </w:tc>
+        <w:tc>
+          <w:tcPr>
+            <w:tcW w:type="dxa" w:w="3700"/>
+            <w:tcBorders>
+              <w:top w:val="single" w:color="D5DBE1" w:sz="4"/>
+              <w:left w:val="single" w:color="D5DBE1" w:sz="4"/>
+              <w:bottom w:val="single" w:color="D5DBE1" w:sz="4"/>
+              <w:right w:val="single" w:color="D5DBE1" w:sz="4"/>
+            </w:tcBorders>
+            <w:tcMar>
+              <w:top w:type="dxa" w:w="60"/>
+              <w:left w:type="dxa" w:w="100"/>
+              <w:bottom w:type="dxa" w:w="60"/>
+              <w:right w:type="dxa" w:w="100"/>
+            </w:tcMar>
+          </w:tcPr>
+          <w:p>
+            <w:pPr>
+              <w:spacing w:after="0"/>
+            </w:pPr>
+            <w:r>
+              <w:t xml:space="preserve">PM2 rodando no servidor</w:t>
+            </w:r>
+          </w:p>
+        </w:tc>
+        <w:tc>
+          <w:tcPr>
+            <w:tcW w:type="dxa" w:w="3638"/>
+            <w:tcBorders>
+              <w:top w:val="single" w:color="D5DBE1" w:sz="4"/>
+              <w:left w:val="single" w:color="D5DBE1" w:sz="4"/>
+              <w:bottom w:val="single" w:color="D5DBE1" w:sz="4"/>
+              <w:right w:val="single" w:color="D5DBE1" w:sz="4"/>
+            </w:tcBorders>
+            <w:tcMar>
+              <w:top w:type="dxa" w:w="60"/>
+              <w:left w:type="dxa" w:w="100"/>
+              <w:bottom w:type="dxa" w:w="60"/>
+              <w:right w:type="dxa" w:w="100"/>
+            </w:tcMar>
+          </w:tcPr>
+          <w:p>
+            <w:pPr>
+              <w:spacing w:after="0"/>
+            </w:pPr>
+            <w:r>
+              <w:t xml:space="preserve">Para a aba Serviços. As vulnerabilidades exigem um </w:t>
+            </w:r>
+            <w:r>
+              <w:rPr>
+                <w:rFonts w:ascii="Consolas" w:cs="Consolas" w:eastAsia="Consolas" w:hAnsi="Consolas"/>
+                <w:color w:val="0B4F6C"/>
+                <w:sz w:val="19"/>
+                <w:szCs w:val="19"/>
+              </w:rPr>
+              <w:t xml:space="preserve">package-lock.json</w:t>
+            </w:r>
+            <w:r>
+              <w:t xml:space="preserve"> na pasta de cada app.</w:t>
             </w:r>
           </w:p>
         </w:tc>
@@ -3866,6 +4224,200 @@
           </w:p>
         </w:tc>
       </w:tr>
+      <w:tr>
+        <w:trPr>
+          <w:cantSplit/>
+        </w:trPr>
+        <w:tc>
+          <w:tcPr>
+            <w:tcW w:type="dxa" w:w="2700"/>
+            <w:tcBorders>
+              <w:top w:val="single" w:color="D5DBE1" w:sz="4"/>
+              <w:left w:val="single" w:color="D5DBE1" w:sz="4"/>
+              <w:bottom w:val="single" w:color="D5DBE1" w:sz="4"/>
+              <w:right w:val="single" w:color="D5DBE1" w:sz="4"/>
+            </w:tcBorders>
+            <w:tcMar>
+              <w:top w:type="dxa" w:w="60"/>
+              <w:left w:type="dxa" w:w="100"/>
+              <w:bottom w:type="dxa" w:w="60"/>
+              <w:right w:type="dxa" w:w="100"/>
+            </w:tcMar>
+          </w:tcPr>
+          <w:p>
+            <w:pPr>
+              <w:spacing w:after="0"/>
+            </w:pPr>
+            <w:r>
+              <w:rPr>
+                <w:rFonts w:ascii="Consolas" w:cs="Consolas" w:eastAsia="Consolas" w:hAnsi="Consolas"/>
+                <w:color w:val="0B4F6C"/>
+                <w:sz w:val="19"/>
+                <w:szCs w:val="19"/>
+              </w:rPr>
+              <w:t xml:space="preserve">SOC_RESPONSE_*</w:t>
+            </w:r>
+          </w:p>
+        </w:tc>
+        <w:tc>
+          <w:tcPr>
+            <w:tcW w:type="dxa" w:w="2600"/>
+            <w:tcBorders>
+              <w:top w:val="single" w:color="D5DBE1" w:sz="4"/>
+              <w:left w:val="single" w:color="D5DBE1" w:sz="4"/>
+              <w:bottom w:val="single" w:color="D5DBE1" w:sz="4"/>
+              <w:right w:val="single" w:color="D5DBE1" w:sz="4"/>
+            </w:tcBorders>
+            <w:tcMar>
+              <w:top w:type="dxa" w:w="60"/>
+              <w:left w:type="dxa" w:w="100"/>
+              <w:bottom w:type="dxa" w:w="60"/>
+              <w:right w:type="dxa" w:w="100"/>
+            </w:tcMar>
+          </w:tcPr>
+          <w:p>
+            <w:pPr>
+              <w:spacing w:after="0"/>
+            </w:pPr>
+            <w:r>
+              <w:t xml:space="preserve">opcional (padrões prontos)</w:t>
+            </w:r>
+          </w:p>
+        </w:tc>
+        <w:tc>
+          <w:tcPr>
+            <w:tcW w:type="dxa" w:w="4338"/>
+            <w:tcBorders>
+              <w:top w:val="single" w:color="D5DBE1" w:sz="4"/>
+              <w:left w:val="single" w:color="D5DBE1" w:sz="4"/>
+              <w:bottom w:val="single" w:color="D5DBE1" w:sz="4"/>
+              <w:right w:val="single" w:color="D5DBE1" w:sz="4"/>
+            </w:tcBorders>
+            <w:tcMar>
+              <w:top w:type="dxa" w:w="60"/>
+              <w:left w:type="dxa" w:w="100"/>
+              <w:bottom w:type="dxa" w:w="60"/>
+              <w:right w:type="dxa" w:w="100"/>
+            </w:tcMar>
+          </w:tcPr>
+          <w:p>
+            <w:pPr>
+              <w:spacing w:after="0"/>
+            </w:pPr>
+            <w:r>
+              <w:t xml:space="preserve">O que o SOC faz sozinho e o que espera sua aprovação. Ver capítulo 8.</w:t>
+            </w:r>
+          </w:p>
+        </w:tc>
+      </w:tr>
+      <w:tr>
+        <w:trPr>
+          <w:cantSplit/>
+        </w:trPr>
+        <w:tc>
+          <w:tcPr>
+            <w:tcW w:type="dxa" w:w="2700"/>
+            <w:tcBorders>
+              <w:top w:val="single" w:color="D5DBE1" w:sz="4"/>
+              <w:left w:val="single" w:color="D5DBE1" w:sz="4"/>
+              <w:bottom w:val="single" w:color="D5DBE1" w:sz="4"/>
+              <w:right w:val="single" w:color="D5DBE1" w:sz="4"/>
+            </w:tcBorders>
+            <w:tcMar>
+              <w:top w:type="dxa" w:w="60"/>
+              <w:left w:type="dxa" w:w="100"/>
+              <w:bottom w:type="dxa" w:w="60"/>
+              <w:right w:type="dxa" w:w="100"/>
+            </w:tcMar>
+          </w:tcPr>
+          <w:p>
+            <w:pPr>
+              <w:spacing w:after="0"/>
+            </w:pPr>
+            <w:r>
+              <w:rPr>
+                <w:rFonts w:ascii="Consolas" w:cs="Consolas" w:eastAsia="Consolas" w:hAnsi="Consolas"/>
+                <w:color w:val="0B4F6C"/>
+                <w:sz w:val="19"/>
+                <w:szCs w:val="19"/>
+              </w:rPr>
+              <w:t xml:space="preserve">SOC_RESPONSE_ALLOWLIST</w:t>
+            </w:r>
+          </w:p>
+        </w:tc>
+        <w:tc>
+          <w:tcPr>
+            <w:tcW w:type="dxa" w:w="2600"/>
+            <w:tcBorders>
+              <w:top w:val="single" w:color="D5DBE1" w:sz="4"/>
+              <w:left w:val="single" w:color="D5DBE1" w:sz="4"/>
+              <w:bottom w:val="single" w:color="D5DBE1" w:sz="4"/>
+              <w:right w:val="single" w:color="D5DBE1" w:sz="4"/>
+            </w:tcBorders>
+            <w:tcMar>
+              <w:top w:type="dxa" w:w="60"/>
+              <w:left w:type="dxa" w:w="100"/>
+              <w:bottom w:type="dxa" w:w="60"/>
+              <w:right w:type="dxa" w:w="100"/>
+            </w:tcMar>
+          </w:tcPr>
+          <w:p>
+            <w:pPr>
+              <w:spacing w:after="0"/>
+            </w:pPr>
+            <w:r>
+              <w:t xml:space="preserve">recomendado</w:t>
+            </w:r>
+          </w:p>
+        </w:tc>
+        <w:tc>
+          <w:tcPr>
+            <w:tcW w:type="dxa" w:w="4338"/>
+            <w:tcBorders>
+              <w:top w:val="single" w:color="D5DBE1" w:sz="4"/>
+              <w:left w:val="single" w:color="D5DBE1" w:sz="4"/>
+              <w:bottom w:val="single" w:color="D5DBE1" w:sz="4"/>
+              <w:right w:val="single" w:color="D5DBE1" w:sz="4"/>
+            </w:tcBorders>
+            <w:tcMar>
+              <w:top w:type="dxa" w:w="60"/>
+              <w:left w:type="dxa" w:w="100"/>
+              <w:bottom w:type="dxa" w:w="60"/>
+              <w:right w:type="dxa" w:w="100"/>
+            </w:tcMar>
+          </w:tcPr>
+          <w:p>
+            <w:pPr>
+              <w:spacing w:after="0"/>
+            </w:pPr>
+            <w:r>
+              <w:t xml:space="preserve">IPs ou faixas que </w:t>
+            </w:r>
+            <w:r>
+              <w:rPr>
+                <w:b/>
+                <w:bCs/>
+              </w:rPr>
+              <w:t xml:space="preserve">nunca</w:t>
+            </w:r>
+            <w:r>
+              <w:t xml:space="preserve"> são bloqueados, como o IP da sua casa. Ex.: </w:t>
+            </w:r>
+            <w:r>
+              <w:rPr>
+                <w:rFonts w:ascii="Consolas" w:cs="Consolas" w:eastAsia="Consolas" w:hAnsi="Consolas"/>
+                <w:color w:val="0B4F6C"/>
+                <w:sz w:val="19"/>
+                <w:szCs w:val="19"/>
+              </w:rPr>
+              <w:t xml:space="preserve">203.0.113.10,198.51.100.0/24</w:t>
+            </w:r>
+            <w:r>
+              <w:t xml:space="preserve">.</w:t>
+            </w:r>
+          </w:p>
+        </w:tc>
+      </w:tr>
     </w:tbl>
     <w:p>
       <w:pPr>
@@ -5177,7 +5729,7 @@
               <w:spacing w:after="0"/>
             </w:pPr>
             <w:r>
-              <w:t xml:space="preserve">Bloqueado no caminho. Quase sempre é o firewall da máquina do SOC; veja a seção 10.</w:t>
+              <w:t xml:space="preserve">Bloqueado no caminho. Quase sempre é o firewall da máquina do SOC; veja o capítulo 12.</w:t>
             </w:r>
           </w:p>
         </w:tc>
@@ -5695,7 +6247,274 @@
               <w:t xml:space="preserve">SOC_HEARTBEAT_INTERVAL</w:t>
             </w:r>
             <w:r>
+              <w:t xml:space="preserve"> (30s), </w:t>
+            </w:r>
+            <w:r>
+              <w:rPr>
+                <w:rFonts w:ascii="Consolas" w:cs="Consolas" w:eastAsia="Consolas" w:hAnsi="Consolas"/>
+                <w:color w:val="0B4F6C"/>
+                <w:sz w:val="19"/>
+                <w:szCs w:val="19"/>
+              </w:rPr>
+              <w:t xml:space="preserve">SOC_PM2_INTERVAL</w:t>
+            </w:r>
+            <w:r>
               <w:t xml:space="preserve"> (30s).</w:t>
+            </w:r>
+          </w:p>
+        </w:tc>
+      </w:tr>
+      <w:tr>
+        <w:trPr>
+          <w:cantSplit/>
+        </w:trPr>
+        <w:tc>
+          <w:tcPr>
+            <w:tcW w:type="dxa" w:w="3000"/>
+            <w:tcBorders>
+              <w:top w:val="single" w:color="D5DBE1" w:sz="4"/>
+              <w:left w:val="single" w:color="D5DBE1" w:sz="4"/>
+              <w:bottom w:val="single" w:color="D5DBE1" w:sz="4"/>
+              <w:right w:val="single" w:color="D5DBE1" w:sz="4"/>
+            </w:tcBorders>
+            <w:tcMar>
+              <w:top w:type="dxa" w:w="60"/>
+              <w:left w:type="dxa" w:w="100"/>
+              <w:bottom w:type="dxa" w:w="60"/>
+              <w:right w:type="dxa" w:w="100"/>
+            </w:tcMar>
+          </w:tcPr>
+          <w:p>
+            <w:pPr>
+              <w:spacing w:after="0"/>
+            </w:pPr>
+            <w:r>
+              <w:rPr>
+                <w:rFonts w:ascii="Consolas" w:cs="Consolas" w:eastAsia="Consolas" w:hAnsi="Consolas"/>
+                <w:color w:val="0B4F6C"/>
+                <w:sz w:val="19"/>
+                <w:szCs w:val="19"/>
+              </w:rPr>
+              <w:t xml:space="preserve">SOC_RESPONSE_ENABLED</w:t>
+            </w:r>
+          </w:p>
+        </w:tc>
+        <w:tc>
+          <w:tcPr>
+            <w:tcW w:type="dxa" w:w="6638"/>
+            <w:tcBorders>
+              <w:top w:val="single" w:color="D5DBE1" w:sz="4"/>
+              <w:left w:val="single" w:color="D5DBE1" w:sz="4"/>
+              <w:bottom w:val="single" w:color="D5DBE1" w:sz="4"/>
+              <w:right w:val="single" w:color="D5DBE1" w:sz="4"/>
+            </w:tcBorders>
+            <w:tcMar>
+              <w:top w:type="dxa" w:w="60"/>
+              <w:left w:type="dxa" w:w="100"/>
+              <w:bottom w:type="dxa" w:w="60"/>
+              <w:right w:type="dxa" w:w="100"/>
+            </w:tcMar>
+          </w:tcPr>
+          <w:p>
+            <w:pPr>
+              <w:spacing w:after="0"/>
+            </w:pPr>
+            <w:r>
+              <w:t xml:space="preserve">Opcional, padrão </w:t>
+            </w:r>
+            <w:r>
+              <w:rPr>
+                <w:rFonts w:ascii="Consolas" w:cs="Consolas" w:eastAsia="Consolas" w:hAnsi="Consolas"/>
+                <w:color w:val="0B4F6C"/>
+                <w:sz w:val="19"/>
+                <w:szCs w:val="19"/>
+              </w:rPr>
+              <w:t xml:space="preserve">true</w:t>
+            </w:r>
+            <w:r>
+              <w:t xml:space="preserve">. Com </w:t>
+            </w:r>
+            <w:r>
+              <w:rPr>
+                <w:rFonts w:ascii="Consolas" w:cs="Consolas" w:eastAsia="Consolas" w:hAnsi="Consolas"/>
+                <w:color w:val="0B4F6C"/>
+                <w:sz w:val="19"/>
+                <w:szCs w:val="19"/>
+              </w:rPr>
+              <w:t xml:space="preserve">false</w:t>
+            </w:r>
+            <w:r>
+              <w:t xml:space="preserve"> o agente só observa: não bloqueia nem executa ações.</w:t>
+            </w:r>
+          </w:p>
+        </w:tc>
+      </w:tr>
+      <w:tr>
+        <w:trPr>
+          <w:cantSplit/>
+        </w:trPr>
+        <w:tc>
+          <w:tcPr>
+            <w:tcW w:type="dxa" w:w="3000"/>
+            <w:tcBorders>
+              <w:top w:val="single" w:color="D5DBE1" w:sz="4"/>
+              <w:left w:val="single" w:color="D5DBE1" w:sz="4"/>
+              <w:bottom w:val="single" w:color="D5DBE1" w:sz="4"/>
+              <w:right w:val="single" w:color="D5DBE1" w:sz="4"/>
+            </w:tcBorders>
+            <w:tcMar>
+              <w:top w:type="dxa" w:w="60"/>
+              <w:left w:type="dxa" w:w="100"/>
+              <w:bottom w:type="dxa" w:w="60"/>
+              <w:right w:type="dxa" w:w="100"/>
+            </w:tcMar>
+          </w:tcPr>
+          <w:p>
+            <w:pPr>
+              <w:spacing w:after="0"/>
+            </w:pPr>
+            <w:r>
+              <w:rPr>
+                <w:rFonts w:ascii="Consolas" w:cs="Consolas" w:eastAsia="Consolas" w:hAnsi="Consolas"/>
+                <w:color w:val="0B4F6C"/>
+                <w:sz w:val="19"/>
+                <w:szCs w:val="19"/>
+              </w:rPr>
+              <w:t xml:space="preserve">SOC_RESPONSE_ALLOWLIST</w:t>
+            </w:r>
+          </w:p>
+        </w:tc>
+        <w:tc>
+          <w:tcPr>
+            <w:tcW w:type="dxa" w:w="6638"/>
+            <w:tcBorders>
+              <w:top w:val="single" w:color="D5DBE1" w:sz="4"/>
+              <w:left w:val="single" w:color="D5DBE1" w:sz="4"/>
+              <w:bottom w:val="single" w:color="D5DBE1" w:sz="4"/>
+              <w:right w:val="single" w:color="D5DBE1" w:sz="4"/>
+            </w:tcBorders>
+            <w:tcMar>
+              <w:top w:type="dxa" w:w="60"/>
+              <w:left w:type="dxa" w:w="100"/>
+              <w:bottom w:type="dxa" w:w="60"/>
+              <w:right w:type="dxa" w:w="100"/>
+            </w:tcMar>
+          </w:tcPr>
+          <w:p>
+            <w:pPr>
+              <w:spacing w:after="0"/>
+            </w:pPr>
+            <w:r>
+              <w:t xml:space="preserve">Opcional. IPs ou faixas que o agente nunca bloqueia (o seu IP fixo). Loopback, redes privadas, Tailscale e o terminal do painel do provedor já são protegidos.</w:t>
+            </w:r>
+          </w:p>
+        </w:tc>
+      </w:tr>
+      <w:tr>
+        <w:trPr>
+          <w:cantSplit/>
+        </w:trPr>
+        <w:tc>
+          <w:tcPr>
+            <w:tcW w:type="dxa" w:w="3000"/>
+            <w:tcBorders>
+              <w:top w:val="single" w:color="D5DBE1" w:sz="4"/>
+              <w:left w:val="single" w:color="D5DBE1" w:sz="4"/>
+              <w:bottom w:val="single" w:color="D5DBE1" w:sz="4"/>
+              <w:right w:val="single" w:color="D5DBE1" w:sz="4"/>
+            </w:tcBorders>
+            <w:tcMar>
+              <w:top w:type="dxa" w:w="60"/>
+              <w:left w:type="dxa" w:w="100"/>
+              <w:bottom w:type="dxa" w:w="60"/>
+              <w:right w:type="dxa" w:w="100"/>
+            </w:tcMar>
+          </w:tcPr>
+          <w:p>
+            <w:pPr>
+              <w:spacing w:after="0"/>
+            </w:pPr>
+            <w:r>
+              <w:rPr>
+                <w:rFonts w:ascii="Consolas" w:cs="Consolas" w:eastAsia="Consolas" w:hAnsi="Consolas"/>
+                <w:color w:val="0B4F6C"/>
+                <w:sz w:val="19"/>
+                <w:szCs w:val="19"/>
+              </w:rPr>
+              <w:t xml:space="preserve">SOC_AUTOBLOCK</w:t>
+            </w:r>
+          </w:p>
+        </w:tc>
+        <w:tc>
+          <w:tcPr>
+            <w:tcW w:type="dxa" w:w="6638"/>
+            <w:tcBorders>
+              <w:top w:val="single" w:color="D5DBE1" w:sz="4"/>
+              <w:left w:val="single" w:color="D5DBE1" w:sz="4"/>
+              <w:bottom w:val="single" w:color="D5DBE1" w:sz="4"/>
+              <w:right w:val="single" w:color="D5DBE1" w:sz="4"/>
+            </w:tcBorders>
+            <w:tcMar>
+              <w:top w:type="dxa" w:w="60"/>
+              <w:left w:type="dxa" w:w="100"/>
+              <w:bottom w:type="dxa" w:w="60"/>
+              <w:right w:type="dxa" w:w="100"/>
+            </w:tcMar>
+          </w:tcPr>
+          <w:p>
+            <w:pPr>
+              <w:spacing w:after="0"/>
+            </w:pPr>
+            <w:r>
+              <w:t xml:space="preserve">Opcional, padrão </w:t>
+            </w:r>
+            <w:r>
+              <w:rPr>
+                <w:rFonts w:ascii="Consolas" w:cs="Consolas" w:eastAsia="Consolas" w:hAnsi="Consolas"/>
+                <w:color w:val="0B4F6C"/>
+                <w:sz w:val="19"/>
+                <w:szCs w:val="19"/>
+              </w:rPr>
+              <w:t xml:space="preserve">true</w:t>
+            </w:r>
+            <w:r>
+              <w:t xml:space="preserve">: guarda local contra brute force, que funciona mesmo com o SOC desligado. Ajustes: </w:t>
+            </w:r>
+            <w:r>
+              <w:rPr>
+                <w:rFonts w:ascii="Consolas" w:cs="Consolas" w:eastAsia="Consolas" w:hAnsi="Consolas"/>
+                <w:color w:val="0B4F6C"/>
+                <w:sz w:val="19"/>
+                <w:szCs w:val="19"/>
+              </w:rPr>
+              <w:t xml:space="preserve">SOC_AUTOBLOCK_THRESHOLD</w:t>
+            </w:r>
+            <w:r>
+              <w:t xml:space="preserve"> (10 falhas), </w:t>
+            </w:r>
+            <w:r>
+              <w:rPr>
+                <w:rFonts w:ascii="Consolas" w:cs="Consolas" w:eastAsia="Consolas" w:hAnsi="Consolas"/>
+                <w:color w:val="0B4F6C"/>
+                <w:sz w:val="19"/>
+                <w:szCs w:val="19"/>
+              </w:rPr>
+              <w:t xml:space="preserve">SOC_AUTOBLOCK_WINDOW</w:t>
+            </w:r>
+            <w:r>
+              <w:t xml:space="preserve"> (2m), </w:t>
+            </w:r>
+            <w:r>
+              <w:rPr>
+                <w:rFonts w:ascii="Consolas" w:cs="Consolas" w:eastAsia="Consolas" w:hAnsi="Consolas"/>
+                <w:color w:val="0B4F6C"/>
+                <w:sz w:val="19"/>
+                <w:szCs w:val="19"/>
+              </w:rPr>
+              <w:t xml:space="preserve">SOC_AUTOBLOCK_TTL</w:t>
+            </w:r>
+            <w:r>
+              <w:t xml:space="preserve"> (24h).</w:t>
             </w:r>
           </w:p>
         </w:tc>
@@ -6051,6 +6870,104 @@
         <w:ind w:left="200" w:right="120"/>
       </w:pPr>
       <w:r>
+        <w:t xml:space="preserve">Postura do servidor: sessões abertas, atualizações pendentes, reboot pendente, serviços systemd em falha, configuração efetiva do SSH (</w:t>
+      </w:r>
+      <w:r>
+        <w:rPr>
+          <w:rFonts w:ascii="Consolas" w:cs="Consolas" w:eastAsia="Consolas" w:hAnsi="Consolas"/>
+          <w:color w:val="0B4F6C"/>
+          <w:sz w:val="19"/>
+          <w:szCs w:val="19"/>
+        </w:rPr>
+        <w:t xml:space="preserve">sshd -T</w:t>
+      </w:r>
+      <w:r>
+        <w:t xml:space="preserve">) e certificados TLS do certbot e do nginx.</w:t>
+      </w:r>
+    </w:p>
+    <w:p>
+      <w:pPr>
+        <w:keepNext/>
+        <w:pBdr>
+          <w:left w:val="single" w:color="1D6B93" w:sz="24" w:space="8"/>
+        </w:pBdr>
+        <w:shd w:fill="E8F3F8" w:color="auto" w:val="clear"/>
+        <w:spacing w:before="40" w:after="0"/>
+        <w:ind w:left="200" w:right="120"/>
+      </w:pPr>
+      <w:r>
+        <w:t xml:space="preserve">Apps do PM2: a lista do </w:t>
+      </w:r>
+      <w:r>
+        <w:rPr>
+          <w:rFonts w:ascii="Consolas" w:cs="Consolas" w:eastAsia="Consolas" w:hAnsi="Consolas"/>
+          <w:color w:val="0B4F6C"/>
+          <w:sz w:val="19"/>
+          <w:szCs w:val="19"/>
+        </w:rPr>
+        <w:t xml:space="preserve">pm2 jlist</w:t>
+      </w:r>
+      <w:r>
+        <w:t xml:space="preserve"> (status, CPU, memória, reinícios), o nome e a versão dos pacotes do </w:t>
+      </w:r>
+      <w:r>
+        <w:rPr>
+          <w:rFonts w:ascii="Consolas" w:cs="Consolas" w:eastAsia="Consolas" w:hAnsi="Consolas"/>
+          <w:color w:val="0B4F6C"/>
+          <w:sz w:val="19"/>
+          <w:szCs w:val="19"/>
+        </w:rPr>
+        <w:t xml:space="preserve">package-lock.json</w:t>
+      </w:r>
+      <w:r>
+        <w:t xml:space="preserve"> e as permissões do </w:t>
+      </w:r>
+      <w:r>
+        <w:rPr>
+          <w:rFonts w:ascii="Consolas" w:cs="Consolas" w:eastAsia="Consolas" w:hAnsi="Consolas"/>
+          <w:color w:val="0B4F6C"/>
+          <w:sz w:val="19"/>
+          <w:szCs w:val="19"/>
+        </w:rPr>
+        <w:t xml:space="preserve">.env</w:t>
+      </w:r>
+      <w:r>
+        <w:t xml:space="preserve">. As variáveis de ambiente e o conteúdo do </w:t>
+      </w:r>
+      <w:r>
+        <w:rPr>
+          <w:rFonts w:ascii="Consolas" w:cs="Consolas" w:eastAsia="Consolas" w:hAnsi="Consolas"/>
+          <w:color w:val="0B4F6C"/>
+          <w:sz w:val="19"/>
+          <w:szCs w:val="19"/>
+        </w:rPr>
+        <w:t xml:space="preserve">.env</w:t>
+      </w:r>
+      <w:r>
+        <w:t xml:space="preserve"> (senhas, chaves) </w:t>
+      </w:r>
+      <w:r>
+        <w:rPr>
+          <w:b/>
+          <w:bCs/>
+        </w:rPr>
+        <w:t xml:space="preserve">nunca</w:t>
+      </w:r>
+      <w:r>
+        <w:t xml:space="preserve"> saem do servidor.</w:t>
+      </w:r>
+    </w:p>
+    <w:p>
+      <w:pPr>
+        <w:keepNext/>
+        <w:pBdr>
+          <w:left w:val="single" w:color="1D6B93" w:sz="24" w:space="8"/>
+        </w:pBdr>
+        <w:shd w:fill="E8F3F8" w:color="auto" w:val="clear"/>
+        <w:spacing w:before="40" w:after="0"/>
+        <w:ind w:left="200" w:right="120"/>
+      </w:pPr>
+      <w:r>
         <w:t xml:space="preserve">Do </w:t>
       </w:r>
       <w:r>
@@ -6077,7 +6994,7 @@
         <w:ind w:left="200" w:right="120"/>
       </w:pPr>
       <w:r>
-        <w:t xml:space="preserve">O serviço roda como root (exigência para ler essas fontes), mas isolado pelo systemd: sistema de arquivos somente leitura, no máximo 128 MB de RAM e 20% de CPU.</w:t>
+        <w:t xml:space="preserve">O serviço roda como root (exigência para ler essas fontes e mexer no firewall), mas isolado pelo systemd: sistema de arquivos somente leitura (exceto a própria pasta, o journal e o cache do apt), no máximo 256 MB de RAM e 20% de CPU.</w:t>
       </w:r>
     </w:p>
     <w:p>
@@ -6248,7 +7165,7 @@
               <w:spacing w:after="0"/>
             </w:pPr>
             <w:r>
-              <w:t xml:space="preserve">Alarme de tela cheia com sirene, até alguém clicar em </w:t>
+              <w:t xml:space="preserve">Alarme de tela cheia com som de alarme repetido, até alguém clicar em </w:t>
             </w:r>
             <w:r>
               <w:rPr>
@@ -6333,7 +7250,7 @@
               <w:spacing w:after="0"/>
             </w:pPr>
             <w:r>
-              <w:t xml:space="preserve">Aviso no canto da tela com um bipe curto.</w:t>
+              <w:t xml:space="preserve">Aviso no canto da tela com um som curto de alerta.</w:t>
             </w:r>
           </w:p>
         </w:tc>
@@ -6363,6 +7280,61 @@
               <w:spacing w:after="0"/>
             </w:pPr>
             <w:r>
+              <w:t xml:space="preserve">Ação de resposta aguardando você</w:t>
+            </w:r>
+          </w:p>
+        </w:tc>
+        <w:tc>
+          <w:tcPr>
+            <w:tcW w:type="dxa" w:w="6638"/>
+            <w:tcBorders>
+              <w:top w:val="single" w:color="D5DBE1" w:sz="4"/>
+              <w:left w:val="single" w:color="D5DBE1" w:sz="4"/>
+              <w:bottom w:val="single" w:color="D5DBE1" w:sz="4"/>
+              <w:right w:val="single" w:color="D5DBE1" w:sz="4"/>
+            </w:tcBorders>
+            <w:tcMar>
+              <w:top w:type="dxa" w:w="60"/>
+              <w:left w:type="dxa" w:w="100"/>
+              <w:bottom w:type="dxa" w:w="60"/>
+              <w:right w:type="dxa" w:w="100"/>
+            </w:tcMar>
+          </w:tcPr>
+          <w:p>
+            <w:pPr>
+              <w:spacing w:after="0"/>
+            </w:pPr>
+            <w:r>
+              <w:t xml:space="preserve">Faixa amarela no topo da Situação ("ações de resposta aguardando sua aprovação"), com link para a aba Resposta.</w:t>
+            </w:r>
+          </w:p>
+        </w:tc>
+      </w:tr>
+      <w:tr>
+        <w:trPr>
+          <w:cantSplit/>
+        </w:trPr>
+        <w:tc>
+          <w:tcPr>
+            <w:tcW w:type="dxa" w:w="3000"/>
+            <w:tcBorders>
+              <w:top w:val="single" w:color="D5DBE1" w:sz="4"/>
+              <w:left w:val="single" w:color="D5DBE1" w:sz="4"/>
+              <w:bottom w:val="single" w:color="D5DBE1" w:sz="4"/>
+              <w:right w:val="single" w:color="D5DBE1" w:sz="4"/>
+            </w:tcBorders>
+            <w:tcMar>
+              <w:top w:type="dxa" w:w="60"/>
+              <w:left w:type="dxa" w:w="100"/>
+              <w:bottom w:type="dxa" w:w="60"/>
+              <w:right w:type="dxa" w:w="100"/>
+            </w:tcMar>
+          </w:tcPr>
+          <w:p>
+            <w:pPr>
+              <w:spacing w:after="0"/>
+            </w:pPr>
+            <w:r>
               <w:t xml:space="preserve">Qualquer alarme</w:t>
             </w:r>
           </w:p>
@@ -6389,6 +7361,431 @@
             </w:pPr>
             <w:r>
               <w:t xml:space="preserve">O título da aba pisca e, se ativado, sai uma notificação do sistema operacional.</w:t>
+            </w:r>
+          </w:p>
+        </w:tc>
+      </w:tr>
+    </w:tbl>
+    <w:p>
+      <w:pPr>
+        <w:spacing w:after="120"/>
+      </w:pPr>
+    </w:p>
+    <w:p>
+      <w:pPr>
+        <w:spacing w:after="120"/>
+      </w:pPr>
+      <w:r>
+        <w:t xml:space="preserve">O painel tem um som para cada momento:</w:t>
+      </w:r>
+    </w:p>
+    <w:tbl>
+      <w:tblPr>
+        <w:tblW w:type="dxa" w:w="9638"/>
+        <w:tblBorders>
+          <w:top w:val="single" w:color="auto" w:sz="4"/>
+          <w:left w:val="single" w:color="auto" w:sz="4"/>
+          <w:bottom w:val="single" w:color="auto" w:sz="4"/>
+          <w:right w:val="single" w:color="auto" w:sz="4"/>
+          <w:insideH w:val="single" w:color="auto" w:sz="4"/>
+          <w:insideV w:val="single" w:color="auto" w:sz="4"/>
+        </w:tblBorders>
+      </w:tblPr>
+      <w:tblGrid>
+        <w:gridCol w:w="4200"/>
+        <w:gridCol w:w="5438"/>
+      </w:tblGrid>
+      <w:tr>
+        <w:trPr>
+          <w:tblHeader/>
+        </w:trPr>
+        <w:tc>
+          <w:tcPr>
+            <w:tcW w:type="dxa" w:w="4200"/>
+            <w:tcBorders>
+              <w:top w:val="single" w:color="D5DBE1" w:sz="4"/>
+              <w:left w:val="single" w:color="D5DBE1" w:sz="4"/>
+              <w:bottom w:val="single" w:color="D5DBE1" w:sz="4"/>
+              <w:right w:val="single" w:color="D5DBE1" w:sz="4"/>
+            </w:tcBorders>
+            <w:shd w:fill="E3ECF2" w:color="auto" w:val="clear"/>
+            <w:tcMar>
+              <w:top w:type="dxa" w:w="60"/>
+              <w:left w:type="dxa" w:w="100"/>
+              <w:bottom w:type="dxa" w:w="60"/>
+              <w:right w:type="dxa" w:w="100"/>
+            </w:tcMar>
+          </w:tcPr>
+          <w:p>
+            <w:pPr>
+              <w:spacing w:after="0"/>
+            </w:pPr>
+            <w:r>
+              <w:rPr>
+                <w:b/>
+                <w:bCs/>
+              </w:rPr>
+              <w:t xml:space="preserve">Som</w:t>
+            </w:r>
+          </w:p>
+        </w:tc>
+        <w:tc>
+          <w:tcPr>
+            <w:tcW w:type="dxa" w:w="5438"/>
+            <w:tcBorders>
+              <w:top w:val="single" w:color="D5DBE1" w:sz="4"/>
+              <w:left w:val="single" w:color="D5DBE1" w:sz="4"/>
+              <w:bottom w:val="single" w:color="D5DBE1" w:sz="4"/>
+              <w:right w:val="single" w:color="D5DBE1" w:sz="4"/>
+            </w:tcBorders>
+            <w:shd w:fill="E3ECF2" w:color="auto" w:val="clear"/>
+            <w:tcMar>
+              <w:top w:type="dxa" w:w="60"/>
+              <w:left w:type="dxa" w:w="100"/>
+              <w:bottom w:type="dxa" w:w="60"/>
+              <w:right w:type="dxa" w:w="100"/>
+            </w:tcMar>
+          </w:tcPr>
+          <w:p>
+            <w:pPr>
+              <w:spacing w:after="0"/>
+            </w:pPr>
+            <w:r>
+              <w:rPr>
+                <w:b/>
+                <w:bCs/>
+              </w:rPr>
+              <w:t xml:space="preserve">Quando toca</w:t>
+            </w:r>
+          </w:p>
+        </w:tc>
+      </w:tr>
+      <w:tr>
+        <w:trPr>
+          <w:cantSplit/>
+        </w:trPr>
+        <w:tc>
+          <w:tcPr>
+            <w:tcW w:type="dxa" w:w="4200"/>
+            <w:tcBorders>
+              <w:top w:val="single" w:color="D5DBE1" w:sz="4"/>
+              <w:left w:val="single" w:color="D5DBE1" w:sz="4"/>
+              <w:bottom w:val="single" w:color="D5DBE1" w:sz="4"/>
+              <w:right w:val="single" w:color="D5DBE1" w:sz="4"/>
+            </w:tcBorders>
+            <w:tcMar>
+              <w:top w:type="dxa" w:w="60"/>
+              <w:left w:type="dxa" w:w="100"/>
+              <w:bottom w:type="dxa" w:w="60"/>
+              <w:right w:type="dxa" w:w="100"/>
+            </w:tcMar>
+          </w:tcPr>
+          <w:p>
+            <w:pPr>
+              <w:spacing w:after="0"/>
+            </w:pPr>
+            <w:r>
+              <w:t xml:space="preserve">Inicialização (carrega e termina num impacto)</w:t>
+            </w:r>
+          </w:p>
+        </w:tc>
+        <w:tc>
+          <w:tcPr>
+            <w:tcW w:type="dxa" w:w="5438"/>
+            <w:tcBorders>
+              <w:top w:val="single" w:color="D5DBE1" w:sz="4"/>
+              <w:left w:val="single" w:color="D5DBE1" w:sz="4"/>
+              <w:bottom w:val="single" w:color="D5DBE1" w:sz="4"/>
+              <w:right w:val="single" w:color="D5DBE1" w:sz="4"/>
+            </w:tcBorders>
+            <w:tcMar>
+              <w:top w:type="dxa" w:w="60"/>
+              <w:left w:type="dxa" w:w="100"/>
+              <w:bottom w:type="dxa" w:w="60"/>
+              <w:right w:type="dxa" w:w="100"/>
+            </w:tcMar>
+          </w:tcPr>
+          <w:p>
+            <w:pPr>
+              <w:spacing w:after="0"/>
+            </w:pPr>
+            <w:r>
+              <w:t xml:space="preserve">Ao entrar no painel com o token.</w:t>
+            </w:r>
+          </w:p>
+        </w:tc>
+      </w:tr>
+      <w:tr>
+        <w:trPr>
+          <w:cantSplit/>
+        </w:trPr>
+        <w:tc>
+          <w:tcPr>
+            <w:tcW w:type="dxa" w:w="4200"/>
+            <w:tcBorders>
+              <w:top w:val="single" w:color="D5DBE1" w:sz="4"/>
+              <w:left w:val="single" w:color="D5DBE1" w:sz="4"/>
+              <w:bottom w:val="single" w:color="D5DBE1" w:sz="4"/>
+              <w:right w:val="single" w:color="D5DBE1" w:sz="4"/>
+            </w:tcBorders>
+            <w:tcMar>
+              <w:top w:type="dxa" w:w="60"/>
+              <w:left w:type="dxa" w:w="100"/>
+              <w:bottom w:type="dxa" w:w="60"/>
+              <w:right w:type="dxa" w:w="100"/>
+            </w:tcMar>
+          </w:tcPr>
+          <w:p>
+            <w:pPr>
+              <w:spacing w:after="0"/>
+            </w:pPr>
+            <w:r>
+              <w:t xml:space="preserve">Alarme crítico (subida rápida, repetida)</w:t>
+            </w:r>
+          </w:p>
+        </w:tc>
+        <w:tc>
+          <w:tcPr>
+            <w:tcW w:type="dxa" w:w="5438"/>
+            <w:tcBorders>
+              <w:top w:val="single" w:color="D5DBE1" w:sz="4"/>
+              <w:left w:val="single" w:color="D5DBE1" w:sz="4"/>
+              <w:bottom w:val="single" w:color="D5DBE1" w:sz="4"/>
+              <w:right w:val="single" w:color="D5DBE1" w:sz="4"/>
+            </w:tcBorders>
+            <w:tcMar>
+              <w:top w:type="dxa" w:w="60"/>
+              <w:left w:type="dxa" w:w="100"/>
+              <w:bottom w:type="dxa" w:w="60"/>
+              <w:right w:type="dxa" w:w="100"/>
+            </w:tcMar>
+          </w:tcPr>
+          <w:p>
+            <w:pPr>
+              <w:spacing w:after="0"/>
+            </w:pPr>
+            <w:r>
+              <w:t xml:space="preserve">Enquanto um alarme crítico está na tela.</w:t>
+            </w:r>
+          </w:p>
+        </w:tc>
+      </w:tr>
+      <w:tr>
+        <w:trPr>
+          <w:cantSplit/>
+        </w:trPr>
+        <w:tc>
+          <w:tcPr>
+            <w:tcW w:type="dxa" w:w="4200"/>
+            <w:tcBorders>
+              <w:top w:val="single" w:color="D5DBE1" w:sz="4"/>
+              <w:left w:val="single" w:color="D5DBE1" w:sz="4"/>
+              <w:bottom w:val="single" w:color="D5DBE1" w:sz="4"/>
+              <w:right w:val="single" w:color="D5DBE1" w:sz="4"/>
+            </w:tcBorders>
+            <w:tcMar>
+              <w:top w:type="dxa" w:w="60"/>
+              <w:left w:type="dxa" w:w="100"/>
+              <w:bottom w:type="dxa" w:w="60"/>
+              <w:right w:type="dxa" w:w="100"/>
+            </w:tcMar>
+          </w:tcPr>
+          <w:p>
+            <w:pPr>
+              <w:spacing w:after="0"/>
+            </w:pPr>
+            <w:r>
+              <w:t xml:space="preserve">Alerta alto (batida grave + "chime")</w:t>
+            </w:r>
+          </w:p>
+        </w:tc>
+        <w:tc>
+          <w:tcPr>
+            <w:tcW w:type="dxa" w:w="5438"/>
+            <w:tcBorders>
+              <w:top w:val="single" w:color="D5DBE1" w:sz="4"/>
+              <w:left w:val="single" w:color="D5DBE1" w:sz="4"/>
+              <w:bottom w:val="single" w:color="D5DBE1" w:sz="4"/>
+              <w:right w:val="single" w:color="D5DBE1" w:sz="4"/>
+            </w:tcBorders>
+            <w:tcMar>
+              <w:top w:type="dxa" w:w="60"/>
+              <w:left w:type="dxa" w:w="100"/>
+              <w:bottom w:type="dxa" w:w="60"/>
+              <w:right w:type="dxa" w:w="100"/>
+            </w:tcMar>
+          </w:tcPr>
+          <w:p>
+            <w:pPr>
+              <w:spacing w:after="0"/>
+            </w:pPr>
+            <w:r>
+              <w:t xml:space="preserve">Quando chega um incidente alto.</w:t>
+            </w:r>
+          </w:p>
+        </w:tc>
+      </w:tr>
+      <w:tr>
+        <w:trPr>
+          <w:cantSplit/>
+        </w:trPr>
+        <w:tc>
+          <w:tcPr>
+            <w:tcW w:type="dxa" w:w="4200"/>
+            <w:tcBorders>
+              <w:top w:val="single" w:color="D5DBE1" w:sz="4"/>
+              <w:left w:val="single" w:color="D5DBE1" w:sz="4"/>
+              <w:bottom w:val="single" w:color="D5DBE1" w:sz="4"/>
+              <w:right w:val="single" w:color="D5DBE1" w:sz="4"/>
+            </w:tcBorders>
+            <w:tcMar>
+              <w:top w:type="dxa" w:w="60"/>
+              <w:left w:type="dxa" w:w="100"/>
+              <w:bottom w:type="dxa" w:w="60"/>
+              <w:right w:type="dxa" w:w="100"/>
+            </w:tcMar>
+          </w:tcPr>
+          <w:p>
+            <w:pPr>
+              <w:spacing w:after="0"/>
+            </w:pPr>
+            <w:r>
+              <w:t xml:space="preserve">Contenção executada (bipe curto que sobe)</w:t>
+            </w:r>
+          </w:p>
+        </w:tc>
+        <w:tc>
+          <w:tcPr>
+            <w:tcW w:type="dxa" w:w="5438"/>
+            <w:tcBorders>
+              <w:top w:val="single" w:color="D5DBE1" w:sz="4"/>
+              <w:left w:val="single" w:color="D5DBE1" w:sz="4"/>
+              <w:bottom w:val="single" w:color="D5DBE1" w:sz="4"/>
+              <w:right w:val="single" w:color="D5DBE1" w:sz="4"/>
+            </w:tcBorders>
+            <w:tcMar>
+              <w:top w:type="dxa" w:w="60"/>
+              <w:left w:type="dxa" w:w="100"/>
+              <w:bottom w:type="dxa" w:w="60"/>
+              <w:right w:type="dxa" w:w="100"/>
+            </w:tcMar>
+          </w:tcPr>
+          <w:p>
+            <w:pPr>
+              <w:spacing w:after="0"/>
+            </w:pPr>
+            <w:r>
+              <w:t xml:space="preserve">Quando uma ação de resposta dá certo, por exemplo um IP bloqueado.</w:t>
+            </w:r>
+          </w:p>
+        </w:tc>
+      </w:tr>
+      <w:tr>
+        <w:trPr>
+          <w:cantSplit/>
+        </w:trPr>
+        <w:tc>
+          <w:tcPr>
+            <w:tcW w:type="dxa" w:w="4200"/>
+            <w:tcBorders>
+              <w:top w:val="single" w:color="D5DBE1" w:sz="4"/>
+              <w:left w:val="single" w:color="D5DBE1" w:sz="4"/>
+              <w:bottom w:val="single" w:color="D5DBE1" w:sz="4"/>
+              <w:right w:val="single" w:color="D5DBE1" w:sz="4"/>
+            </w:tcBorders>
+            <w:tcMar>
+              <w:top w:type="dxa" w:w="60"/>
+              <w:left w:type="dxa" w:w="100"/>
+              <w:bottom w:type="dxa" w:w="60"/>
+              <w:right w:type="dxa" w:w="100"/>
+            </w:tcMar>
+          </w:tcPr>
+          <w:p>
+            <w:pPr>
+              <w:spacing w:after="0"/>
+            </w:pPr>
+            <w:r>
+              <w:t xml:space="preserve">Conexão perdida (falha digital)</w:t>
+            </w:r>
+          </w:p>
+        </w:tc>
+        <w:tc>
+          <w:tcPr>
+            <w:tcW w:type="dxa" w:w="5438"/>
+            <w:tcBorders>
+              <w:top w:val="single" w:color="D5DBE1" w:sz="4"/>
+              <w:left w:val="single" w:color="D5DBE1" w:sz="4"/>
+              <w:bottom w:val="single" w:color="D5DBE1" w:sz="4"/>
+              <w:right w:val="single" w:color="D5DBE1" w:sz="4"/>
+            </w:tcBorders>
+            <w:tcMar>
+              <w:top w:type="dxa" w:w="60"/>
+              <w:left w:type="dxa" w:w="100"/>
+              <w:bottom w:type="dxa" w:w="60"/>
+              <w:right w:type="dxa" w:w="100"/>
+            </w:tcMar>
+          </w:tcPr>
+          <w:p>
+            <w:pPr>
+              <w:spacing w:after="0"/>
+            </w:pPr>
+            <w:r>
+              <w:t xml:space="preserve">Quando o painel deixa de receber resposta do backend.</w:t>
+            </w:r>
+          </w:p>
+        </w:tc>
+      </w:tr>
+      <w:tr>
+        <w:trPr>
+          <w:cantSplit/>
+        </w:trPr>
+        <w:tc>
+          <w:tcPr>
+            <w:tcW w:type="dxa" w:w="4200"/>
+            <w:tcBorders>
+              <w:top w:val="single" w:color="D5DBE1" w:sz="4"/>
+              <w:left w:val="single" w:color="D5DBE1" w:sz="4"/>
+              <w:bottom w:val="single" w:color="D5DBE1" w:sz="4"/>
+              <w:right w:val="single" w:color="D5DBE1" w:sz="4"/>
+            </w:tcBorders>
+            <w:tcMar>
+              <w:top w:type="dxa" w:w="60"/>
+              <w:left w:type="dxa" w:w="100"/>
+              <w:bottom w:type="dxa" w:w="60"/>
+              <w:right w:type="dxa" w:w="100"/>
+            </w:tcMar>
+          </w:tcPr>
+          <w:p>
+            <w:pPr>
+              <w:spacing w:after="0"/>
+            </w:pPr>
+            <w:r>
+              <w:t xml:space="preserve">Clique</w:t>
+            </w:r>
+          </w:p>
+        </w:tc>
+        <w:tc>
+          <w:tcPr>
+            <w:tcW w:type="dxa" w:w="5438"/>
+            <w:tcBorders>
+              <w:top w:val="single" w:color="D5DBE1" w:sz="4"/>
+              <w:left w:val="single" w:color="D5DBE1" w:sz="4"/>
+              <w:bottom w:val="single" w:color="D5DBE1" w:sz="4"/>
+              <w:right w:val="single" w:color="D5DBE1" w:sz="4"/>
+            </w:tcBorders>
+            <w:tcMar>
+              <w:top w:type="dxa" w:w="60"/>
+              <w:left w:type="dxa" w:w="100"/>
+              <w:bottom w:type="dxa" w:w="60"/>
+              <w:right w:type="dxa" w:w="100"/>
+            </w:tcMar>
+          </w:tcPr>
+          <w:p>
+            <w:pPr>
+              <w:spacing w:after="0"/>
+            </w:pPr>
+            <w:r>
+              <w:t xml:space="preserve">Ao ligar o som e ao aprovar uma ação.</w:t>
             </w:r>
           </w:p>
         </w:tc>
@@ -6424,7 +7821,7 @@
         <w:t xml:space="preserve">Som:</w:t>
       </w:r>
       <w:r>
-        <w:t xml:space="preserve"> liga ou desliga a sirene. Se aparecer </w:t>
+        <w:t xml:space="preserve"> liga ou desliga todos os sons. Se aparecer </w:t>
       </w:r>
       <w:r>
         <w:rPr>
@@ -6735,6 +8132,14 @@
     </w:p>
     <w:p>
       <w:pPr>
+        <w:spacing w:after="120"/>
+      </w:pPr>
+      <w:r>
+        <w:t xml:space="preserve">Cada mensagem traz o que aconteceu, por que importa, a resposta que o SOC já deu e o primeiro passo com o comando a rodar. O Telegram também avisa quando uma ação precisa da sua aprovação, quando uma contenção foi executada (ex.: "IP bloqueado automaticamente") e quando uma ação falhou.</w:t>
+      </w:r>
+    </w:p>
+    <w:p>
+      <w:pPr>
         <w:keepNext/>
         <w:pBdr>
           <w:left w:val="single" w:color="B7791F" w:sz="24" w:space="8"/>
@@ -6897,16 +8302,1308 @@
       </w:pPr>
       <w:bookmarkStart w:name="cap8" w:id="1"/>
       <w:r>
-        <w:t xml:space="preserve">8. Uso no dia a dia</w:t>
+        <w:t xml:space="preserve">8. Resposta automática</w:t>
       </w:r>
       <w:bookmarkEnd w:id="1"/>
     </w:p>
     <w:p>
       <w:pPr>
+        <w:spacing w:after="120"/>
+      </w:pPr>
+      <w:r>
+        <w:t xml:space="preserve">Além de detectar, o SOC </w:t>
+      </w:r>
+      <w:r>
+        <w:rPr>
+          <w:b/>
+          <w:bCs/>
+        </w:rPr>
+        <w:t xml:space="preserve">age</w:t>
+      </w:r>
+      <w:r>
+        <w:t xml:space="preserve">. Quando um incidente abre, um playbook decide a ação; o agente busca as ações aprovadas a cada 5 segundos, executa e devolve o resultado. Tudo fica registrado na aba </w:t>
+      </w:r>
+      <w:r>
+        <w:rPr>
+          <w:b/>
+          <w:bCs/>
+        </w:rPr>
+        <w:t xml:space="preserve">Resposta</w:t>
+      </w:r>
+      <w:r>
+        <w:t xml:space="preserve"> e na página do incidente.</w:t>
+      </w:r>
+    </w:p>
+    <w:p>
+      <w:pPr>
+        <w:keepNext/>
+        <w:pBdr>
+          <w:left w:val="single" w:color="1D6B93" w:sz="24" w:space="8"/>
+        </w:pBdr>
+        <w:shd w:fill="E8F3F8" w:color="auto" w:val="clear"/>
+        <w:spacing w:before="160" w:after="0"/>
+        <w:ind w:left="200" w:right="120"/>
+      </w:pPr>
+      <w:r>
+        <w:rPr>
+          <w:b/>
+          <w:bCs/>
+          <w:color w:val="1D6B93"/>
+        </w:rPr>
+        <w:t xml:space="preserve">O SOC nunca manda comandos para o servidor</w:t>
+      </w:r>
+    </w:p>
+    <w:p>
+      <w:pPr>
+        <w:keepNext w:val="false"/>
+        <w:pBdr>
+          <w:left w:val="single" w:color="1D6B93" w:sz="24" w:space="8"/>
+        </w:pBdr>
+        <w:shd w:fill="E8F3F8" w:color="auto" w:val="clear"/>
+        <w:spacing w:before="40" w:after="200"/>
+        <w:ind w:left="200" w:right="120"/>
+      </w:pPr>
+      <w:r>
+        <w:t xml:space="preserve">O agente só conhece um conjunto fechado de ações, com parâmetros validados. Antes de executar, ele confere de novo os fatos no próprio servidor (o IP não é protegido, o processo ainda é o mesmo e ainda é suspeito, o serviço ainda está em falha). Se algo não bate, ele recusa e explica o motivo.</w:t>
+      </w:r>
+    </w:p>
+    <w:p>
+      <w:pPr>
         <w:pStyle w:val="Heading2"/>
       </w:pPr>
       <w:r>
-        <w:t xml:space="preserve">Ligar e desligar o SOC</w:t>
+        <w:t xml:space="preserve">8.1 O que pode ser feito e o padrão de cada ação</w:t>
+      </w:r>
+    </w:p>
+    <w:tbl>
+      <w:tblPr>
+        <w:tblW w:type="dxa" w:w="9638"/>
+        <w:tblBorders>
+          <w:top w:val="single" w:color="auto" w:sz="4"/>
+          <w:left w:val="single" w:color="auto" w:sz="4"/>
+          <w:bottom w:val="single" w:color="auto" w:sz="4"/>
+          <w:right w:val="single" w:color="auto" w:sz="4"/>
+          <w:insideH w:val="single" w:color="auto" w:sz="4"/>
+          <w:insideV w:val="single" w:color="auto" w:sz="4"/>
+        </w:tblBorders>
+      </w:tblPr>
+      <w:tblGrid>
+        <w:gridCol w:w="2300"/>
+        <w:gridCol w:w="3700"/>
+        <w:gridCol w:w="1500"/>
+        <w:gridCol w:w="2138"/>
+      </w:tblGrid>
+      <w:tr>
+        <w:trPr>
+          <w:tblHeader/>
+        </w:trPr>
+        <w:tc>
+          <w:tcPr>
+            <w:tcW w:type="dxa" w:w="2300"/>
+            <w:tcBorders>
+              <w:top w:val="single" w:color="D5DBE1" w:sz="4"/>
+              <w:left w:val="single" w:color="D5DBE1" w:sz="4"/>
+              <w:bottom w:val="single" w:color="D5DBE1" w:sz="4"/>
+              <w:right w:val="single" w:color="D5DBE1" w:sz="4"/>
+            </w:tcBorders>
+            <w:shd w:fill="E3ECF2" w:color="auto" w:val="clear"/>
+            <w:tcMar>
+              <w:top w:type="dxa" w:w="60"/>
+              <w:left w:type="dxa" w:w="100"/>
+              <w:bottom w:type="dxa" w:w="60"/>
+              <w:right w:type="dxa" w:w="100"/>
+            </w:tcMar>
+          </w:tcPr>
+          <w:p>
+            <w:pPr>
+              <w:spacing w:after="0"/>
+            </w:pPr>
+            <w:r>
+              <w:rPr>
+                <w:b/>
+                <w:bCs/>
+              </w:rPr>
+              <w:t xml:space="preserve">Ação</w:t>
+            </w:r>
+          </w:p>
+        </w:tc>
+        <w:tc>
+          <w:tcPr>
+            <w:tcW w:type="dxa" w:w="3700"/>
+            <w:tcBorders>
+              <w:top w:val="single" w:color="D5DBE1" w:sz="4"/>
+              <w:left w:val="single" w:color="D5DBE1" w:sz="4"/>
+              <w:bottom w:val="single" w:color="D5DBE1" w:sz="4"/>
+              <w:right w:val="single" w:color="D5DBE1" w:sz="4"/>
+            </w:tcBorders>
+            <w:shd w:fill="E3ECF2" w:color="auto" w:val="clear"/>
+            <w:tcMar>
+              <w:top w:type="dxa" w:w="60"/>
+              <w:left w:type="dxa" w:w="100"/>
+              <w:bottom w:type="dxa" w:w="60"/>
+              <w:right w:type="dxa" w:w="100"/>
+            </w:tcMar>
+          </w:tcPr>
+          <w:p>
+            <w:pPr>
+              <w:spacing w:after="0"/>
+            </w:pPr>
+            <w:r>
+              <w:rPr>
+                <w:b/>
+                <w:bCs/>
+              </w:rPr>
+              <w:t xml:space="preserve">Quando</w:t>
+            </w:r>
+          </w:p>
+        </w:tc>
+        <w:tc>
+          <w:tcPr>
+            <w:tcW w:type="dxa" w:w="1500"/>
+            <w:tcBorders>
+              <w:top w:val="single" w:color="D5DBE1" w:sz="4"/>
+              <w:left w:val="single" w:color="D5DBE1" w:sz="4"/>
+              <w:bottom w:val="single" w:color="D5DBE1" w:sz="4"/>
+              <w:right w:val="single" w:color="D5DBE1" w:sz="4"/>
+            </w:tcBorders>
+            <w:shd w:fill="E3ECF2" w:color="auto" w:val="clear"/>
+            <w:tcMar>
+              <w:top w:type="dxa" w:w="60"/>
+              <w:left w:type="dxa" w:w="100"/>
+              <w:bottom w:type="dxa" w:w="60"/>
+              <w:right w:type="dxa" w:w="100"/>
+            </w:tcMar>
+          </w:tcPr>
+          <w:p>
+            <w:pPr>
+              <w:spacing w:after="0"/>
+            </w:pPr>
+            <w:r>
+              <w:rPr>
+                <w:b/>
+                <w:bCs/>
+              </w:rPr>
+              <w:t xml:space="preserve">Padrão</w:t>
+            </w:r>
+          </w:p>
+        </w:tc>
+        <w:tc>
+          <w:tcPr>
+            <w:tcW w:type="dxa" w:w="2138"/>
+            <w:tcBorders>
+              <w:top w:val="single" w:color="D5DBE1" w:sz="4"/>
+              <w:left w:val="single" w:color="D5DBE1" w:sz="4"/>
+              <w:bottom w:val="single" w:color="D5DBE1" w:sz="4"/>
+              <w:right w:val="single" w:color="D5DBE1" w:sz="4"/>
+            </w:tcBorders>
+            <w:shd w:fill="E3ECF2" w:color="auto" w:val="clear"/>
+            <w:tcMar>
+              <w:top w:type="dxa" w:w="60"/>
+              <w:left w:type="dxa" w:w="100"/>
+              <w:bottom w:type="dxa" w:w="60"/>
+              <w:right w:type="dxa" w:w="100"/>
+            </w:tcMar>
+          </w:tcPr>
+          <w:p>
+            <w:pPr>
+              <w:spacing w:after="0"/>
+            </w:pPr>
+            <w:r>
+              <w:rPr>
+                <w:b/>
+                <w:bCs/>
+              </w:rPr>
+              <w:t xml:space="preserve">Variável no .env do SOC</w:t>
+            </w:r>
+          </w:p>
+        </w:tc>
+      </w:tr>
+      <w:tr>
+        <w:trPr>
+          <w:cantSplit/>
+        </w:trPr>
+        <w:tc>
+          <w:tcPr>
+            <w:tcW w:type="dxa" w:w="2300"/>
+            <w:tcBorders>
+              <w:top w:val="single" w:color="D5DBE1" w:sz="4"/>
+              <w:left w:val="single" w:color="D5DBE1" w:sz="4"/>
+              <w:bottom w:val="single" w:color="D5DBE1" w:sz="4"/>
+              <w:right w:val="single" w:color="D5DBE1" w:sz="4"/>
+            </w:tcBorders>
+            <w:tcMar>
+              <w:top w:type="dxa" w:w="60"/>
+              <w:left w:type="dxa" w:w="100"/>
+              <w:bottom w:type="dxa" w:w="60"/>
+              <w:right w:type="dxa" w:w="100"/>
+            </w:tcMar>
+          </w:tcPr>
+          <w:p>
+            <w:pPr>
+              <w:spacing w:after="0"/>
+            </w:pPr>
+            <w:r>
+              <w:t xml:space="preserve">Bloquear IP no firewall</w:t>
+            </w:r>
+          </w:p>
+        </w:tc>
+        <w:tc>
+          <w:tcPr>
+            <w:tcW w:type="dxa" w:w="3700"/>
+            <w:tcBorders>
+              <w:top w:val="single" w:color="D5DBE1" w:sz="4"/>
+              <w:left w:val="single" w:color="D5DBE1" w:sz="4"/>
+              <w:bottom w:val="single" w:color="D5DBE1" w:sz="4"/>
+              <w:right w:val="single" w:color="D5DBE1" w:sz="4"/>
+            </w:tcBorders>
+            <w:tcMar>
+              <w:top w:type="dxa" w:w="60"/>
+              <w:left w:type="dxa" w:w="100"/>
+              <w:bottom w:type="dxa" w:w="60"/>
+              <w:right w:type="dxa" w:w="100"/>
+            </w:tcMar>
+          </w:tcPr>
+          <w:p>
+            <w:pPr>
+              <w:spacing w:after="0"/>
+            </w:pPr>
+            <w:r>
+              <w:t xml:space="preserve">Brute force SSH (24 h)</w:t>
+            </w:r>
+          </w:p>
+        </w:tc>
+        <w:tc>
+          <w:tcPr>
+            <w:tcW w:type="dxa" w:w="1500"/>
+            <w:tcBorders>
+              <w:top w:val="single" w:color="D5DBE1" w:sz="4"/>
+              <w:left w:val="single" w:color="D5DBE1" w:sz="4"/>
+              <w:bottom w:val="single" w:color="D5DBE1" w:sz="4"/>
+              <w:right w:val="single" w:color="D5DBE1" w:sz="4"/>
+            </w:tcBorders>
+            <w:tcMar>
+              <w:top w:type="dxa" w:w="60"/>
+              <w:left w:type="dxa" w:w="100"/>
+              <w:bottom w:type="dxa" w:w="60"/>
+              <w:right w:type="dxa" w:w="100"/>
+            </w:tcMar>
+          </w:tcPr>
+          <w:p>
+            <w:pPr>
+              <w:spacing w:after="0"/>
+            </w:pPr>
+            <w:r>
+              <w:t xml:space="preserve">Automático</w:t>
+            </w:r>
+          </w:p>
+        </w:tc>
+        <w:tc>
+          <w:tcPr>
+            <w:tcW w:type="dxa" w:w="2138"/>
+            <w:tcBorders>
+              <w:top w:val="single" w:color="D5DBE1" w:sz="4"/>
+              <w:left w:val="single" w:color="D5DBE1" w:sz="4"/>
+              <w:bottom w:val="single" w:color="D5DBE1" w:sz="4"/>
+              <w:right w:val="single" w:color="D5DBE1" w:sz="4"/>
+            </w:tcBorders>
+            <w:tcMar>
+              <w:top w:type="dxa" w:w="60"/>
+              <w:left w:type="dxa" w:w="100"/>
+              <w:bottom w:type="dxa" w:w="60"/>
+              <w:right w:type="dxa" w:w="100"/>
+            </w:tcMar>
+          </w:tcPr>
+          <w:p>
+            <w:pPr>
+              <w:spacing w:after="0"/>
+            </w:pPr>
+            <w:r>
+              <w:rPr>
+                <w:rFonts w:ascii="Consolas" w:cs="Consolas" w:eastAsia="Consolas" w:hAnsi="Consolas"/>
+                <w:color w:val="0B4F6C"/>
+                <w:sz w:val="19"/>
+                <w:szCs w:val="19"/>
+              </w:rPr>
+              <w:t xml:space="preserve">SOC_RESPONSE_BLOCK_BRUTE_FORCE</w:t>
+            </w:r>
+          </w:p>
+        </w:tc>
+      </w:tr>
+      <w:tr>
+        <w:trPr>
+          <w:cantSplit/>
+        </w:trPr>
+        <w:tc>
+          <w:tcPr>
+            <w:tcW w:type="dxa" w:w="2300"/>
+            <w:tcBorders>
+              <w:top w:val="single" w:color="D5DBE1" w:sz="4"/>
+              <w:left w:val="single" w:color="D5DBE1" w:sz="4"/>
+              <w:bottom w:val="single" w:color="D5DBE1" w:sz="4"/>
+              <w:right w:val="single" w:color="D5DBE1" w:sz="4"/>
+            </w:tcBorders>
+            <w:tcMar>
+              <w:top w:type="dxa" w:w="60"/>
+              <w:left w:type="dxa" w:w="100"/>
+              <w:bottom w:type="dxa" w:w="60"/>
+              <w:right w:type="dxa" w:w="100"/>
+            </w:tcMar>
+          </w:tcPr>
+          <w:p>
+            <w:pPr>
+              <w:spacing w:after="0"/>
+            </w:pPr>
+            <w:r>
+              <w:t xml:space="preserve">Bloquear IP do invasor</w:t>
+            </w:r>
+          </w:p>
+        </w:tc>
+        <w:tc>
+          <w:tcPr>
+            <w:tcW w:type="dxa" w:w="3700"/>
+            <w:tcBorders>
+              <w:top w:val="single" w:color="D5DBE1" w:sz="4"/>
+              <w:left w:val="single" w:color="D5DBE1" w:sz="4"/>
+              <w:bottom w:val="single" w:color="D5DBE1" w:sz="4"/>
+              <w:right w:val="single" w:color="D5DBE1" w:sz="4"/>
+            </w:tcBorders>
+            <w:tcMar>
+              <w:top w:type="dxa" w:w="60"/>
+              <w:left w:type="dxa" w:w="100"/>
+              <w:bottom w:type="dxa" w:w="60"/>
+              <w:right w:type="dxa" w:w="100"/>
+            </w:tcMar>
+          </w:tcPr>
+          <w:p>
+            <w:pPr>
+              <w:spacing w:after="0"/>
+            </w:pPr>
+            <w:r>
+              <w:t xml:space="preserve">Login bem-sucedido depois de brute force (7 dias, derruba as sessões abertas)</w:t>
+            </w:r>
+          </w:p>
+        </w:tc>
+        <w:tc>
+          <w:tcPr>
+            <w:tcW w:type="dxa" w:w="1500"/>
+            <w:tcBorders>
+              <w:top w:val="single" w:color="D5DBE1" w:sz="4"/>
+              <w:left w:val="single" w:color="D5DBE1" w:sz="4"/>
+              <w:bottom w:val="single" w:color="D5DBE1" w:sz="4"/>
+              <w:right w:val="single" w:color="D5DBE1" w:sz="4"/>
+            </w:tcBorders>
+            <w:tcMar>
+              <w:top w:type="dxa" w:w="60"/>
+              <w:left w:type="dxa" w:w="100"/>
+              <w:bottom w:type="dxa" w:w="60"/>
+              <w:right w:type="dxa" w:w="100"/>
+            </w:tcMar>
+          </w:tcPr>
+          <w:p>
+            <w:pPr>
+              <w:spacing w:after="0"/>
+            </w:pPr>
+            <w:r>
+              <w:t xml:space="preserve">Automático</w:t>
+            </w:r>
+          </w:p>
+        </w:tc>
+        <w:tc>
+          <w:tcPr>
+            <w:tcW w:type="dxa" w:w="2138"/>
+            <w:tcBorders>
+              <w:top w:val="single" w:color="D5DBE1" w:sz="4"/>
+              <w:left w:val="single" w:color="D5DBE1" w:sz="4"/>
+              <w:bottom w:val="single" w:color="D5DBE1" w:sz="4"/>
+              <w:right w:val="single" w:color="D5DBE1" w:sz="4"/>
+            </w:tcBorders>
+            <w:tcMar>
+              <w:top w:type="dxa" w:w="60"/>
+              <w:left w:type="dxa" w:w="100"/>
+              <w:bottom w:type="dxa" w:w="60"/>
+              <w:right w:type="dxa" w:w="100"/>
+            </w:tcMar>
+          </w:tcPr>
+          <w:p>
+            <w:pPr>
+              <w:spacing w:after="0"/>
+            </w:pPr>
+            <w:r>
+              <w:rPr>
+                <w:rFonts w:ascii="Consolas" w:cs="Consolas" w:eastAsia="Consolas" w:hAnsi="Consolas"/>
+                <w:color w:val="0B4F6C"/>
+                <w:sz w:val="19"/>
+                <w:szCs w:val="19"/>
+              </w:rPr>
+              <w:t xml:space="preserve">SOC_RESPONSE_BLOCK_COMPROMISE</w:t>
+            </w:r>
+          </w:p>
+        </w:tc>
+      </w:tr>
+      <w:tr>
+        <w:trPr>
+          <w:cantSplit/>
+        </w:trPr>
+        <w:tc>
+          <w:tcPr>
+            <w:tcW w:type="dxa" w:w="2300"/>
+            <w:tcBorders>
+              <w:top w:val="single" w:color="D5DBE1" w:sz="4"/>
+              <w:left w:val="single" w:color="D5DBE1" w:sz="4"/>
+              <w:bottom w:val="single" w:color="D5DBE1" w:sz="4"/>
+              <w:right w:val="single" w:color="D5DBE1" w:sz="4"/>
+            </w:tcBorders>
+            <w:tcMar>
+              <w:top w:type="dxa" w:w="60"/>
+              <w:left w:type="dxa" w:w="100"/>
+              <w:bottom w:type="dxa" w:w="60"/>
+              <w:right w:type="dxa" w:w="100"/>
+            </w:tcMar>
+          </w:tcPr>
+          <w:p>
+            <w:pPr>
+              <w:spacing w:after="0"/>
+            </w:pPr>
+            <w:r>
+              <w:t xml:space="preserve">Encerrar processo malicioso</w:t>
+            </w:r>
+          </w:p>
+        </w:tc>
+        <w:tc>
+          <w:tcPr>
+            <w:tcW w:type="dxa" w:w="3700"/>
+            <w:tcBorders>
+              <w:top w:val="single" w:color="D5DBE1" w:sz="4"/>
+              <w:left w:val="single" w:color="D5DBE1" w:sz="4"/>
+              <w:bottom w:val="single" w:color="D5DBE1" w:sz="4"/>
+              <w:right w:val="single" w:color="D5DBE1" w:sz="4"/>
+            </w:tcBorders>
+            <w:tcMar>
+              <w:top w:type="dxa" w:w="60"/>
+              <w:left w:type="dxa" w:w="100"/>
+              <w:bottom w:type="dxa" w:w="60"/>
+              <w:right w:type="dxa" w:w="100"/>
+            </w:tcMar>
+          </w:tcPr>
+          <w:p>
+            <w:pPr>
+              <w:spacing w:after="0"/>
+            </w:pPr>
+            <w:r>
+              <w:t xml:space="preserve">Binário em /tmp, processo sem arquivo ou web shell. Antes de matar, guarda uma cópia do binário como evidência.</w:t>
+            </w:r>
+          </w:p>
+        </w:tc>
+        <w:tc>
+          <w:tcPr>
+            <w:tcW w:type="dxa" w:w="1500"/>
+            <w:tcBorders>
+              <w:top w:val="single" w:color="D5DBE1" w:sz="4"/>
+              <w:left w:val="single" w:color="D5DBE1" w:sz="4"/>
+              <w:bottom w:val="single" w:color="D5DBE1" w:sz="4"/>
+              <w:right w:val="single" w:color="D5DBE1" w:sz="4"/>
+            </w:tcBorders>
+            <w:tcMar>
+              <w:top w:type="dxa" w:w="60"/>
+              <w:left w:type="dxa" w:w="100"/>
+              <w:bottom w:type="dxa" w:w="60"/>
+              <w:right w:type="dxa" w:w="100"/>
+            </w:tcMar>
+          </w:tcPr>
+          <w:p>
+            <w:pPr>
+              <w:spacing w:after="0"/>
+            </w:pPr>
+            <w:r>
+              <w:t xml:space="preserve">Com aprovação</w:t>
+            </w:r>
+          </w:p>
+        </w:tc>
+        <w:tc>
+          <w:tcPr>
+            <w:tcW w:type="dxa" w:w="2138"/>
+            <w:tcBorders>
+              <w:top w:val="single" w:color="D5DBE1" w:sz="4"/>
+              <w:left w:val="single" w:color="D5DBE1" w:sz="4"/>
+              <w:bottom w:val="single" w:color="D5DBE1" w:sz="4"/>
+              <w:right w:val="single" w:color="D5DBE1" w:sz="4"/>
+            </w:tcBorders>
+            <w:tcMar>
+              <w:top w:type="dxa" w:w="60"/>
+              <w:left w:type="dxa" w:w="100"/>
+              <w:bottom w:type="dxa" w:w="60"/>
+              <w:right w:type="dxa" w:w="100"/>
+            </w:tcMar>
+          </w:tcPr>
+          <w:p>
+            <w:pPr>
+              <w:spacing w:after="0"/>
+            </w:pPr>
+            <w:r>
+              <w:rPr>
+                <w:rFonts w:ascii="Consolas" w:cs="Consolas" w:eastAsia="Consolas" w:hAnsi="Consolas"/>
+                <w:color w:val="0B4F6C"/>
+                <w:sz w:val="19"/>
+                <w:szCs w:val="19"/>
+              </w:rPr>
+              <w:t xml:space="preserve">SOC_RESPONSE_KILL_PROCESS</w:t>
+            </w:r>
+          </w:p>
+        </w:tc>
+      </w:tr>
+      <w:tr>
+        <w:trPr>
+          <w:cantSplit/>
+        </w:trPr>
+        <w:tc>
+          <w:tcPr>
+            <w:tcW w:type="dxa" w:w="2300"/>
+            <w:tcBorders>
+              <w:top w:val="single" w:color="D5DBE1" w:sz="4"/>
+              <w:left w:val="single" w:color="D5DBE1" w:sz="4"/>
+              <w:bottom w:val="single" w:color="D5DBE1" w:sz="4"/>
+              <w:right w:val="single" w:color="D5DBE1" w:sz="4"/>
+            </w:tcBorders>
+            <w:tcMar>
+              <w:top w:type="dxa" w:w="60"/>
+              <w:left w:type="dxa" w:w="100"/>
+              <w:bottom w:type="dxa" w:w="60"/>
+              <w:right w:type="dxa" w:w="100"/>
+            </w:tcMar>
+          </w:tcPr>
+          <w:p>
+            <w:pPr>
+              <w:spacing w:after="0"/>
+            </w:pPr>
+            <w:r>
+              <w:t xml:space="preserve">Limpar disco</w:t>
+            </w:r>
+          </w:p>
+        </w:tc>
+        <w:tc>
+          <w:tcPr>
+            <w:tcW w:type="dxa" w:w="3700"/>
+            <w:tcBorders>
+              <w:top w:val="single" w:color="D5DBE1" w:sz="4"/>
+              <w:left w:val="single" w:color="D5DBE1" w:sz="4"/>
+              <w:bottom w:val="single" w:color="D5DBE1" w:sz="4"/>
+              <w:right w:val="single" w:color="D5DBE1" w:sz="4"/>
+            </w:tcBorders>
+            <w:tcMar>
+              <w:top w:type="dxa" w:w="60"/>
+              <w:left w:type="dxa" w:w="100"/>
+              <w:bottom w:type="dxa" w:w="60"/>
+              <w:right w:type="dxa" w:w="100"/>
+            </w:tcMar>
+          </w:tcPr>
+          <w:p>
+            <w:pPr>
+              <w:spacing w:after="0"/>
+            </w:pPr>
+            <w:r>
+              <w:t xml:space="preserve">Disco acima de 90%: journald acima de 500 MB e cache do apt</w:t>
+            </w:r>
+          </w:p>
+        </w:tc>
+        <w:tc>
+          <w:tcPr>
+            <w:tcW w:type="dxa" w:w="1500"/>
+            <w:tcBorders>
+              <w:top w:val="single" w:color="D5DBE1" w:sz="4"/>
+              <w:left w:val="single" w:color="D5DBE1" w:sz="4"/>
+              <w:bottom w:val="single" w:color="D5DBE1" w:sz="4"/>
+              <w:right w:val="single" w:color="D5DBE1" w:sz="4"/>
+            </w:tcBorders>
+            <w:tcMar>
+              <w:top w:type="dxa" w:w="60"/>
+              <w:left w:type="dxa" w:w="100"/>
+              <w:bottom w:type="dxa" w:w="60"/>
+              <w:right w:type="dxa" w:w="100"/>
+            </w:tcMar>
+          </w:tcPr>
+          <w:p>
+            <w:pPr>
+              <w:spacing w:after="0"/>
+            </w:pPr>
+            <w:r>
+              <w:t xml:space="preserve">Automático</w:t>
+            </w:r>
+          </w:p>
+        </w:tc>
+        <w:tc>
+          <w:tcPr>
+            <w:tcW w:type="dxa" w:w="2138"/>
+            <w:tcBorders>
+              <w:top w:val="single" w:color="D5DBE1" w:sz="4"/>
+              <w:left w:val="single" w:color="D5DBE1" w:sz="4"/>
+              <w:bottom w:val="single" w:color="D5DBE1" w:sz="4"/>
+              <w:right w:val="single" w:color="D5DBE1" w:sz="4"/>
+            </w:tcBorders>
+            <w:tcMar>
+              <w:top w:type="dxa" w:w="60"/>
+              <w:left w:type="dxa" w:w="100"/>
+              <w:bottom w:type="dxa" w:w="60"/>
+              <w:right w:type="dxa" w:w="100"/>
+            </w:tcMar>
+          </w:tcPr>
+          <w:p>
+            <w:pPr>
+              <w:spacing w:after="0"/>
+            </w:pPr>
+            <w:r>
+              <w:rPr>
+                <w:rFonts w:ascii="Consolas" w:cs="Consolas" w:eastAsia="Consolas" w:hAnsi="Consolas"/>
+                <w:color w:val="0B4F6C"/>
+                <w:sz w:val="19"/>
+                <w:szCs w:val="19"/>
+              </w:rPr>
+              <w:t xml:space="preserve">SOC_RESPONSE_DISK_CLEANUP</w:t>
+            </w:r>
+          </w:p>
+        </w:tc>
+      </w:tr>
+      <w:tr>
+        <w:trPr>
+          <w:cantSplit/>
+        </w:trPr>
+        <w:tc>
+          <w:tcPr>
+            <w:tcW w:type="dxa" w:w="2300"/>
+            <w:tcBorders>
+              <w:top w:val="single" w:color="D5DBE1" w:sz="4"/>
+              <w:left w:val="single" w:color="D5DBE1" w:sz="4"/>
+              <w:bottom w:val="single" w:color="D5DBE1" w:sz="4"/>
+              <w:right w:val="single" w:color="D5DBE1" w:sz="4"/>
+            </w:tcBorders>
+            <w:tcMar>
+              <w:top w:type="dxa" w:w="60"/>
+              <w:left w:type="dxa" w:w="100"/>
+              <w:bottom w:type="dxa" w:w="60"/>
+              <w:right w:type="dxa" w:w="100"/>
+            </w:tcMar>
+          </w:tcPr>
+          <w:p>
+            <w:pPr>
+              <w:spacing w:after="0"/>
+            </w:pPr>
+            <w:r>
+              <w:t xml:space="preserve">Reiniciar serviço systemd</w:t>
+            </w:r>
+          </w:p>
+        </w:tc>
+        <w:tc>
+          <w:tcPr>
+            <w:tcW w:type="dxa" w:w="3700"/>
+            <w:tcBorders>
+              <w:top w:val="single" w:color="D5DBE1" w:sz="4"/>
+              <w:left w:val="single" w:color="D5DBE1" w:sz="4"/>
+              <w:bottom w:val="single" w:color="D5DBE1" w:sz="4"/>
+              <w:right w:val="single" w:color="D5DBE1" w:sz="4"/>
+            </w:tcBorders>
+            <w:tcMar>
+              <w:top w:type="dxa" w:w="60"/>
+              <w:left w:type="dxa" w:w="100"/>
+              <w:bottom w:type="dxa" w:w="60"/>
+              <w:right w:type="dxa" w:w="100"/>
+            </w:tcMar>
+          </w:tcPr>
+          <w:p>
+            <w:pPr>
+              <w:spacing w:after="0"/>
+            </w:pPr>
+            <w:r>
+              <w:t xml:space="preserve">Serviço em falha</w:t>
+            </w:r>
+          </w:p>
+        </w:tc>
+        <w:tc>
+          <w:tcPr>
+            <w:tcW w:type="dxa" w:w="1500"/>
+            <w:tcBorders>
+              <w:top w:val="single" w:color="D5DBE1" w:sz="4"/>
+              <w:left w:val="single" w:color="D5DBE1" w:sz="4"/>
+              <w:bottom w:val="single" w:color="D5DBE1" w:sz="4"/>
+              <w:right w:val="single" w:color="D5DBE1" w:sz="4"/>
+            </w:tcBorders>
+            <w:tcMar>
+              <w:top w:type="dxa" w:w="60"/>
+              <w:left w:type="dxa" w:w="100"/>
+              <w:bottom w:type="dxa" w:w="60"/>
+              <w:right w:type="dxa" w:w="100"/>
+            </w:tcMar>
+          </w:tcPr>
+          <w:p>
+            <w:pPr>
+              <w:spacing w:after="0"/>
+            </w:pPr>
+            <w:r>
+              <w:t xml:space="preserve">Com aprovação</w:t>
+            </w:r>
+          </w:p>
+        </w:tc>
+        <w:tc>
+          <w:tcPr>
+            <w:tcW w:type="dxa" w:w="2138"/>
+            <w:tcBorders>
+              <w:top w:val="single" w:color="D5DBE1" w:sz="4"/>
+              <w:left w:val="single" w:color="D5DBE1" w:sz="4"/>
+              <w:bottom w:val="single" w:color="D5DBE1" w:sz="4"/>
+              <w:right w:val="single" w:color="D5DBE1" w:sz="4"/>
+            </w:tcBorders>
+            <w:tcMar>
+              <w:top w:type="dxa" w:w="60"/>
+              <w:left w:type="dxa" w:w="100"/>
+              <w:bottom w:type="dxa" w:w="60"/>
+              <w:right w:type="dxa" w:w="100"/>
+            </w:tcMar>
+          </w:tcPr>
+          <w:p>
+            <w:pPr>
+              <w:spacing w:after="0"/>
+            </w:pPr>
+            <w:r>
+              <w:rPr>
+                <w:rFonts w:ascii="Consolas" w:cs="Consolas" w:eastAsia="Consolas" w:hAnsi="Consolas"/>
+                <w:color w:val="0B4F6C"/>
+                <w:sz w:val="19"/>
+                <w:szCs w:val="19"/>
+              </w:rPr>
+              <w:t xml:space="preserve">SOC_RESPONSE_RESTART_SERVICE</w:t>
+            </w:r>
+          </w:p>
+        </w:tc>
+      </w:tr>
+      <w:tr>
+        <w:trPr>
+          <w:cantSplit/>
+        </w:trPr>
+        <w:tc>
+          <w:tcPr>
+            <w:tcW w:type="dxa" w:w="2300"/>
+            <w:tcBorders>
+              <w:top w:val="single" w:color="D5DBE1" w:sz="4"/>
+              <w:left w:val="single" w:color="D5DBE1" w:sz="4"/>
+              <w:bottom w:val="single" w:color="D5DBE1" w:sz="4"/>
+              <w:right w:val="single" w:color="D5DBE1" w:sz="4"/>
+            </w:tcBorders>
+            <w:tcMar>
+              <w:top w:type="dxa" w:w="60"/>
+              <w:left w:type="dxa" w:w="100"/>
+              <w:bottom w:type="dxa" w:w="60"/>
+              <w:right w:type="dxa" w:w="100"/>
+            </w:tcMar>
+          </w:tcPr>
+          <w:p>
+            <w:pPr>
+              <w:spacing w:after="0"/>
+            </w:pPr>
+            <w:r>
+              <w:t xml:space="preserve">Reiniciar app PM2</w:t>
+            </w:r>
+          </w:p>
+        </w:tc>
+        <w:tc>
+          <w:tcPr>
+            <w:tcW w:type="dxa" w:w="3700"/>
+            <w:tcBorders>
+              <w:top w:val="single" w:color="D5DBE1" w:sz="4"/>
+              <w:left w:val="single" w:color="D5DBE1" w:sz="4"/>
+              <w:bottom w:val="single" w:color="D5DBE1" w:sz="4"/>
+              <w:right w:val="single" w:color="D5DBE1" w:sz="4"/>
+            </w:tcBorders>
+            <w:tcMar>
+              <w:top w:type="dxa" w:w="60"/>
+              <w:left w:type="dxa" w:w="100"/>
+              <w:bottom w:type="dxa" w:w="60"/>
+              <w:right w:type="dxa" w:w="100"/>
+            </w:tcMar>
+          </w:tcPr>
+          <w:p>
+            <w:pPr>
+              <w:spacing w:after="0"/>
+            </w:pPr>
+            <w:r>
+              <w:t xml:space="preserve">App com status errored</w:t>
+            </w:r>
+          </w:p>
+        </w:tc>
+        <w:tc>
+          <w:tcPr>
+            <w:tcW w:type="dxa" w:w="1500"/>
+            <w:tcBorders>
+              <w:top w:val="single" w:color="D5DBE1" w:sz="4"/>
+              <w:left w:val="single" w:color="D5DBE1" w:sz="4"/>
+              <w:bottom w:val="single" w:color="D5DBE1" w:sz="4"/>
+              <w:right w:val="single" w:color="D5DBE1" w:sz="4"/>
+            </w:tcBorders>
+            <w:tcMar>
+              <w:top w:type="dxa" w:w="60"/>
+              <w:left w:type="dxa" w:w="100"/>
+              <w:bottom w:type="dxa" w:w="60"/>
+              <w:right w:type="dxa" w:w="100"/>
+            </w:tcMar>
+          </w:tcPr>
+          <w:p>
+            <w:pPr>
+              <w:spacing w:after="0"/>
+            </w:pPr>
+            <w:r>
+              <w:t xml:space="preserve">Com aprovação</w:t>
+            </w:r>
+          </w:p>
+        </w:tc>
+        <w:tc>
+          <w:tcPr>
+            <w:tcW w:type="dxa" w:w="2138"/>
+            <w:tcBorders>
+              <w:top w:val="single" w:color="D5DBE1" w:sz="4"/>
+              <w:left w:val="single" w:color="D5DBE1" w:sz="4"/>
+              <w:bottom w:val="single" w:color="D5DBE1" w:sz="4"/>
+              <w:right w:val="single" w:color="D5DBE1" w:sz="4"/>
+            </w:tcBorders>
+            <w:tcMar>
+              <w:top w:type="dxa" w:w="60"/>
+              <w:left w:type="dxa" w:w="100"/>
+              <w:bottom w:type="dxa" w:w="60"/>
+              <w:right w:type="dxa" w:w="100"/>
+            </w:tcMar>
+          </w:tcPr>
+          <w:p>
+            <w:pPr>
+              <w:spacing w:after="0"/>
+            </w:pPr>
+            <w:r>
+              <w:rPr>
+                <w:rFonts w:ascii="Consolas" w:cs="Consolas" w:eastAsia="Consolas" w:hAnsi="Consolas"/>
+                <w:color w:val="0B4F6C"/>
+                <w:sz w:val="19"/>
+                <w:szCs w:val="19"/>
+              </w:rPr>
+              <w:t xml:space="preserve">SOC_RESPONSE_RESTART_PM2</w:t>
+            </w:r>
+          </w:p>
+        </w:tc>
+      </w:tr>
+      <w:tr>
+        <w:trPr>
+          <w:cantSplit/>
+        </w:trPr>
+        <w:tc>
+          <w:tcPr>
+            <w:tcW w:type="dxa" w:w="2300"/>
+            <w:tcBorders>
+              <w:top w:val="single" w:color="D5DBE1" w:sz="4"/>
+              <w:left w:val="single" w:color="D5DBE1" w:sz="4"/>
+              <w:bottom w:val="single" w:color="D5DBE1" w:sz="4"/>
+              <w:right w:val="single" w:color="D5DBE1" w:sz="4"/>
+            </w:tcBorders>
+            <w:tcMar>
+              <w:top w:type="dxa" w:w="60"/>
+              <w:left w:type="dxa" w:w="100"/>
+              <w:bottom w:type="dxa" w:w="60"/>
+              <w:right w:type="dxa" w:w="100"/>
+            </w:tcMar>
+          </w:tcPr>
+          <w:p>
+            <w:pPr>
+              <w:spacing w:after="0"/>
+            </w:pPr>
+            <w:r>
+              <w:t xml:space="preserve">Desbloquear IP</w:t>
+            </w:r>
+          </w:p>
+        </w:tc>
+        <w:tc>
+          <w:tcPr>
+            <w:tcW w:type="dxa" w:w="3700"/>
+            <w:tcBorders>
+              <w:top w:val="single" w:color="D5DBE1" w:sz="4"/>
+              <w:left w:val="single" w:color="D5DBE1" w:sz="4"/>
+              <w:bottom w:val="single" w:color="D5DBE1" w:sz="4"/>
+              <w:right w:val="single" w:color="D5DBE1" w:sz="4"/>
+            </w:tcBorders>
+            <w:tcMar>
+              <w:top w:type="dxa" w:w="60"/>
+              <w:left w:type="dxa" w:w="100"/>
+              <w:bottom w:type="dxa" w:w="60"/>
+              <w:right w:type="dxa" w:w="100"/>
+            </w:tcMar>
+          </w:tcPr>
+          <w:p>
+            <w:pPr>
+              <w:spacing w:after="0"/>
+            </w:pPr>
+            <w:r>
+              <w:t xml:space="preserve">Botão na aba Resposta</w:t>
+            </w:r>
+          </w:p>
+        </w:tc>
+        <w:tc>
+          <w:tcPr>
+            <w:tcW w:type="dxa" w:w="1500"/>
+            <w:tcBorders>
+              <w:top w:val="single" w:color="D5DBE1" w:sz="4"/>
+              <w:left w:val="single" w:color="D5DBE1" w:sz="4"/>
+              <w:bottom w:val="single" w:color="D5DBE1" w:sz="4"/>
+              <w:right w:val="single" w:color="D5DBE1" w:sz="4"/>
+            </w:tcBorders>
+            <w:tcMar>
+              <w:top w:type="dxa" w:w="60"/>
+              <w:left w:type="dxa" w:w="100"/>
+              <w:bottom w:type="dxa" w:w="60"/>
+              <w:right w:type="dxa" w:w="100"/>
+            </w:tcMar>
+          </w:tcPr>
+          <w:p>
+            <w:pPr>
+              <w:spacing w:after="0"/>
+            </w:pPr>
+            <w:r>
+              <w:t xml:space="preserve">Manual</w:t>
+            </w:r>
+          </w:p>
+        </w:tc>
+        <w:tc>
+          <w:tcPr>
+            <w:tcW w:type="dxa" w:w="2138"/>
+            <w:tcBorders>
+              <w:top w:val="single" w:color="D5DBE1" w:sz="4"/>
+              <w:left w:val="single" w:color="D5DBE1" w:sz="4"/>
+              <w:bottom w:val="single" w:color="D5DBE1" w:sz="4"/>
+              <w:right w:val="single" w:color="D5DBE1" w:sz="4"/>
+            </w:tcBorders>
+            <w:tcMar>
+              <w:top w:type="dxa" w:w="60"/>
+              <w:left w:type="dxa" w:w="100"/>
+              <w:bottom w:type="dxa" w:w="60"/>
+              <w:right w:type="dxa" w:w="100"/>
+            </w:tcMar>
+          </w:tcPr>
+          <w:p>
+            <w:pPr>
+              <w:spacing w:after="0"/>
+            </w:pPr>
+            <w:r>
+              <w:t xml:space="preserve">-</w:t>
+            </w:r>
+          </w:p>
+        </w:tc>
+      </w:tr>
+    </w:tbl>
+    <w:p>
+      <w:pPr>
+        <w:spacing w:after="120"/>
+      </w:pPr>
+    </w:p>
+    <w:p>
+      <w:pPr>
+        <w:spacing w:after="120"/>
+      </w:pPr>
+      <w:r>
+        <w:t xml:space="preserve">Cada variável aceita </w:t>
+      </w:r>
+      <w:r>
+        <w:rPr>
+          <w:rFonts w:ascii="Consolas" w:cs="Consolas" w:eastAsia="Consolas" w:hAnsi="Consolas"/>
+          <w:color w:val="0B4F6C"/>
+          <w:sz w:val="19"/>
+          <w:szCs w:val="19"/>
+        </w:rPr>
+        <w:t xml:space="preserve">AUTO</w:t>
+      </w:r>
+      <w:r>
+        <w:t xml:space="preserve"> (faz sozinho), </w:t>
+      </w:r>
+      <w:r>
+        <w:rPr>
+          <w:rFonts w:ascii="Consolas" w:cs="Consolas" w:eastAsia="Consolas" w:hAnsi="Consolas"/>
+          <w:color w:val="0B4F6C"/>
+          <w:sz w:val="19"/>
+          <w:szCs w:val="19"/>
+        </w:rPr>
+        <w:t xml:space="preserve">APPROVAL</w:t>
+      </w:r>
+      <w:r>
+        <w:t xml:space="preserve"> (espera um clique seu) ou </w:t>
+      </w:r>
+      <w:r>
+        <w:rPr>
+          <w:rFonts w:ascii="Consolas" w:cs="Consolas" w:eastAsia="Consolas" w:hAnsi="Consolas"/>
+          <w:color w:val="0B4F6C"/>
+          <w:sz w:val="19"/>
+          <w:szCs w:val="19"/>
+        </w:rPr>
+        <w:t xml:space="preserve">OFF</w:t>
+      </w:r>
+      <w:r>
+        <w:t xml:space="preserve"> (nunca). </w:t>
+      </w:r>
+      <w:r>
+        <w:rPr>
+          <w:rFonts w:ascii="Consolas" w:cs="Consolas" w:eastAsia="Consolas" w:hAnsi="Consolas"/>
+          <w:color w:val="0B4F6C"/>
+          <w:sz w:val="19"/>
+          <w:szCs w:val="19"/>
+        </w:rPr>
+        <w:t xml:space="preserve">SOC_RESPONSE_ENABLED=false</w:t>
+      </w:r>
+      <w:r>
+        <w:t xml:space="preserve"> desliga tudo. Depois de mudar, rode </w:t>
+      </w:r>
+      <w:r>
+        <w:rPr>
+          <w:rFonts w:ascii="Consolas" w:cs="Consolas" w:eastAsia="Consolas" w:hAnsi="Consolas"/>
+          <w:color w:val="0B4F6C"/>
+          <w:sz w:val="19"/>
+          <w:szCs w:val="19"/>
+        </w:rPr>
+        <w:t xml:space="preserve">docker compose up -d backend</w:t>
+      </w:r>
+      <w:r>
+        <w:t xml:space="preserve">.</w:t>
+      </w:r>
+    </w:p>
+    <w:p>
+      <w:pPr>
+        <w:pStyle w:val="Heading2"/>
+      </w:pPr>
+      <w:r>
+        <w:t xml:space="preserve">8.2 Como o SOC decide</w:t>
+      </w:r>
+    </w:p>
+    <w:p>
+      <w:pPr>
+        <w:pStyle w:val="ListParagraph"/>
+        <w:numPr>
+          <w:ilvl w:val="0"/>
+          <w:numId w:val="2"/>
+        </w:numPr>
+        <w:spacing w:after="60"/>
+      </w:pPr>
+      <w:r>
+        <w:t xml:space="preserve">Um IP que já fez login com sucesso </w:t>
+      </w:r>
+      <w:r>
+        <w:rPr>
+          <w:b/>
+          <w:bCs/>
+        </w:rPr>
+        <w:t xml:space="preserve">antes</w:t>
+      </w:r>
+      <w:r>
+        <w:t xml:space="preserve"> do brute force provavelmente é você errando a senha: o bloqueio vira só uma proposta, à espera da sua aprovação.</w:t>
+      </w:r>
+    </w:p>
+    <w:p>
+      <w:pPr>
+        <w:pStyle w:val="ListParagraph"/>
+        <w:numPr>
+          <w:ilvl w:val="0"/>
+          <w:numId w:val="2"/>
+        </w:numPr>
+        <w:spacing w:after="60"/>
+      </w:pPr>
+      <w:r>
+        <w:t xml:space="preserve">Se o atacante consegue entrar, o bloqueio de 24 h passa para 7 dias.</w:t>
+      </w:r>
+    </w:p>
+    <w:p>
+      <w:pPr>
+        <w:pStyle w:val="ListParagraph"/>
+        <w:numPr>
+          <w:ilvl w:val="0"/>
+          <w:numId w:val="2"/>
+        </w:numPr>
+        <w:spacing w:after="60"/>
+      </w:pPr>
+      <w:r>
+        <w:t xml:space="preserve">Um brute force contido (IP bloqueado e nenhum login com sucesso) é resolvido sozinho. Uma invasão fica aberta, porque alguém ainda precisa limpar a conta.</w:t>
+      </w:r>
+    </w:p>
+    <w:p>
+      <w:pPr>
+        <w:pStyle w:val="ListParagraph"/>
+        <w:numPr>
+          <w:ilvl w:val="0"/>
+          <w:numId w:val="2"/>
+        </w:numPr>
+        <w:spacing w:after="60"/>
+      </w:pPr>
+      <w:r>
+        <w:t xml:space="preserve">Se o agente já bloqueou o IP por conta própria, o SOC descarta o bloqueio dele, que seria repetido.</w:t>
+      </w:r>
+    </w:p>
+    <w:p>
+      <w:pPr>
+        <w:keepNext/>
+        <w:pBdr>
+          <w:left w:val="single" w:color="B83232" w:sz="24" w:space="8"/>
+        </w:pBdr>
+        <w:shd w:fill="FDECEC" w:color="auto" w:val="clear"/>
+        <w:spacing w:before="160" w:after="0"/>
+        <w:ind w:left="200" w:right="120"/>
+      </w:pPr>
+      <w:r>
+        <w:rPr>
+          <w:b/>
+          <w:bCs/>
+          <w:color w:val="B83232"/>
+        </w:rPr>
+        <w:t xml:space="preserve">Nunca bloqueados</w:t>
+      </w:r>
+    </w:p>
+    <w:p>
+      <w:pPr>
+        <w:keepNext/>
+        <w:pBdr>
+          <w:left w:val="single" w:color="B83232" w:sz="24" w:space="8"/>
+        </w:pBdr>
+        <w:shd w:fill="FDECEC" w:color="auto" w:val="clear"/>
+        <w:spacing w:before="40" w:after="0"/>
+        <w:ind w:left="200" w:right="120"/>
+      </w:pPr>
+      <w:r>
+        <w:t xml:space="preserve">Loopback, redes privadas, Tailscale (</w:t>
+      </w:r>
+      <w:r>
+        <w:rPr>
+          <w:rFonts w:ascii="Consolas" w:cs="Consolas" w:eastAsia="Consolas" w:hAnsi="Consolas"/>
+          <w:color w:val="0B4F6C"/>
+          <w:sz w:val="19"/>
+          <w:szCs w:val="19"/>
+        </w:rPr>
+        <w:t xml:space="preserve">100.64.0.0/10</w:t>
+      </w:r>
+      <w:r>
+        <w:t xml:space="preserve">), link-local (o terminal web do painel da Hostinger usa </w:t>
+      </w:r>
+      <w:r>
+        <w:rPr>
+          <w:rFonts w:ascii="Consolas" w:cs="Consolas" w:eastAsia="Consolas" w:hAnsi="Consolas"/>
+          <w:color w:val="0B4F6C"/>
+          <w:sz w:val="19"/>
+          <w:szCs w:val="19"/>
+        </w:rPr>
+        <w:t xml:space="preserve">169.254.0.1</w:t>
+      </w:r>
+      <w:r>
+        <w:t xml:space="preserve">), o IP do próprio SOC e tudo que estiver em </w:t>
+      </w:r>
+      <w:r>
+        <w:rPr>
+          <w:rFonts w:ascii="Consolas" w:cs="Consolas" w:eastAsia="Consolas" w:hAnsi="Consolas"/>
+          <w:color w:val="0B4F6C"/>
+          <w:sz w:val="19"/>
+          <w:szCs w:val="19"/>
+        </w:rPr>
+        <w:t xml:space="preserve">SOC_RESPONSE_ALLOWLIST</w:t>
+      </w:r>
+      <w:r>
+        <w:t xml:space="preserve">.</w:t>
+      </w:r>
+    </w:p>
+    <w:p>
+      <w:pPr>
+        <w:keepNext w:val="false"/>
+        <w:pBdr>
+          <w:left w:val="single" w:color="B83232" w:sz="24" w:space="8"/>
+        </w:pBdr>
+        <w:shd w:fill="FDECEC" w:color="auto" w:val="clear"/>
+        <w:spacing w:before="40" w:after="200"/>
+        <w:ind w:left="200" w:right="120"/>
+      </w:pPr>
+      <w:r>
+        <w:t xml:space="preserve">Coloque o IP fixo da sua casa ou escritório em </w:t>
+      </w:r>
+      <w:r>
+        <w:rPr>
+          <w:rFonts w:ascii="Consolas" w:cs="Consolas" w:eastAsia="Consolas" w:hAnsi="Consolas"/>
+          <w:color w:val="0B4F6C"/>
+          <w:sz w:val="19"/>
+          <w:szCs w:val="19"/>
+        </w:rPr>
+        <w:t xml:space="preserve">SOC_RESPONSE_ALLOWLIST</w:t>
+      </w:r>
+      <w:r>
+        <w:t xml:space="preserve">, no </w:t>
+      </w:r>
+      <w:r>
+        <w:rPr>
+          <w:rFonts w:ascii="Consolas" w:cs="Consolas" w:eastAsia="Consolas" w:hAnsi="Consolas"/>
+          <w:color w:val="0B4F6C"/>
+          <w:sz w:val="19"/>
+          <w:szCs w:val="19"/>
+        </w:rPr>
+        <w:t xml:space="preserve">.env</w:t>
+      </w:r>
+      <w:r>
+        <w:t xml:space="preserve"> do SOC e no </w:t>
+      </w:r>
+      <w:r>
+        <w:rPr>
+          <w:rFonts w:ascii="Consolas" w:cs="Consolas" w:eastAsia="Consolas" w:hAnsi="Consolas"/>
+          <w:color w:val="0B4F6C"/>
+          <w:sz w:val="19"/>
+          <w:szCs w:val="19"/>
+        </w:rPr>
+        <w:t xml:space="preserve">agent.env</w:t>
+      </w:r>
+      <w:r>
+        <w:t xml:space="preserve"> do servidor.</w:t>
+      </w:r>
+    </w:p>
+    <w:p>
+      <w:pPr>
+        <w:pStyle w:val="Heading2"/>
+      </w:pPr>
+      <w:r>
+        <w:t xml:space="preserve">8.3 Guarda local do agente</w:t>
+      </w:r>
+    </w:p>
+    <w:p>
+      <w:pPr>
+        <w:spacing w:after="120"/>
+      </w:pPr>
+      <w:r>
+        <w:t xml:space="preserve">O agente bloqueia brute force </w:t>
+      </w:r>
+      <w:r>
+        <w:rPr>
+          <w:b/>
+          <w:bCs/>
+        </w:rPr>
+        <w:t xml:space="preserve">sozinho</w:t>
+      </w:r>
+      <w:r>
+        <w:t xml:space="preserve">, mesmo com o SOC desligado: 10 falhas de login SSH em 2 minutos bloqueiam o IP por 24 h. Quando o SOC volta, ele recebe o registro do bloqueio e fecha o incidente como contido. IPs que fizeram login limpo nos últimos 30 dias nunca são bloqueados por essa guarda.</w:t>
+      </w:r>
+    </w:p>
+    <w:p>
+      <w:pPr>
+        <w:pStyle w:val="Heading2"/>
+      </w:pPr>
+      <w:r>
+        <w:t xml:space="preserve">8.4 Onde ficam os bloqueios</w:t>
+      </w:r>
+    </w:p>
+    <w:p>
+      <w:pPr>
+        <w:spacing w:after="120"/>
+      </w:pPr>
+      <w:r>
+        <w:t xml:space="preserve">Os bloqueios ficam numa tabela própria do nftables (</w:t>
+      </w:r>
+      <w:r>
+        <w:rPr>
+          <w:rFonts w:ascii="Consolas" w:cs="Consolas" w:eastAsia="Consolas" w:hAnsi="Consolas"/>
+          <w:color w:val="0B4F6C"/>
+          <w:sz w:val="19"/>
+          <w:szCs w:val="19"/>
+        </w:rPr>
+        <w:t xml:space="preserve">inet vps_soc</w:t>
+      </w:r>
+      <w:r>
+        <w:t xml:space="preserve">), antes do Docker, então cobrem também portas de containers. Cada bloqueio tem prazo no próprio kernel: expira sozinho mesmo se o agente parar, e é refeito depois de um reboot.</w:t>
       </w:r>
     </w:p>
     <w:p>
@@ -6923,27 +9620,7 @@
           <w:sz w:val="17"/>
           <w:szCs w:val="17"/>
         </w:rPr>
-        <w:t xml:space="preserve">▸ Máquina do SOC, na pasta do projeto</w:t>
-      </w:r>
-    </w:p>
-    <w:p>
-      <w:pPr>
-        <w:pStyle w:val="Code"/>
-        <w:keepNext/>
-        <w:spacing w:before="0" w:after="0"/>
-      </w:pPr>
-      <w:r>
-        <w:t xml:space="preserve">docker compose up -d      # ligar</w:t>
-      </w:r>
-    </w:p>
-    <w:p>
-      <w:pPr>
-        <w:pStyle w:val="Code"/>
-        <w:keepNext/>
-        <w:spacing w:before="0" w:after="0"/>
-      </w:pPr>
-      <w:r>
-        <w:t xml:space="preserve">docker compose stop        # desligar</w:t>
+        <w:t xml:space="preserve">▸ Servidor vigiado (ver bloqueios e pacotes descartados)</w:t>
       </w:r>
     </w:p>
     <w:p>
@@ -6953,7 +9630,7 @@
         <w:spacing w:before="0" w:after="160"/>
       </w:pPr>
       <w:r>
-        <w:t xml:space="preserve">docker compose logs -f backend   # ver o log do backend</w:t>
+        <w:t xml:space="preserve">nft list table inet vps_soc</w:t>
       </w:r>
     </w:p>
     <w:p>
@@ -6961,7 +9638,218 @@
         <w:spacing w:after="120"/>
       </w:pPr>
       <w:r>
-        <w:t xml:space="preserve">Os containers usam </w:t>
+        <w:t xml:space="preserve">Para desbloquear, use o botão </w:t>
+      </w:r>
+      <w:r>
+        <w:rPr>
+          <w:b/>
+          <w:bCs/>
+        </w:rPr>
+        <w:t xml:space="preserve">Desbloquear</w:t>
+      </w:r>
+      <w:r>
+        <w:t xml:space="preserve"> na aba Resposta. Em emergência, direto no servidor:</w:t>
+      </w:r>
+    </w:p>
+    <w:p>
+      <w:pPr>
+        <w:keepNext/>
+        <w:spacing w:before="120" w:after="0"/>
+      </w:pPr>
+      <w:r>
+        <w:rPr>
+          <w:rFonts w:ascii="Consolas" w:cs="Consolas" w:eastAsia="Consolas" w:hAnsi="Consolas"/>
+          <w:b/>
+          <w:bCs/>
+          <w:color w:val="1D6B93"/>
+          <w:sz w:val="17"/>
+          <w:szCs w:val="17"/>
+        </w:rPr>
+        <w:t xml:space="preserve">▸ Servidor vigiado</w:t>
+      </w:r>
+    </w:p>
+    <w:p>
+      <w:pPr>
+        <w:pStyle w:val="Code"/>
+        <w:keepNext w:val="false"/>
+        <w:spacing w:before="0" w:after="160"/>
+      </w:pPr>
+      <w:r>
+        <w:t xml:space="preserve">nft delete element inet vps_soc blocked4 { 203.0.113.10 }</w:t>
+      </w:r>
+    </w:p>
+    <w:p>
+      <w:pPr>
+        <w:pStyle w:val="Heading2"/>
+      </w:pPr>
+      <w:r>
+        <w:t xml:space="preserve">8.5 Aprovar ou descartar</w:t>
+      </w:r>
+    </w:p>
+    <w:p>
+      <w:pPr>
+        <w:pStyle w:val="ListParagraph"/>
+        <w:numPr>
+          <w:ilvl w:val="0"/>
+          <w:numId w:val="5"/>
+        </w:numPr>
+        <w:spacing w:after="80"/>
+      </w:pPr>
+      <w:r>
+        <w:t xml:space="preserve">Abra a aba </w:t>
+      </w:r>
+      <w:r>
+        <w:rPr>
+          <w:b/>
+          <w:bCs/>
+        </w:rPr>
+        <w:t xml:space="preserve">Resposta</w:t>
+      </w:r>
+      <w:r>
+        <w:t xml:space="preserve"> (ou siga a faixa amarela da Situação).</w:t>
+      </w:r>
+    </w:p>
+    <w:p>
+      <w:pPr>
+        <w:pStyle w:val="ListParagraph"/>
+        <w:numPr>
+          <w:ilvl w:val="0"/>
+          <w:numId w:val="5"/>
+        </w:numPr>
+        <w:spacing w:after="80"/>
+      </w:pPr>
+      <w:r>
+        <w:t xml:space="preserve">Em </w:t>
+      </w:r>
+      <w:r>
+        <w:rPr>
+          <w:b/>
+          <w:bCs/>
+        </w:rPr>
+        <w:t xml:space="preserve">Aguardando sua aprovação</w:t>
+      </w:r>
+      <w:r>
+        <w:t xml:space="preserve">, leia o motivo de cada ação.</w:t>
+      </w:r>
+    </w:p>
+    <w:p>
+      <w:pPr>
+        <w:pStyle w:val="ListParagraph"/>
+        <w:numPr>
+          <w:ilvl w:val="0"/>
+          <w:numId w:val="5"/>
+        </w:numPr>
+        <w:spacing w:after="80"/>
+      </w:pPr>
+      <w:r>
+        <w:t xml:space="preserve">Clique em </w:t>
+      </w:r>
+      <w:r>
+        <w:rPr>
+          <w:b/>
+          <w:bCs/>
+        </w:rPr>
+        <w:t xml:space="preserve">Aprovar e executar</w:t>
+      </w:r>
+      <w:r>
+        <w:t xml:space="preserve"> ou em </w:t>
+      </w:r>
+      <w:r>
+        <w:rPr>
+          <w:b/>
+          <w:bCs/>
+        </w:rPr>
+        <w:t xml:space="preserve">Descartar</w:t>
+      </w:r>
+      <w:r>
+        <w:t xml:space="preserve">. Uma ação descartada não é proposta de novo para o mesmo alvo nas próximas 24 h.</w:t>
+      </w:r>
+    </w:p>
+    <w:p>
+      <w:pPr>
+        <w:pStyle w:val="ListParagraph"/>
+        <w:numPr>
+          <w:ilvl w:val="0"/>
+          <w:numId w:val="5"/>
+        </w:numPr>
+        <w:spacing w:after="80"/>
+      </w:pPr>
+      <w:r>
+        <w:t xml:space="preserve">O resultado aparece em segundos no </w:t>
+      </w:r>
+      <w:r>
+        <w:rPr>
+          <w:b/>
+          <w:bCs/>
+        </w:rPr>
+        <w:t xml:space="preserve">Histórico de ações</w:t>
+      </w:r>
+      <w:r>
+        <w:t xml:space="preserve"> e na página do incidente.</w:t>
+      </w:r>
+    </w:p>
+    <w:p>
+      <w:pPr>
+        <w:spacing w:after="120"/>
+      </w:pPr>
+      <w:r>
+        <w:t xml:space="preserve">Evidências de processos encerrados ficam no servidor, só para leitura, com o hash SHA-256 no nome:</w:t>
+      </w:r>
+    </w:p>
+    <w:p>
+      <w:pPr>
+        <w:keepNext/>
+        <w:spacing w:before="120" w:after="0"/>
+      </w:pPr>
+      <w:r>
+        <w:rPr>
+          <w:rFonts w:ascii="Consolas" w:cs="Consolas" w:eastAsia="Consolas" w:hAnsi="Consolas"/>
+          <w:b/>
+          <w:bCs/>
+          <w:color w:val="1D6B93"/>
+          <w:sz w:val="17"/>
+          <w:szCs w:val="17"/>
+        </w:rPr>
+        <w:t xml:space="preserve">▸ Servidor vigiado</w:t>
+      </w:r>
+    </w:p>
+    <w:p>
+      <w:pPr>
+        <w:pStyle w:val="Code"/>
+        <w:keepNext w:val="false"/>
+        <w:spacing w:before="0" w:after="160"/>
+      </w:pPr>
+      <w:r>
+        <w:t xml:space="preserve">ls -la /var/lib/vps-soc-agent/quarantine/</w:t>
+      </w:r>
+    </w:p>
+    <w:p>
+      <w:pPr>
+        <w:pStyle w:val="Heading1"/>
+        <w:pageBreakBefore/>
+      </w:pPr>
+      <w:bookmarkStart w:name="cap9" w:id="1"/>
+      <w:r>
+        <w:t xml:space="preserve">9. Serviços (PM2)</w:t>
+      </w:r>
+      <w:bookmarkEnd w:id="1"/>
+    </w:p>
+    <w:p>
+      <w:pPr>
+        <w:spacing w:after="120"/>
+      </w:pPr>
+      <w:r>
+        <w:t xml:space="preserve">Se você roda apps Node.js com PM2, a aba </w:t>
+      </w:r>
+      <w:r>
+        <w:rPr>
+          <w:b/>
+          <w:bCs/>
+        </w:rPr>
+        <w:t xml:space="preserve">Serviços</w:t>
+      </w:r>
+      <w:r>
+        <w:t xml:space="preserve"> mostra o mesmo que o </w:t>
       </w:r>
       <w:r>
         <w:rPr>
@@ -6970,22 +9858,10 @@
           <w:sz w:val="19"/>
           <w:szCs w:val="19"/>
         </w:rPr>
-        <w:t xml:space="preserve">restart: unless-stopped</w:t>
-      </w:r>
-      <w:r>
-        <w:t xml:space="preserve">: se você não der </w:t>
-      </w:r>
-      <w:r>
-        <w:rPr>
-          <w:rFonts w:ascii="Consolas" w:cs="Consolas" w:eastAsia="Consolas" w:hAnsi="Consolas"/>
-          <w:color w:val="0B4F6C"/>
-          <w:sz w:val="19"/>
-          <w:szCs w:val="19"/>
-        </w:rPr>
-        <w:t xml:space="preserve">stop</w:t>
-      </w:r>
-      <w:r>
-        <w:t xml:space="preserve">, eles sobem sozinhos quando o Docker inicia. Os agentes não precisam de nada; eles sobem com o servidor.</w:t>
+        <w:t xml:space="preserve">pm2 list</w:t>
+      </w:r>
+      <w:r>
+        <w:t xml:space="preserve"> e acrescenta saúde, segurança e incidentes de cada app.</w:t>
       </w:r>
     </w:p>
     <w:p>
@@ -6993,7 +9869,589 @@
         <w:pStyle w:val="Heading2"/>
       </w:pPr>
       <w:r>
-        <w:t xml:space="preserve">As telas do painel</w:t>
+        <w:t xml:space="preserve">9.1 O que aparece para cada app</w:t>
+      </w:r>
+    </w:p>
+    <w:tbl>
+      <w:tblPr>
+        <w:tblW w:type="dxa" w:w="9638"/>
+        <w:tblBorders>
+          <w:top w:val="single" w:color="auto" w:sz="4"/>
+          <w:left w:val="single" w:color="auto" w:sz="4"/>
+          <w:bottom w:val="single" w:color="auto" w:sz="4"/>
+          <w:right w:val="single" w:color="auto" w:sz="4"/>
+          <w:insideH w:val="single" w:color="auto" w:sz="4"/>
+          <w:insideV w:val="single" w:color="auto" w:sz="4"/>
+        </w:tblBorders>
+      </w:tblPr>
+      <w:tblGrid>
+        <w:gridCol w:w="2600"/>
+        <w:gridCol w:w="7038"/>
+      </w:tblGrid>
+      <w:tr>
+        <w:trPr>
+          <w:tblHeader/>
+        </w:trPr>
+        <w:tc>
+          <w:tcPr>
+            <w:tcW w:type="dxa" w:w="2600"/>
+            <w:tcBorders>
+              <w:top w:val="single" w:color="D5DBE1" w:sz="4"/>
+              <w:left w:val="single" w:color="D5DBE1" w:sz="4"/>
+              <w:bottom w:val="single" w:color="D5DBE1" w:sz="4"/>
+              <w:right w:val="single" w:color="D5DBE1" w:sz="4"/>
+            </w:tcBorders>
+            <w:shd w:fill="E3ECF2" w:color="auto" w:val="clear"/>
+            <w:tcMar>
+              <w:top w:type="dxa" w:w="60"/>
+              <w:left w:type="dxa" w:w="100"/>
+              <w:bottom w:type="dxa" w:w="60"/>
+              <w:right w:type="dxa" w:w="100"/>
+            </w:tcMar>
+          </w:tcPr>
+          <w:p>
+            <w:pPr>
+              <w:spacing w:after="0"/>
+            </w:pPr>
+            <w:r>
+              <w:rPr>
+                <w:b/>
+                <w:bCs/>
+              </w:rPr>
+              <w:t xml:space="preserve">Item</w:t>
+            </w:r>
+          </w:p>
+        </w:tc>
+        <w:tc>
+          <w:tcPr>
+            <w:tcW w:type="dxa" w:w="7038"/>
+            <w:tcBorders>
+              <w:top w:val="single" w:color="D5DBE1" w:sz="4"/>
+              <w:left w:val="single" w:color="D5DBE1" w:sz="4"/>
+              <w:bottom w:val="single" w:color="D5DBE1" w:sz="4"/>
+              <w:right w:val="single" w:color="D5DBE1" w:sz="4"/>
+            </w:tcBorders>
+            <w:shd w:fill="E3ECF2" w:color="auto" w:val="clear"/>
+            <w:tcMar>
+              <w:top w:type="dxa" w:w="60"/>
+              <w:left w:type="dxa" w:w="100"/>
+              <w:bottom w:type="dxa" w:w="60"/>
+              <w:right w:type="dxa" w:w="100"/>
+            </w:tcMar>
+          </w:tcPr>
+          <w:p>
+            <w:pPr>
+              <w:spacing w:after="0"/>
+            </w:pPr>
+            <w:r>
+              <w:rPr>
+                <w:b/>
+                <w:bCs/>
+              </w:rPr>
+              <w:t xml:space="preserve">O que mostra</w:t>
+            </w:r>
+          </w:p>
+        </w:tc>
+      </w:tr>
+      <w:tr>
+        <w:trPr>
+          <w:cantSplit/>
+        </w:trPr>
+        <w:tc>
+          <w:tcPr>
+            <w:tcW w:type="dxa" w:w="2600"/>
+            <w:tcBorders>
+              <w:top w:val="single" w:color="D5DBE1" w:sz="4"/>
+              <w:left w:val="single" w:color="D5DBE1" w:sz="4"/>
+              <w:bottom w:val="single" w:color="D5DBE1" w:sz="4"/>
+              <w:right w:val="single" w:color="D5DBE1" w:sz="4"/>
+            </w:tcBorders>
+            <w:tcMar>
+              <w:top w:type="dxa" w:w="60"/>
+              <w:left w:type="dxa" w:w="100"/>
+              <w:bottom w:type="dxa" w:w="60"/>
+              <w:right w:type="dxa" w:w="100"/>
+            </w:tcMar>
+          </w:tcPr>
+          <w:p>
+            <w:pPr>
+              <w:spacing w:after="0"/>
+            </w:pPr>
+            <w:r>
+              <w:rPr>
+                <w:b/>
+                <w:bCs/>
+              </w:rPr>
+              <w:t xml:space="preserve">Saúde</w:t>
+            </w:r>
+          </w:p>
+        </w:tc>
+        <w:tc>
+          <w:tcPr>
+            <w:tcW w:type="dxa" w:w="7038"/>
+            <w:tcBorders>
+              <w:top w:val="single" w:color="D5DBE1" w:sz="4"/>
+              <w:left w:val="single" w:color="D5DBE1" w:sz="4"/>
+              <w:bottom w:val="single" w:color="D5DBE1" w:sz="4"/>
+              <w:right w:val="single" w:color="D5DBE1" w:sz="4"/>
+            </w:tcBorders>
+            <w:tcMar>
+              <w:top w:type="dxa" w:w="60"/>
+              <w:left w:type="dxa" w:w="100"/>
+              <w:bottom w:type="dxa" w:w="60"/>
+              <w:right w:type="dxa" w:w="100"/>
+            </w:tcMar>
+          </w:tcPr>
+          <w:p>
+            <w:pPr>
+              <w:spacing w:after="0"/>
+            </w:pPr>
+            <w:r>
+              <w:t xml:space="preserve">Saudável, Degradado ou Fora do ar, sempre com o motivo. Considera status, resposta na porta, reinícios na última hora, crash loop, memória acima de 40% da RAM, CPU acima de 90%, erros no log e incidentes ligados ao app.</w:t>
+            </w:r>
+          </w:p>
+        </w:tc>
+      </w:tr>
+      <w:tr>
+        <w:trPr>
+          <w:cantSplit/>
+        </w:trPr>
+        <w:tc>
+          <w:tcPr>
+            <w:tcW w:type="dxa" w:w="2600"/>
+            <w:tcBorders>
+              <w:top w:val="single" w:color="D5DBE1" w:sz="4"/>
+              <w:left w:val="single" w:color="D5DBE1" w:sz="4"/>
+              <w:bottom w:val="single" w:color="D5DBE1" w:sz="4"/>
+              <w:right w:val="single" w:color="D5DBE1" w:sz="4"/>
+            </w:tcBorders>
+            <w:tcMar>
+              <w:top w:type="dxa" w:w="60"/>
+              <w:left w:type="dxa" w:w="100"/>
+              <w:bottom w:type="dxa" w:w="60"/>
+              <w:right w:type="dxa" w:w="100"/>
+            </w:tcMar>
+          </w:tcPr>
+          <w:p>
+            <w:pPr>
+              <w:spacing w:after="0"/>
+            </w:pPr>
+            <w:r>
+              <w:rPr>
+                <w:b/>
+                <w:bCs/>
+              </w:rPr>
+              <w:t xml:space="preserve">Nota de segurança</w:t>
+            </w:r>
+            <w:r>
+              <w:t xml:space="preserve"> (0 a 100)</w:t>
+            </w:r>
+          </w:p>
+        </w:tc>
+        <w:tc>
+          <w:tcPr>
+            <w:tcW w:type="dxa" w:w="7038"/>
+            <w:tcBorders>
+              <w:top w:val="single" w:color="D5DBE1" w:sz="4"/>
+              <w:left w:val="single" w:color="D5DBE1" w:sz="4"/>
+              <w:bottom w:val="single" w:color="D5DBE1" w:sz="4"/>
+              <w:right w:val="single" w:color="D5DBE1" w:sz="4"/>
+            </w:tcBorders>
+            <w:tcMar>
+              <w:top w:type="dxa" w:w="60"/>
+              <w:left w:type="dxa" w:w="100"/>
+              <w:bottom w:type="dxa" w:w="60"/>
+              <w:right w:type="dxa" w:w="100"/>
+            </w:tcMar>
+          </w:tcPr>
+          <w:p>
+            <w:pPr>
+              <w:spacing w:after="0"/>
+            </w:pPr>
+            <w:r>
+              <w:t xml:space="preserve">Parte de 100 e perde pontos por item com falha ou alerta no checklist abaixo.</w:t>
+            </w:r>
+          </w:p>
+        </w:tc>
+      </w:tr>
+      <w:tr>
+        <w:trPr>
+          <w:cantSplit/>
+        </w:trPr>
+        <w:tc>
+          <w:tcPr>
+            <w:tcW w:type="dxa" w:w="2600"/>
+            <w:tcBorders>
+              <w:top w:val="single" w:color="D5DBE1" w:sz="4"/>
+              <w:left w:val="single" w:color="D5DBE1" w:sz="4"/>
+              <w:bottom w:val="single" w:color="D5DBE1" w:sz="4"/>
+              <w:right w:val="single" w:color="D5DBE1" w:sz="4"/>
+            </w:tcBorders>
+            <w:tcMar>
+              <w:top w:type="dxa" w:w="60"/>
+              <w:left w:type="dxa" w:w="100"/>
+              <w:bottom w:type="dxa" w:w="60"/>
+              <w:right w:type="dxa" w:w="100"/>
+            </w:tcMar>
+          </w:tcPr>
+          <w:p>
+            <w:pPr>
+              <w:spacing w:after="0"/>
+            </w:pPr>
+            <w:r>
+              <w:rPr>
+                <w:b/>
+                <w:bCs/>
+              </w:rPr>
+              <w:t xml:space="preserve">Vulnerabilidades</w:t>
+            </w:r>
+          </w:p>
+        </w:tc>
+        <w:tc>
+          <w:tcPr>
+            <w:tcW w:type="dxa" w:w="7038"/>
+            <w:tcBorders>
+              <w:top w:val="single" w:color="D5DBE1" w:sz="4"/>
+              <w:left w:val="single" w:color="D5DBE1" w:sz="4"/>
+              <w:bottom w:val="single" w:color="D5DBE1" w:sz="4"/>
+              <w:right w:val="single" w:color="D5DBE1" w:sz="4"/>
+            </w:tcBorders>
+            <w:tcMar>
+              <w:top w:type="dxa" w:w="60"/>
+              <w:left w:type="dxa" w:w="100"/>
+              <w:bottom w:type="dxa" w:w="60"/>
+              <w:right w:type="dxa" w:w="100"/>
+            </w:tcMar>
+          </w:tcPr>
+          <w:p>
+            <w:pPr>
+              <w:spacing w:after="0"/>
+            </w:pPr>
+            <w:r>
+              <w:t xml:space="preserve">Pacotes npm com falhas publicadas (base OSV.dev: GitHub Advisories, npm e CVEs), com severidade, CVE, versão que corrige e os comandos </w:t>
+            </w:r>
+            <w:r>
+              <w:rPr>
+                <w:rFonts w:ascii="Consolas" w:cs="Consolas" w:eastAsia="Consolas" w:hAnsi="Consolas"/>
+                <w:color w:val="0B4F6C"/>
+                <w:sz w:val="19"/>
+                <w:szCs w:val="19"/>
+              </w:rPr>
+              <w:t xml:space="preserve">npm audit</w:t>
+            </w:r>
+            <w:r>
+              <w:t xml:space="preserve">. Dependências só de desenvolvimento aparecem à parte e não contam.</w:t>
+            </w:r>
+          </w:p>
+        </w:tc>
+      </w:tr>
+      <w:tr>
+        <w:trPr>
+          <w:cantSplit/>
+        </w:trPr>
+        <w:tc>
+          <w:tcPr>
+            <w:tcW w:type="dxa" w:w="2600"/>
+            <w:tcBorders>
+              <w:top w:val="single" w:color="D5DBE1" w:sz="4"/>
+              <w:left w:val="single" w:color="D5DBE1" w:sz="4"/>
+              <w:bottom w:val="single" w:color="D5DBE1" w:sz="4"/>
+              <w:right w:val="single" w:color="D5DBE1" w:sz="4"/>
+            </w:tcBorders>
+            <w:tcMar>
+              <w:top w:type="dxa" w:w="60"/>
+              <w:left w:type="dxa" w:w="100"/>
+              <w:bottom w:type="dxa" w:w="60"/>
+              <w:right w:type="dxa" w:w="100"/>
+            </w:tcMar>
+          </w:tcPr>
+          <w:p>
+            <w:pPr>
+              <w:spacing w:after="0"/>
+            </w:pPr>
+            <w:r>
+              <w:rPr>
+                <w:b/>
+                <w:bCs/>
+              </w:rPr>
+              <w:t xml:space="preserve">Domínios e certificados</w:t>
+            </w:r>
+          </w:p>
+        </w:tc>
+        <w:tc>
+          <w:tcPr>
+            <w:tcW w:type="dxa" w:w="7038"/>
+            <w:tcBorders>
+              <w:top w:val="single" w:color="D5DBE1" w:sz="4"/>
+              <w:left w:val="single" w:color="D5DBE1" w:sz="4"/>
+              <w:bottom w:val="single" w:color="D5DBE1" w:sz="4"/>
+              <w:right w:val="single" w:color="D5DBE1" w:sz="4"/>
+            </w:tcBorders>
+            <w:tcMar>
+              <w:top w:type="dxa" w:w="60"/>
+              <w:left w:type="dxa" w:w="100"/>
+              <w:bottom w:type="dxa" w:w="60"/>
+              <w:right w:type="dxa" w:w="100"/>
+            </w:tcMar>
+          </w:tcPr>
+          <w:p>
+            <w:pPr>
+              <w:spacing w:after="0"/>
+            </w:pPr>
+            <w:r>
+              <w:t xml:space="preserve">Pelo nginx: qual domínio aponta para qual app, se tem HTTPS e quantos dias faltam para o certificado vencer.</w:t>
+            </w:r>
+          </w:p>
+        </w:tc>
+      </w:tr>
+      <w:tr>
+        <w:trPr>
+          <w:cantSplit/>
+        </w:trPr>
+        <w:tc>
+          <w:tcPr>
+            <w:tcW w:type="dxa" w:w="2600"/>
+            <w:tcBorders>
+              <w:top w:val="single" w:color="D5DBE1" w:sz="4"/>
+              <w:left w:val="single" w:color="D5DBE1" w:sz="4"/>
+              <w:bottom w:val="single" w:color="D5DBE1" w:sz="4"/>
+              <w:right w:val="single" w:color="D5DBE1" w:sz="4"/>
+            </w:tcBorders>
+            <w:tcMar>
+              <w:top w:type="dxa" w:w="60"/>
+              <w:left w:type="dxa" w:w="100"/>
+              <w:bottom w:type="dxa" w:w="60"/>
+              <w:right w:type="dxa" w:w="100"/>
+            </w:tcMar>
+          </w:tcPr>
+          <w:p>
+            <w:pPr>
+              <w:spacing w:after="0"/>
+            </w:pPr>
+            <w:r>
+              <w:rPr>
+                <w:b/>
+                <w:bCs/>
+              </w:rPr>
+              <w:t xml:space="preserve">Disponibilidade 24 h</w:t>
+            </w:r>
+          </w:p>
+        </w:tc>
+        <w:tc>
+          <w:tcPr>
+            <w:tcW w:type="dxa" w:w="7038"/>
+            <w:tcBorders>
+              <w:top w:val="single" w:color="D5DBE1" w:sz="4"/>
+              <w:left w:val="single" w:color="D5DBE1" w:sz="4"/>
+              <w:bottom w:val="single" w:color="D5DBE1" w:sz="4"/>
+              <w:right w:val="single" w:color="D5DBE1" w:sz="4"/>
+            </w:tcBorders>
+            <w:tcMar>
+              <w:top w:type="dxa" w:w="60"/>
+              <w:left w:type="dxa" w:w="100"/>
+              <w:bottom w:type="dxa" w:w="60"/>
+              <w:right w:type="dxa" w:w="100"/>
+            </w:tcMar>
+          </w:tcPr>
+          <w:p>
+            <w:pPr>
+              <w:spacing w:after="0"/>
+            </w:pPr>
+            <w:r>
+              <w:t xml:space="preserve">Tempo online no PM2, checagens OK, latência p50/p95 e erros no log. O agente chama a porta do app a cada 30 s.</w:t>
+            </w:r>
+          </w:p>
+        </w:tc>
+      </w:tr>
+      <w:tr>
+        <w:trPr>
+          <w:cantSplit/>
+        </w:trPr>
+        <w:tc>
+          <w:tcPr>
+            <w:tcW w:type="dxa" w:w="2600"/>
+            <w:tcBorders>
+              <w:top w:val="single" w:color="D5DBE1" w:sz="4"/>
+              <w:left w:val="single" w:color="D5DBE1" w:sz="4"/>
+              <w:bottom w:val="single" w:color="D5DBE1" w:sz="4"/>
+              <w:right w:val="single" w:color="D5DBE1" w:sz="4"/>
+            </w:tcBorders>
+            <w:tcMar>
+              <w:top w:type="dxa" w:w="60"/>
+              <w:left w:type="dxa" w:w="100"/>
+              <w:bottom w:type="dxa" w:w="60"/>
+              <w:right w:type="dxa" w:w="100"/>
+            </w:tcMar>
+          </w:tcPr>
+          <w:p>
+            <w:pPr>
+              <w:spacing w:after="0"/>
+            </w:pPr>
+            <w:r>
+              <w:rPr>
+                <w:b/>
+                <w:bCs/>
+              </w:rPr>
+              <w:t xml:space="preserve">Uso</w:t>
+            </w:r>
+          </w:p>
+        </w:tc>
+        <w:tc>
+          <w:tcPr>
+            <w:tcW w:type="dxa" w:w="7038"/>
+            <w:tcBorders>
+              <w:top w:val="single" w:color="D5DBE1" w:sz="4"/>
+              <w:left w:val="single" w:color="D5DBE1" w:sz="4"/>
+              <w:bottom w:val="single" w:color="D5DBE1" w:sz="4"/>
+              <w:right w:val="single" w:color="D5DBE1" w:sz="4"/>
+            </w:tcBorders>
+            <w:tcMar>
+              <w:top w:type="dxa" w:w="60"/>
+              <w:left w:type="dxa" w:w="100"/>
+              <w:bottom w:type="dxa" w:w="60"/>
+              <w:right w:type="dxa" w:w="100"/>
+            </w:tcMar>
+          </w:tcPr>
+          <w:p>
+            <w:pPr>
+              <w:spacing w:after="0"/>
+            </w:pPr>
+            <w:r>
+              <w:t xml:space="preserve">Gráficos de CPU, memória, latência e linhas de erro.</w:t>
+            </w:r>
+          </w:p>
+        </w:tc>
+      </w:tr>
+      <w:tr>
+        <w:trPr>
+          <w:cantSplit/>
+        </w:trPr>
+        <w:tc>
+          <w:tcPr>
+            <w:tcW w:type="dxa" w:w="2600"/>
+            <w:tcBorders>
+              <w:top w:val="single" w:color="D5DBE1" w:sz="4"/>
+              <w:left w:val="single" w:color="D5DBE1" w:sz="4"/>
+              <w:bottom w:val="single" w:color="D5DBE1" w:sz="4"/>
+              <w:right w:val="single" w:color="D5DBE1" w:sz="4"/>
+            </w:tcBorders>
+            <w:tcMar>
+              <w:top w:type="dxa" w:w="60"/>
+              <w:left w:type="dxa" w:w="100"/>
+              <w:bottom w:type="dxa" w:w="60"/>
+              <w:right w:type="dxa" w:w="100"/>
+            </w:tcMar>
+          </w:tcPr>
+          <w:p>
+            <w:pPr>
+              <w:spacing w:after="0"/>
+            </w:pPr>
+            <w:r>
+              <w:rPr>
+                <w:b/>
+                <w:bCs/>
+              </w:rPr>
+              <w:t xml:space="preserve">Histórico</w:t>
+            </w:r>
+          </w:p>
+        </w:tc>
+        <w:tc>
+          <w:tcPr>
+            <w:tcW w:type="dxa" w:w="7038"/>
+            <w:tcBorders>
+              <w:top w:val="single" w:color="D5DBE1" w:sz="4"/>
+              <w:left w:val="single" w:color="D5DBE1" w:sz="4"/>
+              <w:bottom w:val="single" w:color="D5DBE1" w:sz="4"/>
+              <w:right w:val="single" w:color="D5DBE1" w:sz="4"/>
+            </w:tcBorders>
+            <w:tcMar>
+              <w:top w:type="dxa" w:w="60"/>
+              <w:left w:type="dxa" w:w="100"/>
+              <w:bottom w:type="dxa" w:w="60"/>
+              <w:right w:type="dxa" w:w="100"/>
+            </w:tcMar>
+          </w:tcPr>
+          <w:p>
+            <w:pPr>
+              <w:spacing w:after="0"/>
+            </w:pPr>
+            <w:r>
+              <w:t xml:space="preserve">Quedas, reinícios e mudanças de status, com as últimas linhas do log de erro no momento de cada queda.</w:t>
+            </w:r>
+          </w:p>
+        </w:tc>
+      </w:tr>
+      <w:tr>
+        <w:trPr>
+          <w:cantSplit/>
+        </w:trPr>
+        <w:tc>
+          <w:tcPr>
+            <w:tcW w:type="dxa" w:w="2600"/>
+            <w:tcBorders>
+              <w:top w:val="single" w:color="D5DBE1" w:sz="4"/>
+              <w:left w:val="single" w:color="D5DBE1" w:sz="4"/>
+              <w:bottom w:val="single" w:color="D5DBE1" w:sz="4"/>
+              <w:right w:val="single" w:color="D5DBE1" w:sz="4"/>
+            </w:tcBorders>
+            <w:tcMar>
+              <w:top w:type="dxa" w:w="60"/>
+              <w:left w:type="dxa" w:w="100"/>
+              <w:bottom w:type="dxa" w:w="60"/>
+              <w:right w:type="dxa" w:w="100"/>
+            </w:tcMar>
+          </w:tcPr>
+          <w:p>
+            <w:pPr>
+              <w:spacing w:after="0"/>
+            </w:pPr>
+            <w:r>
+              <w:rPr>
+                <w:b/>
+                <w:bCs/>
+              </w:rPr>
+              <w:t xml:space="preserve">Incidentes</w:t>
+            </w:r>
+          </w:p>
+        </w:tc>
+        <w:tc>
+          <w:tcPr>
+            <w:tcW w:type="dxa" w:w="7038"/>
+            <w:tcBorders>
+              <w:top w:val="single" w:color="D5DBE1" w:sz="4"/>
+              <w:left w:val="single" w:color="D5DBE1" w:sz="4"/>
+              <w:bottom w:val="single" w:color="D5DBE1" w:sz="4"/>
+              <w:right w:val="single" w:color="D5DBE1" w:sz="4"/>
+            </w:tcBorders>
+            <w:tcMar>
+              <w:top w:type="dxa" w:w="60"/>
+              <w:left w:type="dxa" w:w="100"/>
+              <w:bottom w:type="dxa" w:w="60"/>
+              <w:right w:type="dxa" w:w="100"/>
+            </w:tcMar>
+          </w:tcPr>
+          <w:p>
+            <w:pPr>
+              <w:spacing w:after="0"/>
+            </w:pPr>
+            <w:r>
+              <w:t xml:space="preserve">Os do próprio app e também portas novas ou web shells cujo processo pertence a ele.</w:t>
+            </w:r>
+          </w:p>
+        </w:tc>
+      </w:tr>
+    </w:tbl>
+    <w:p>
+      <w:pPr>
+        <w:spacing w:after="120"/>
+      </w:pPr>
+    </w:p>
+    <w:p>
+      <w:pPr>
+        <w:pStyle w:val="Heading2"/>
+      </w:pPr>
+      <w:r>
+        <w:t xml:space="preserve">9.2 Checklist de segurança de cada app</w:t>
       </w:r>
     </w:p>
     <w:tbl>
@@ -7042,7 +10500,7 @@
                 <w:b/>
                 <w:bCs/>
               </w:rPr>
-              <w:t xml:space="preserve">Aba</w:t>
+              <w:t xml:space="preserve">Item</w:t>
             </w:r>
           </w:p>
         </w:tc>
@@ -7072,7 +10530,7 @@
                 <w:b/>
                 <w:bCs/>
               </w:rPr>
-              <w:t xml:space="preserve">O que mostra</w:t>
+              <w:t xml:space="preserve">O que verifica</w:t>
             </w:r>
           </w:p>
         </w:tc>
@@ -7102,11 +10560,7 @@
               <w:spacing w:after="0"/>
             </w:pPr>
             <w:r>
-              <w:rPr>
-                <w:b/>
-                <w:bCs/>
-              </w:rPr>
-              <w:t xml:space="preserve">Situação</w:t>
+              <w:t xml:space="preserve">Dependências</w:t>
             </w:r>
           </w:p>
         </w:tc>
@@ -7131,7 +10585,7 @@
               <w:spacing w:after="0"/>
             </w:pPr>
             <w:r>
-              <w:t xml:space="preserve">Nível de ameaça, score de postura, indicadores de 24 h, atividade por hora, incidentes por severidade, matriz MITRE ATT&amp;CK, fila de resposta, IPs hostis, saúde dos ativos e feed ao vivo.</w:t>
+              <w:t xml:space="preserve">Falhas conhecidas nos pacotes de produção.</w:t>
             </w:r>
           </w:p>
         </w:tc>
@@ -7161,11 +10615,7 @@
               <w:spacing w:after="0"/>
             </w:pPr>
             <w:r>
-              <w:rPr>
-                <w:b/>
-                <w:bCs/>
-              </w:rPr>
-              <w:t xml:space="preserve">Incidentes</w:t>
+              <w:t xml:space="preserve">Node.js</w:t>
             </w:r>
           </w:p>
         </w:tc>
@@ -7190,7 +10640,7 @@
               <w:spacing w:after="0"/>
             </w:pPr>
             <w:r>
-              <w:t xml:space="preserve">Lista filtrável por estado e severidade. Cada incidente tem linha do tempo de eventos, técnicas MITRE e botões de triagem.</w:t>
+              <w:t xml:space="preserve">Se a versão do Node ainda recebe correções de segurança (o Node 20 perdeu o suporte em abril de 2026).</w:t>
             </w:r>
           </w:p>
         </w:tc>
@@ -7220,11 +10670,7 @@
               <w:spacing w:after="0"/>
             </w:pPr>
             <w:r>
-              <w:rPr>
-                <w:b/>
-                <w:bCs/>
-              </w:rPr>
-              <w:t xml:space="preserve">Eventos</w:t>
+              <w:t xml:space="preserve">Debugger</w:t>
             </w:r>
           </w:p>
         </w:tc>
@@ -7249,7 +10695,19 @@
               <w:spacing w:after="0"/>
             </w:pPr>
             <w:r>
-              <w:t xml:space="preserve">Todos os eventos brutos, filtráveis por categoria (inclusive Arquivos e Processos), IP e usuário.</w:t>
+              <w:t xml:space="preserve">Se o app roda com </w:t>
+            </w:r>
+            <w:r>
+              <w:rPr>
+                <w:rFonts w:ascii="Consolas" w:cs="Consolas" w:eastAsia="Consolas" w:hAnsi="Consolas"/>
+                <w:color w:val="0B4F6C"/>
+                <w:sz w:val="19"/>
+                <w:szCs w:val="19"/>
+              </w:rPr>
+              <w:t xml:space="preserve">--inspect</w:t>
+            </w:r>
+            <w:r>
+              <w:t xml:space="preserve">: quem alcança essa porta executa qualquer código no app.</w:t>
             </w:r>
           </w:p>
         </w:tc>
@@ -7279,10 +10737,968 @@
               <w:spacing w:after="0"/>
             </w:pPr>
             <w:r>
+              <w:t xml:space="preserve">Usuário</w:t>
+            </w:r>
+          </w:p>
+        </w:tc>
+        <w:tc>
+          <w:tcPr>
+            <w:tcW w:type="dxa" w:w="7638"/>
+            <w:tcBorders>
+              <w:top w:val="single" w:color="D5DBE1" w:sz="4"/>
+              <w:left w:val="single" w:color="D5DBE1" w:sz="4"/>
+              <w:bottom w:val="single" w:color="D5DBE1" w:sz="4"/>
+              <w:right w:val="single" w:color="D5DBE1" w:sz="4"/>
+            </w:tcBorders>
+            <w:tcMar>
+              <w:top w:type="dxa" w:w="60"/>
+              <w:left w:type="dxa" w:w="100"/>
+              <w:bottom w:type="dxa" w:w="60"/>
+              <w:right w:type="dxa" w:w="100"/>
+            </w:tcMar>
+          </w:tcPr>
+          <w:p>
+            <w:pPr>
+              <w:spacing w:after="0"/>
+            </w:pPr>
+            <w:r>
+              <w:t xml:space="preserve">Se o app roda como root.</w:t>
+            </w:r>
+          </w:p>
+        </w:tc>
+      </w:tr>
+      <w:tr>
+        <w:trPr>
+          <w:cantSplit/>
+        </w:trPr>
+        <w:tc>
+          <w:tcPr>
+            <w:tcW w:type="dxa" w:w="2000"/>
+            <w:tcBorders>
+              <w:top w:val="single" w:color="D5DBE1" w:sz="4"/>
+              <w:left w:val="single" w:color="D5DBE1" w:sz="4"/>
+              <w:bottom w:val="single" w:color="D5DBE1" w:sz="4"/>
+              <w:right w:val="single" w:color="D5DBE1" w:sz="4"/>
+            </w:tcBorders>
+            <w:tcMar>
+              <w:top w:type="dxa" w:w="60"/>
+              <w:left w:type="dxa" w:w="100"/>
+              <w:bottom w:type="dxa" w:w="60"/>
+              <w:right w:type="dxa" w:w="100"/>
+            </w:tcMar>
+          </w:tcPr>
+          <w:p>
+            <w:pPr>
+              <w:spacing w:after="0"/>
+            </w:pPr>
+            <w:r>
+              <w:t xml:space="preserve">Porta</w:t>
+            </w:r>
+          </w:p>
+        </w:tc>
+        <w:tc>
+          <w:tcPr>
+            <w:tcW w:type="dxa" w:w="7638"/>
+            <w:tcBorders>
+              <w:top w:val="single" w:color="D5DBE1" w:sz="4"/>
+              <w:left w:val="single" w:color="D5DBE1" w:sz="4"/>
+              <w:bottom w:val="single" w:color="D5DBE1" w:sz="4"/>
+              <w:right w:val="single" w:color="D5DBE1" w:sz="4"/>
+            </w:tcBorders>
+            <w:tcMar>
+              <w:top w:type="dxa" w:w="60"/>
+              <w:left w:type="dxa" w:w="100"/>
+              <w:bottom w:type="dxa" w:w="60"/>
+              <w:right w:type="dxa" w:w="100"/>
+            </w:tcMar>
+          </w:tcPr>
+          <w:p>
+            <w:pPr>
+              <w:spacing w:after="0"/>
+            </w:pPr>
+            <w:r>
+              <w:t xml:space="preserve">Se o app aceita conexões de qualquer interface, mesmo estando atrás do nginx (dá para pular o nginx e o HTTPS).</w:t>
+            </w:r>
+          </w:p>
+        </w:tc>
+      </w:tr>
+      <w:tr>
+        <w:trPr>
+          <w:cantSplit/>
+        </w:trPr>
+        <w:tc>
+          <w:tcPr>
+            <w:tcW w:type="dxa" w:w="2000"/>
+            <w:tcBorders>
+              <w:top w:val="single" w:color="D5DBE1" w:sz="4"/>
+              <w:left w:val="single" w:color="D5DBE1" w:sz="4"/>
+              <w:bottom w:val="single" w:color="D5DBE1" w:sz="4"/>
+              <w:right w:val="single" w:color="D5DBE1" w:sz="4"/>
+            </w:tcBorders>
+            <w:tcMar>
+              <w:top w:type="dxa" w:w="60"/>
+              <w:left w:type="dxa" w:w="100"/>
+              <w:bottom w:type="dxa" w:w="60"/>
+              <w:right w:type="dxa" w:w="100"/>
+            </w:tcMar>
+          </w:tcPr>
+          <w:p>
+            <w:pPr>
+              <w:spacing w:after="0"/>
+            </w:pPr>
+            <w:r>
+              <w:t xml:space="preserve">HTTPS</w:t>
+            </w:r>
+          </w:p>
+        </w:tc>
+        <w:tc>
+          <w:tcPr>
+            <w:tcW w:type="dxa" w:w="7638"/>
+            <w:tcBorders>
+              <w:top w:val="single" w:color="D5DBE1" w:sz="4"/>
+              <w:left w:val="single" w:color="D5DBE1" w:sz="4"/>
+              <w:bottom w:val="single" w:color="D5DBE1" w:sz="4"/>
+              <w:right w:val="single" w:color="D5DBE1" w:sz="4"/>
+            </w:tcBorders>
+            <w:tcMar>
+              <w:top w:type="dxa" w:w="60"/>
+              <w:left w:type="dxa" w:w="100"/>
+              <w:bottom w:type="dxa" w:w="60"/>
+              <w:right w:type="dxa" w:w="100"/>
+            </w:tcMar>
+          </w:tcPr>
+          <w:p>
+            <w:pPr>
+              <w:spacing w:after="0"/>
+            </w:pPr>
+            <w:r>
+              <w:t xml:space="preserve">Se o domínio tem HTTPS e se o certificado está perto de vencer.</w:t>
+            </w:r>
+          </w:p>
+        </w:tc>
+      </w:tr>
+      <w:tr>
+        <w:trPr>
+          <w:cantSplit/>
+        </w:trPr>
+        <w:tc>
+          <w:tcPr>
+            <w:tcW w:type="dxa" w:w="2000"/>
+            <w:tcBorders>
+              <w:top w:val="single" w:color="D5DBE1" w:sz="4"/>
+              <w:left w:val="single" w:color="D5DBE1" w:sz="4"/>
+              <w:bottom w:val="single" w:color="D5DBE1" w:sz="4"/>
+              <w:right w:val="single" w:color="D5DBE1" w:sz="4"/>
+            </w:tcBorders>
+            <w:tcMar>
+              <w:top w:type="dxa" w:w="60"/>
+              <w:left w:type="dxa" w:w="100"/>
+              <w:bottom w:type="dxa" w:w="60"/>
+              <w:right w:type="dxa" w:w="100"/>
+            </w:tcMar>
+          </w:tcPr>
+          <w:p>
+            <w:pPr>
+              <w:spacing w:after="0"/>
+            </w:pPr>
+            <w:r>
+              <w:t xml:space="preserve">.env</w:t>
+            </w:r>
+          </w:p>
+        </w:tc>
+        <w:tc>
+          <w:tcPr>
+            <w:tcW w:type="dxa" w:w="7638"/>
+            <w:tcBorders>
+              <w:top w:val="single" w:color="D5DBE1" w:sz="4"/>
+              <w:left w:val="single" w:color="D5DBE1" w:sz="4"/>
+              <w:bottom w:val="single" w:color="D5DBE1" w:sz="4"/>
+              <w:right w:val="single" w:color="D5DBE1" w:sz="4"/>
+            </w:tcBorders>
+            <w:tcMar>
+              <w:top w:type="dxa" w:w="60"/>
+              <w:left w:type="dxa" w:w="100"/>
+              <w:bottom w:type="dxa" w:w="60"/>
+              <w:right w:type="dxa" w:w="100"/>
+            </w:tcMar>
+          </w:tcPr>
+          <w:p>
+            <w:pPr>
+              <w:spacing w:after="0"/>
+            </w:pPr>
+            <w:r>
+              <w:t xml:space="preserve">Se o arquivo de senhas pode ser lido por qualquer usuário do servidor.</w:t>
+            </w:r>
+          </w:p>
+        </w:tc>
+      </w:tr>
+      <w:tr>
+        <w:trPr>
+          <w:cantSplit/>
+        </w:trPr>
+        <w:tc>
+          <w:tcPr>
+            <w:tcW w:type="dxa" w:w="2000"/>
+            <w:tcBorders>
+              <w:top w:val="single" w:color="D5DBE1" w:sz="4"/>
+              <w:left w:val="single" w:color="D5DBE1" w:sz="4"/>
+              <w:bottom w:val="single" w:color="D5DBE1" w:sz="4"/>
+              <w:right w:val="single" w:color="D5DBE1" w:sz="4"/>
+            </w:tcBorders>
+            <w:tcMar>
+              <w:top w:type="dxa" w:w="60"/>
+              <w:left w:type="dxa" w:w="100"/>
+              <w:bottom w:type="dxa" w:w="60"/>
+              <w:right w:type="dxa" w:w="100"/>
+            </w:tcMar>
+          </w:tcPr>
+          <w:p>
+            <w:pPr>
+              <w:spacing w:after="0"/>
+            </w:pPr>
+            <w:r>
+              <w:t xml:space="preserve">NODE_ENV</w:t>
+            </w:r>
+          </w:p>
+        </w:tc>
+        <w:tc>
+          <w:tcPr>
+            <w:tcW w:type="dxa" w:w="7638"/>
+            <w:tcBorders>
+              <w:top w:val="single" w:color="D5DBE1" w:sz="4"/>
+              <w:left w:val="single" w:color="D5DBE1" w:sz="4"/>
+              <w:bottom w:val="single" w:color="D5DBE1" w:sz="4"/>
+              <w:right w:val="single" w:color="D5DBE1" w:sz="4"/>
+            </w:tcBorders>
+            <w:tcMar>
+              <w:top w:type="dxa" w:w="60"/>
+              <w:left w:type="dxa" w:w="100"/>
+              <w:bottom w:type="dxa" w:w="60"/>
+              <w:right w:type="dxa" w:w="100"/>
+            </w:tcMar>
+          </w:tcPr>
+          <w:p>
+            <w:pPr>
+              <w:spacing w:after="0"/>
+            </w:pPr>
+            <w:r>
+              <w:t xml:space="preserve">Se está em production (outros modos mostram mensagens de debug para o usuário).</w:t>
+            </w:r>
+          </w:p>
+        </w:tc>
+      </w:tr>
+      <w:tr>
+        <w:trPr>
+          <w:cantSplit/>
+        </w:trPr>
+        <w:tc>
+          <w:tcPr>
+            <w:tcW w:type="dxa" w:w="2000"/>
+            <w:tcBorders>
+              <w:top w:val="single" w:color="D5DBE1" w:sz="4"/>
+              <w:left w:val="single" w:color="D5DBE1" w:sz="4"/>
+              <w:bottom w:val="single" w:color="D5DBE1" w:sz="4"/>
+              <w:right w:val="single" w:color="D5DBE1" w:sz="4"/>
+            </w:tcBorders>
+            <w:tcMar>
+              <w:top w:type="dxa" w:w="60"/>
+              <w:left w:type="dxa" w:w="100"/>
+              <w:bottom w:type="dxa" w:w="60"/>
+              <w:right w:type="dxa" w:w="100"/>
+            </w:tcMar>
+          </w:tcPr>
+          <w:p>
+            <w:pPr>
+              <w:spacing w:after="0"/>
+            </w:pPr>
+            <w:r>
+              <w:t xml:space="preserve">Resposta</w:t>
+            </w:r>
+          </w:p>
+        </w:tc>
+        <w:tc>
+          <w:tcPr>
+            <w:tcW w:type="dxa" w:w="7638"/>
+            <w:tcBorders>
+              <w:top w:val="single" w:color="D5DBE1" w:sz="4"/>
+              <w:left w:val="single" w:color="D5DBE1" w:sz="4"/>
+              <w:bottom w:val="single" w:color="D5DBE1" w:sz="4"/>
+              <w:right w:val="single" w:color="D5DBE1" w:sz="4"/>
+            </w:tcBorders>
+            <w:tcMar>
+              <w:top w:type="dxa" w:w="60"/>
+              <w:left w:type="dxa" w:w="100"/>
+              <w:bottom w:type="dxa" w:w="60"/>
+              <w:right w:type="dxa" w:w="100"/>
+            </w:tcMar>
+          </w:tcPr>
+          <w:p>
+            <w:pPr>
+              <w:spacing w:after="0"/>
+            </w:pPr>
+            <w:r>
+              <w:t xml:space="preserve">Se o app responde na própria porta.</w:t>
+            </w:r>
+          </w:p>
+        </w:tc>
+      </w:tr>
+    </w:tbl>
+    <w:p>
+      <w:pPr>
+        <w:spacing w:after="120"/>
+      </w:pPr>
+    </w:p>
+    <w:p>
+      <w:pPr>
+        <w:spacing w:after="120"/>
+      </w:pPr>
+      <w:r>
+        <w:t xml:space="preserve">Cada item com problema mostra a correção, quase sempre com o comando pronto para copiar.</w:t>
+      </w:r>
+    </w:p>
+    <w:p>
+      <w:pPr>
+        <w:pStyle w:val="Heading2"/>
+      </w:pPr>
+      <w:r>
+        <w:t xml:space="preserve">9.3 Ações</w:t>
+      </w:r>
+    </w:p>
+    <w:p>
+      <w:pPr>
+        <w:pStyle w:val="ListParagraph"/>
+        <w:numPr>
+          <w:ilvl w:val="0"/>
+          <w:numId w:val="2"/>
+        </w:numPr>
+        <w:spacing w:after="60"/>
+      </w:pPr>
+      <w:r>
+        <w:rPr>
+          <w:b/>
+          <w:bCs/>
+        </w:rPr>
+        <w:t xml:space="preserve">Reiniciar (pm2 restart):</w:t>
+      </w:r>
+      <w:r>
+        <w:t xml:space="preserve"> botão na página do app. O agente executa como o dono do PM2.</w:t>
+      </w:r>
+    </w:p>
+    <w:p>
+      <w:pPr>
+        <w:pStyle w:val="ListParagraph"/>
+        <w:numPr>
+          <w:ilvl w:val="0"/>
+          <w:numId w:val="2"/>
+        </w:numPr>
+        <w:spacing w:after="60"/>
+      </w:pPr>
+      <w:r>
+        <w:rPr>
+          <w:b/>
+          <w:bCs/>
+        </w:rPr>
+        <w:t xml:space="preserve">Verificar agora:</w:t>
+      </w:r>
+      <w:r>
+        <w:t xml:space="preserve"> confere de novo as dependências na OSV.dev. Isso também acontece sozinho quando o </w:t>
+      </w:r>
+      <w:r>
+        <w:rPr>
+          <w:rFonts w:ascii="Consolas" w:cs="Consolas" w:eastAsia="Consolas" w:hAnsi="Consolas"/>
+          <w:color w:val="0B4F6C"/>
+          <w:sz w:val="19"/>
+          <w:szCs w:val="19"/>
+        </w:rPr>
+        <w:t xml:space="preserve">package-lock.json</w:t>
+      </w:r>
+      <w:r>
+        <w:t xml:space="preserve"> muda e uma vez por dia.</w:t>
+      </w:r>
+    </w:p>
+    <w:p>
+      <w:pPr>
+        <w:pStyle w:val="ListParagraph"/>
+        <w:numPr>
+          <w:ilvl w:val="0"/>
+          <w:numId w:val="2"/>
+        </w:numPr>
+        <w:spacing w:after="60"/>
+      </w:pPr>
+      <w:r>
+        <w:t xml:space="preserve">Quando um app cai (status errored), aparece uma proposta de reinício na aba Resposta.</w:t>
+      </w:r>
+    </w:p>
+    <w:p>
+      <w:pPr>
+        <w:keepNext/>
+        <w:pBdr>
+          <w:left w:val="single" w:color="1D6B93" w:sz="24" w:space="8"/>
+        </w:pBdr>
+        <w:shd w:fill="E8F3F8" w:color="auto" w:val="clear"/>
+        <w:spacing w:before="160" w:after="0"/>
+        <w:ind w:left="200" w:right="120"/>
+      </w:pPr>
+      <w:r>
+        <w:rPr>
+          <w:b/>
+          <w:bCs/>
+          <w:color w:val="1D6B93"/>
+        </w:rPr>
+        <w:t xml:space="preserve">Privacidade</w:t>
+      </w:r>
+    </w:p>
+    <w:p>
+      <w:pPr>
+        <w:keepNext/>
+        <w:pBdr>
+          <w:left w:val="single" w:color="1D6B93" w:sz="24" w:space="8"/>
+        </w:pBdr>
+        <w:shd w:fill="E8F3F8" w:color="auto" w:val="clear"/>
+        <w:spacing w:before="40" w:after="0"/>
+        <w:ind w:left="200" w:right="120"/>
+      </w:pPr>
+      <w:r>
+        <w:t xml:space="preserve">O agente só lê o PM2 que já está rodando, como o usuário dono dele. Ele não inicia o PM2 e não grava nada na pasta dele.</w:t>
+      </w:r>
+    </w:p>
+    <w:p>
+      <w:pPr>
+        <w:keepNext w:val="false"/>
+        <w:pBdr>
+          <w:left w:val="single" w:color="1D6B93" w:sz="24" w:space="8"/>
+        </w:pBdr>
+        <w:shd w:fill="E8F3F8" w:color="auto" w:val="clear"/>
+        <w:spacing w:before="40" w:after="200"/>
+        <w:ind w:left="200" w:right="120"/>
+      </w:pPr>
+      <w:r>
+        <w:t xml:space="preserve">Para a consulta de vulnerabilidades, saem do servidor apenas o nome e a versão dos pacotes. Variáveis de ambiente, conteúdo do </w:t>
+      </w:r>
+      <w:r>
+        <w:rPr>
+          <w:rFonts w:ascii="Consolas" w:cs="Consolas" w:eastAsia="Consolas" w:hAnsi="Consolas"/>
+          <w:color w:val="0B4F6C"/>
+          <w:sz w:val="19"/>
+          <w:szCs w:val="19"/>
+        </w:rPr>
+        <w:t xml:space="preserve">.env</w:t>
+      </w:r>
+      <w:r>
+        <w:t xml:space="preserve"> e código ficam na VPS.</w:t>
+      </w:r>
+    </w:p>
+    <w:p>
+      <w:pPr>
+        <w:pStyle w:val="Heading1"/>
+        <w:pageBreakBefore/>
+      </w:pPr>
+      <w:bookmarkStart w:name="cap10" w:id="1"/>
+      <w:r>
+        <w:t xml:space="preserve">10. Uso no dia a dia</w:t>
+      </w:r>
+      <w:bookmarkEnd w:id="1"/>
+    </w:p>
+    <w:p>
+      <w:pPr>
+        <w:pStyle w:val="Heading2"/>
+      </w:pPr>
+      <w:r>
+        <w:t xml:space="preserve">Ligar e desligar o SOC</w:t>
+      </w:r>
+    </w:p>
+    <w:p>
+      <w:pPr>
+        <w:keepNext/>
+        <w:spacing w:before="120" w:after="0"/>
+      </w:pPr>
+      <w:r>
+        <w:rPr>
+          <w:rFonts w:ascii="Consolas" w:cs="Consolas" w:eastAsia="Consolas" w:hAnsi="Consolas"/>
+          <w:b/>
+          <w:bCs/>
+          <w:color w:val="1D6B93"/>
+          <w:sz w:val="17"/>
+          <w:szCs w:val="17"/>
+        </w:rPr>
+        <w:t xml:space="preserve">▸ Máquina do SOC, na pasta do projeto</w:t>
+      </w:r>
+    </w:p>
+    <w:p>
+      <w:pPr>
+        <w:pStyle w:val="Code"/>
+        <w:keepNext/>
+        <w:spacing w:before="0" w:after="0"/>
+      </w:pPr>
+      <w:r>
+        <w:t xml:space="preserve">docker compose up -d      # ligar</w:t>
+      </w:r>
+    </w:p>
+    <w:p>
+      <w:pPr>
+        <w:pStyle w:val="Code"/>
+        <w:keepNext/>
+        <w:spacing w:before="0" w:after="0"/>
+      </w:pPr>
+      <w:r>
+        <w:t xml:space="preserve">docker compose stop        # desligar</w:t>
+      </w:r>
+    </w:p>
+    <w:p>
+      <w:pPr>
+        <w:pStyle w:val="Code"/>
+        <w:keepNext w:val="false"/>
+        <w:spacing w:before="0" w:after="160"/>
+      </w:pPr>
+      <w:r>
+        <w:t xml:space="preserve">docker compose logs -f backend   # ver o log do backend</w:t>
+      </w:r>
+    </w:p>
+    <w:p>
+      <w:pPr>
+        <w:spacing w:after="120"/>
+      </w:pPr>
+      <w:r>
+        <w:t xml:space="preserve">Os containers usam </w:t>
+      </w:r>
+      <w:r>
+        <w:rPr>
+          <w:rFonts w:ascii="Consolas" w:cs="Consolas" w:eastAsia="Consolas" w:hAnsi="Consolas"/>
+          <w:color w:val="0B4F6C"/>
+          <w:sz w:val="19"/>
+          <w:szCs w:val="19"/>
+        </w:rPr>
+        <w:t xml:space="preserve">restart: unless-stopped</w:t>
+      </w:r>
+      <w:r>
+        <w:t xml:space="preserve">: se você não der </w:t>
+      </w:r>
+      <w:r>
+        <w:rPr>
+          <w:rFonts w:ascii="Consolas" w:cs="Consolas" w:eastAsia="Consolas" w:hAnsi="Consolas"/>
+          <w:color w:val="0B4F6C"/>
+          <w:sz w:val="19"/>
+          <w:szCs w:val="19"/>
+        </w:rPr>
+        <w:t xml:space="preserve">stop</w:t>
+      </w:r>
+      <w:r>
+        <w:t xml:space="preserve">, eles sobem sozinhos quando o Docker inicia. Os agentes não precisam de nada; eles sobem com o servidor.</w:t>
+      </w:r>
+    </w:p>
+    <w:p>
+      <w:pPr>
+        <w:pStyle w:val="Heading2"/>
+      </w:pPr>
+      <w:r>
+        <w:t xml:space="preserve">As telas do painel</w:t>
+      </w:r>
+    </w:p>
+    <w:tbl>
+      <w:tblPr>
+        <w:tblW w:type="dxa" w:w="9638"/>
+        <w:tblBorders>
+          <w:top w:val="single" w:color="auto" w:sz="4"/>
+          <w:left w:val="single" w:color="auto" w:sz="4"/>
+          <w:bottom w:val="single" w:color="auto" w:sz="4"/>
+          <w:right w:val="single" w:color="auto" w:sz="4"/>
+          <w:insideH w:val="single" w:color="auto" w:sz="4"/>
+          <w:insideV w:val="single" w:color="auto" w:sz="4"/>
+        </w:tblBorders>
+      </w:tblPr>
+      <w:tblGrid>
+        <w:gridCol w:w="2000"/>
+        <w:gridCol w:w="7638"/>
+      </w:tblGrid>
+      <w:tr>
+        <w:trPr>
+          <w:tblHeader/>
+        </w:trPr>
+        <w:tc>
+          <w:tcPr>
+            <w:tcW w:type="dxa" w:w="2000"/>
+            <w:tcBorders>
+              <w:top w:val="single" w:color="D5DBE1" w:sz="4"/>
+              <w:left w:val="single" w:color="D5DBE1" w:sz="4"/>
+              <w:bottom w:val="single" w:color="D5DBE1" w:sz="4"/>
+              <w:right w:val="single" w:color="D5DBE1" w:sz="4"/>
+            </w:tcBorders>
+            <w:shd w:fill="E3ECF2" w:color="auto" w:val="clear"/>
+            <w:tcMar>
+              <w:top w:type="dxa" w:w="60"/>
+              <w:left w:type="dxa" w:w="100"/>
+              <w:bottom w:type="dxa" w:w="60"/>
+              <w:right w:type="dxa" w:w="100"/>
+            </w:tcMar>
+          </w:tcPr>
+          <w:p>
+            <w:pPr>
+              <w:spacing w:after="0"/>
+            </w:pPr>
+            <w:r>
               <w:rPr>
                 <w:b/>
                 <w:bCs/>
               </w:rPr>
+              <w:t xml:space="preserve">Aba</w:t>
+            </w:r>
+          </w:p>
+        </w:tc>
+        <w:tc>
+          <w:tcPr>
+            <w:tcW w:type="dxa" w:w="7638"/>
+            <w:tcBorders>
+              <w:top w:val="single" w:color="D5DBE1" w:sz="4"/>
+              <w:left w:val="single" w:color="D5DBE1" w:sz="4"/>
+              <w:bottom w:val="single" w:color="D5DBE1" w:sz="4"/>
+              <w:right w:val="single" w:color="D5DBE1" w:sz="4"/>
+            </w:tcBorders>
+            <w:shd w:fill="E3ECF2" w:color="auto" w:val="clear"/>
+            <w:tcMar>
+              <w:top w:type="dxa" w:w="60"/>
+              <w:left w:type="dxa" w:w="100"/>
+              <w:bottom w:type="dxa" w:w="60"/>
+              <w:right w:type="dxa" w:w="100"/>
+            </w:tcMar>
+          </w:tcPr>
+          <w:p>
+            <w:pPr>
+              <w:spacing w:after="0"/>
+            </w:pPr>
+            <w:r>
+              <w:rPr>
+                <w:b/>
+                <w:bCs/>
+              </w:rPr>
+              <w:t xml:space="preserve">O que mostra</w:t>
+            </w:r>
+          </w:p>
+        </w:tc>
+      </w:tr>
+      <w:tr>
+        <w:trPr>
+          <w:cantSplit/>
+        </w:trPr>
+        <w:tc>
+          <w:tcPr>
+            <w:tcW w:type="dxa" w:w="2000"/>
+            <w:tcBorders>
+              <w:top w:val="single" w:color="D5DBE1" w:sz="4"/>
+              <w:left w:val="single" w:color="D5DBE1" w:sz="4"/>
+              <w:bottom w:val="single" w:color="D5DBE1" w:sz="4"/>
+              <w:right w:val="single" w:color="D5DBE1" w:sz="4"/>
+            </w:tcBorders>
+            <w:tcMar>
+              <w:top w:type="dxa" w:w="60"/>
+              <w:left w:type="dxa" w:w="100"/>
+              <w:bottom w:type="dxa" w:w="60"/>
+              <w:right w:type="dxa" w:w="100"/>
+            </w:tcMar>
+          </w:tcPr>
+          <w:p>
+            <w:pPr>
+              <w:spacing w:after="0"/>
+            </w:pPr>
+            <w:r>
+              <w:rPr>
+                <w:b/>
+                <w:bCs/>
+              </w:rPr>
+              <w:t xml:space="preserve">Situação</w:t>
+            </w:r>
+          </w:p>
+        </w:tc>
+        <w:tc>
+          <w:tcPr>
+            <w:tcW w:type="dxa" w:w="7638"/>
+            <w:tcBorders>
+              <w:top w:val="single" w:color="D5DBE1" w:sz="4"/>
+              <w:left w:val="single" w:color="D5DBE1" w:sz="4"/>
+              <w:bottom w:val="single" w:color="D5DBE1" w:sz="4"/>
+              <w:right w:val="single" w:color="D5DBE1" w:sz="4"/>
+            </w:tcBorders>
+            <w:tcMar>
+              <w:top w:type="dxa" w:w="60"/>
+              <w:left w:type="dxa" w:w="100"/>
+              <w:bottom w:type="dxa" w:w="60"/>
+              <w:right w:type="dxa" w:w="100"/>
+            </w:tcMar>
+          </w:tcPr>
+          <w:p>
+            <w:pPr>
+              <w:spacing w:after="0"/>
+            </w:pPr>
+            <w:r>
+              <w:t xml:space="preserve">Nível de ameaça, score de postura, desempenho do SOC, incidentes por dia, detecções mais frequentes, atividade por hora, matriz MITRE ATT&amp;CK, fila de resposta, IPs hostis, serviços PM2, saúde e postura dos ativos e feed ao vivo.</w:t>
+            </w:r>
+          </w:p>
+        </w:tc>
+      </w:tr>
+      <w:tr>
+        <w:trPr>
+          <w:cantSplit/>
+        </w:trPr>
+        <w:tc>
+          <w:tcPr>
+            <w:tcW w:type="dxa" w:w="2000"/>
+            <w:tcBorders>
+              <w:top w:val="single" w:color="D5DBE1" w:sz="4"/>
+              <w:left w:val="single" w:color="D5DBE1" w:sz="4"/>
+              <w:bottom w:val="single" w:color="D5DBE1" w:sz="4"/>
+              <w:right w:val="single" w:color="D5DBE1" w:sz="4"/>
+            </w:tcBorders>
+            <w:tcMar>
+              <w:top w:type="dxa" w:w="60"/>
+              <w:left w:type="dxa" w:w="100"/>
+              <w:bottom w:type="dxa" w:w="60"/>
+              <w:right w:type="dxa" w:w="100"/>
+            </w:tcMar>
+          </w:tcPr>
+          <w:p>
+            <w:pPr>
+              <w:spacing w:after="0"/>
+            </w:pPr>
+            <w:r>
+              <w:rPr>
+                <w:b/>
+                <w:bCs/>
+              </w:rPr>
+              <w:t xml:space="preserve">Incidentes</w:t>
+            </w:r>
+          </w:p>
+        </w:tc>
+        <w:tc>
+          <w:tcPr>
+            <w:tcW w:type="dxa" w:w="7638"/>
+            <w:tcBorders>
+              <w:top w:val="single" w:color="D5DBE1" w:sz="4"/>
+              <w:left w:val="single" w:color="D5DBE1" w:sz="4"/>
+              <w:bottom w:val="single" w:color="D5DBE1" w:sz="4"/>
+              <w:right w:val="single" w:color="D5DBE1" w:sz="4"/>
+            </w:tcBorders>
+            <w:tcMar>
+              <w:top w:type="dxa" w:w="60"/>
+              <w:left w:type="dxa" w:w="100"/>
+              <w:bottom w:type="dxa" w:w="60"/>
+              <w:right w:type="dxa" w:w="100"/>
+            </w:tcMar>
+          </w:tcPr>
+          <w:p>
+            <w:pPr>
+              <w:spacing w:after="0"/>
+            </w:pPr>
+            <w:r>
+              <w:t xml:space="preserve">Lista filtrável por estado e severidade. Cada incidente explica o que aconteceu e traz os próximos passos (ver abaixo).</w:t>
+            </w:r>
+          </w:p>
+        </w:tc>
+      </w:tr>
+      <w:tr>
+        <w:trPr>
+          <w:cantSplit/>
+        </w:trPr>
+        <w:tc>
+          <w:tcPr>
+            <w:tcW w:type="dxa" w:w="2000"/>
+            <w:tcBorders>
+              <w:top w:val="single" w:color="D5DBE1" w:sz="4"/>
+              <w:left w:val="single" w:color="D5DBE1" w:sz="4"/>
+              <w:bottom w:val="single" w:color="D5DBE1" w:sz="4"/>
+              <w:right w:val="single" w:color="D5DBE1" w:sz="4"/>
+            </w:tcBorders>
+            <w:tcMar>
+              <w:top w:type="dxa" w:w="60"/>
+              <w:left w:type="dxa" w:w="100"/>
+              <w:bottom w:type="dxa" w:w="60"/>
+              <w:right w:type="dxa" w:w="100"/>
+            </w:tcMar>
+          </w:tcPr>
+          <w:p>
+            <w:pPr>
+              <w:spacing w:after="0"/>
+            </w:pPr>
+            <w:r>
+              <w:rPr>
+                <w:b/>
+                <w:bCs/>
+              </w:rPr>
+              <w:t xml:space="preserve">Serviços</w:t>
+            </w:r>
+          </w:p>
+        </w:tc>
+        <w:tc>
+          <w:tcPr>
+            <w:tcW w:type="dxa" w:w="7638"/>
+            <w:tcBorders>
+              <w:top w:val="single" w:color="D5DBE1" w:sz="4"/>
+              <w:left w:val="single" w:color="D5DBE1" w:sz="4"/>
+              <w:bottom w:val="single" w:color="D5DBE1" w:sz="4"/>
+              <w:right w:val="single" w:color="D5DBE1" w:sz="4"/>
+            </w:tcBorders>
+            <w:tcMar>
+              <w:top w:type="dxa" w:w="60"/>
+              <w:left w:type="dxa" w:w="100"/>
+              <w:bottom w:type="dxa" w:w="60"/>
+              <w:right w:type="dxa" w:w="100"/>
+            </w:tcMar>
+          </w:tcPr>
+          <w:p>
+            <w:pPr>
+              <w:spacing w:after="0"/>
+            </w:pPr>
+            <w:r>
+              <w:t xml:space="preserve">Apps do PM2 com saúde, nota de segurança, vulnerabilidades e disponibilidade (capítulo 9).</w:t>
+            </w:r>
+          </w:p>
+        </w:tc>
+      </w:tr>
+      <w:tr>
+        <w:trPr>
+          <w:cantSplit/>
+        </w:trPr>
+        <w:tc>
+          <w:tcPr>
+            <w:tcW w:type="dxa" w:w="2000"/>
+            <w:tcBorders>
+              <w:top w:val="single" w:color="D5DBE1" w:sz="4"/>
+              <w:left w:val="single" w:color="D5DBE1" w:sz="4"/>
+              <w:bottom w:val="single" w:color="D5DBE1" w:sz="4"/>
+              <w:right w:val="single" w:color="D5DBE1" w:sz="4"/>
+            </w:tcBorders>
+            <w:tcMar>
+              <w:top w:type="dxa" w:w="60"/>
+              <w:left w:type="dxa" w:w="100"/>
+              <w:bottom w:type="dxa" w:w="60"/>
+              <w:right w:type="dxa" w:w="100"/>
+            </w:tcMar>
+          </w:tcPr>
+          <w:p>
+            <w:pPr>
+              <w:spacing w:after="0"/>
+            </w:pPr>
+            <w:r>
+              <w:rPr>
+                <w:b/>
+                <w:bCs/>
+              </w:rPr>
+              <w:t xml:space="preserve">Resposta</w:t>
+            </w:r>
+          </w:p>
+        </w:tc>
+        <w:tc>
+          <w:tcPr>
+            <w:tcW w:type="dxa" w:w="7638"/>
+            <w:tcBorders>
+              <w:top w:val="single" w:color="D5DBE1" w:sz="4"/>
+              <w:left w:val="single" w:color="D5DBE1" w:sz="4"/>
+              <w:bottom w:val="single" w:color="D5DBE1" w:sz="4"/>
+              <w:right w:val="single" w:color="D5DBE1" w:sz="4"/>
+            </w:tcBorders>
+            <w:tcMar>
+              <w:top w:type="dxa" w:w="60"/>
+              <w:left w:type="dxa" w:w="100"/>
+              <w:bottom w:type="dxa" w:w="60"/>
+              <w:right w:type="dxa" w:w="100"/>
+            </w:tcMar>
+          </w:tcPr>
+          <w:p>
+            <w:pPr>
+              <w:spacing w:after="0"/>
+            </w:pPr>
+            <w:r>
+              <w:t xml:space="preserve">Ações aguardando aprovação, IPs bloqueados agora, histórico de ações e o que cada playbook faz sozinho (capítulo 8).</w:t>
+            </w:r>
+          </w:p>
+        </w:tc>
+      </w:tr>
+      <w:tr>
+        <w:trPr>
+          <w:cantSplit/>
+        </w:trPr>
+        <w:tc>
+          <w:tcPr>
+            <w:tcW w:type="dxa" w:w="2000"/>
+            <w:tcBorders>
+              <w:top w:val="single" w:color="D5DBE1" w:sz="4"/>
+              <w:left w:val="single" w:color="D5DBE1" w:sz="4"/>
+              <w:bottom w:val="single" w:color="D5DBE1" w:sz="4"/>
+              <w:right w:val="single" w:color="D5DBE1" w:sz="4"/>
+            </w:tcBorders>
+            <w:tcMar>
+              <w:top w:type="dxa" w:w="60"/>
+              <w:left w:type="dxa" w:w="100"/>
+              <w:bottom w:type="dxa" w:w="60"/>
+              <w:right w:type="dxa" w:w="100"/>
+            </w:tcMar>
+          </w:tcPr>
+          <w:p>
+            <w:pPr>
+              <w:spacing w:after="0"/>
+            </w:pPr>
+            <w:r>
+              <w:rPr>
+                <w:b/>
+                <w:bCs/>
+              </w:rPr>
+              <w:t xml:space="preserve">Eventos</w:t>
+            </w:r>
+          </w:p>
+        </w:tc>
+        <w:tc>
+          <w:tcPr>
+            <w:tcW w:type="dxa" w:w="7638"/>
+            <w:tcBorders>
+              <w:top w:val="single" w:color="D5DBE1" w:sz="4"/>
+              <w:left w:val="single" w:color="D5DBE1" w:sz="4"/>
+              <w:bottom w:val="single" w:color="D5DBE1" w:sz="4"/>
+              <w:right w:val="single" w:color="D5DBE1" w:sz="4"/>
+            </w:tcBorders>
+            <w:tcMar>
+              <w:top w:type="dxa" w:w="60"/>
+              <w:left w:type="dxa" w:w="100"/>
+              <w:bottom w:type="dxa" w:w="60"/>
+              <w:right w:type="dxa" w:w="100"/>
+            </w:tcMar>
+          </w:tcPr>
+          <w:p>
+            <w:pPr>
+              <w:spacing w:after="0"/>
+            </w:pPr>
+            <w:r>
+              <w:t xml:space="preserve">Todos os eventos brutos, filtráveis por categoria (inclusive Arquivos, Processos, Resposta automática e Apps PM2), IP e usuário.</w:t>
+            </w:r>
+          </w:p>
+        </w:tc>
+      </w:tr>
+      <w:tr>
+        <w:trPr>
+          <w:cantSplit/>
+        </w:trPr>
+        <w:tc>
+          <w:tcPr>
+            <w:tcW w:type="dxa" w:w="2000"/>
+            <w:tcBorders>
+              <w:top w:val="single" w:color="D5DBE1" w:sz="4"/>
+              <w:left w:val="single" w:color="D5DBE1" w:sz="4"/>
+              <w:bottom w:val="single" w:color="D5DBE1" w:sz="4"/>
+              <w:right w:val="single" w:color="D5DBE1" w:sz="4"/>
+            </w:tcBorders>
+            <w:tcMar>
+              <w:top w:type="dxa" w:w="60"/>
+              <w:left w:type="dxa" w:w="100"/>
+              <w:bottom w:type="dxa" w:w="60"/>
+              <w:right w:type="dxa" w:w="100"/>
+            </w:tcMar>
+          </w:tcPr>
+          <w:p>
+            <w:pPr>
+              <w:spacing w:after="0"/>
+            </w:pPr>
+            <w:r>
+              <w:rPr>
+                <w:b/>
+                <w:bCs/>
+              </w:rPr>
               <w:t xml:space="preserve">Ativos</w:t>
             </w:r>
           </w:p>
@@ -7308,7 +11724,7 @@
               <w:spacing w:after="0"/>
             </w:pPr>
             <w:r>
-              <w:t xml:space="preserve">Cada servidor: CPU, memória, disco, uptime, gráfico de 24 h e portas abertas.</w:t>
+              <w:t xml:space="preserve">Cada servidor: CPU, memória, swap, disco, rede, conexões, processos, sessões abertas, checklist de postura e portas abertas.</w:t>
             </w:r>
           </w:p>
         </w:tc>
@@ -7870,6 +12286,557 @@
         <w:pStyle w:val="Heading2"/>
       </w:pPr>
       <w:r>
+        <w:t xml:space="preserve">A página de um incidente</w:t>
+      </w:r>
+    </w:p>
+    <w:tbl>
+      <w:tblPr>
+        <w:tblW w:type="dxa" w:w="9638"/>
+        <w:tblBorders>
+          <w:top w:val="single" w:color="auto" w:sz="4"/>
+          <w:left w:val="single" w:color="auto" w:sz="4"/>
+          <w:bottom w:val="single" w:color="auto" w:sz="4"/>
+          <w:right w:val="single" w:color="auto" w:sz="4"/>
+          <w:insideH w:val="single" w:color="auto" w:sz="4"/>
+          <w:insideV w:val="single" w:color="auto" w:sz="4"/>
+        </w:tblBorders>
+      </w:tblPr>
+      <w:tblGrid>
+        <w:gridCol w:w="2600"/>
+        <w:gridCol w:w="7038"/>
+      </w:tblGrid>
+      <w:tr>
+        <w:trPr>
+          <w:tblHeader/>
+        </w:trPr>
+        <w:tc>
+          <w:tcPr>
+            <w:tcW w:type="dxa" w:w="2600"/>
+            <w:tcBorders>
+              <w:top w:val="single" w:color="D5DBE1" w:sz="4"/>
+              <w:left w:val="single" w:color="D5DBE1" w:sz="4"/>
+              <w:bottom w:val="single" w:color="D5DBE1" w:sz="4"/>
+              <w:right w:val="single" w:color="D5DBE1" w:sz="4"/>
+            </w:tcBorders>
+            <w:shd w:fill="E3ECF2" w:color="auto" w:val="clear"/>
+            <w:tcMar>
+              <w:top w:type="dxa" w:w="60"/>
+              <w:left w:type="dxa" w:w="100"/>
+              <w:bottom w:type="dxa" w:w="60"/>
+              <w:right w:type="dxa" w:w="100"/>
+            </w:tcMar>
+          </w:tcPr>
+          <w:p>
+            <w:pPr>
+              <w:spacing w:after="0"/>
+            </w:pPr>
+            <w:r>
+              <w:rPr>
+                <w:b/>
+                <w:bCs/>
+              </w:rPr>
+              <w:t xml:space="preserve">Parte</w:t>
+            </w:r>
+          </w:p>
+        </w:tc>
+        <w:tc>
+          <w:tcPr>
+            <w:tcW w:type="dxa" w:w="7038"/>
+            <w:tcBorders>
+              <w:top w:val="single" w:color="D5DBE1" w:sz="4"/>
+              <w:left w:val="single" w:color="D5DBE1" w:sz="4"/>
+              <w:bottom w:val="single" w:color="D5DBE1" w:sz="4"/>
+              <w:right w:val="single" w:color="D5DBE1" w:sz="4"/>
+            </w:tcBorders>
+            <w:shd w:fill="E3ECF2" w:color="auto" w:val="clear"/>
+            <w:tcMar>
+              <w:top w:type="dxa" w:w="60"/>
+              <w:left w:type="dxa" w:w="100"/>
+              <w:bottom w:type="dxa" w:w="60"/>
+              <w:right w:type="dxa" w:w="100"/>
+            </w:tcMar>
+          </w:tcPr>
+          <w:p>
+            <w:pPr>
+              <w:spacing w:after="0"/>
+            </w:pPr>
+            <w:r>
+              <w:rPr>
+                <w:b/>
+                <w:bCs/>
+              </w:rPr>
+              <w:t xml:space="preserve">O que traz</w:t>
+            </w:r>
+          </w:p>
+        </w:tc>
+      </w:tr>
+      <w:tr>
+        <w:trPr>
+          <w:cantSplit/>
+        </w:trPr>
+        <w:tc>
+          <w:tcPr>
+            <w:tcW w:type="dxa" w:w="2600"/>
+            <w:tcBorders>
+              <w:top w:val="single" w:color="D5DBE1" w:sz="4"/>
+              <w:left w:val="single" w:color="D5DBE1" w:sz="4"/>
+              <w:bottom w:val="single" w:color="D5DBE1" w:sz="4"/>
+              <w:right w:val="single" w:color="D5DBE1" w:sz="4"/>
+            </w:tcBorders>
+            <w:tcMar>
+              <w:top w:type="dxa" w:w="60"/>
+              <w:left w:type="dxa" w:w="100"/>
+              <w:bottom w:type="dxa" w:w="60"/>
+              <w:right w:type="dxa" w:w="100"/>
+            </w:tcMar>
+          </w:tcPr>
+          <w:p>
+            <w:pPr>
+              <w:spacing w:after="0"/>
+            </w:pPr>
+            <w:r>
+              <w:rPr>
+                <w:b/>
+                <w:bCs/>
+              </w:rPr>
+              <w:t xml:space="preserve">O que aconteceu</w:t>
+            </w:r>
+          </w:p>
+        </w:tc>
+        <w:tc>
+          <w:tcPr>
+            <w:tcW w:type="dxa" w:w="7038"/>
+            <w:tcBorders>
+              <w:top w:val="single" w:color="D5DBE1" w:sz="4"/>
+              <w:left w:val="single" w:color="D5DBE1" w:sz="4"/>
+              <w:bottom w:val="single" w:color="D5DBE1" w:sz="4"/>
+              <w:right w:val="single" w:color="D5DBE1" w:sz="4"/>
+            </w:tcBorders>
+            <w:tcMar>
+              <w:top w:type="dxa" w:w="60"/>
+              <w:left w:type="dxa" w:w="100"/>
+              <w:bottom w:type="dxa" w:w="60"/>
+              <w:right w:type="dxa" w:w="100"/>
+            </w:tcMar>
+          </w:tcPr>
+          <w:p>
+            <w:pPr>
+              <w:spacing w:after="0"/>
+            </w:pPr>
+            <w:r>
+              <w:t xml:space="preserve">Resumo com os dados reais: quem, de onde, quando, quantas vezes e o que fez depois.</w:t>
+            </w:r>
+          </w:p>
+        </w:tc>
+      </w:tr>
+      <w:tr>
+        <w:trPr>
+          <w:cantSplit/>
+        </w:trPr>
+        <w:tc>
+          <w:tcPr>
+            <w:tcW w:type="dxa" w:w="2600"/>
+            <w:tcBorders>
+              <w:top w:val="single" w:color="D5DBE1" w:sz="4"/>
+              <w:left w:val="single" w:color="D5DBE1" w:sz="4"/>
+              <w:bottom w:val="single" w:color="D5DBE1" w:sz="4"/>
+              <w:right w:val="single" w:color="D5DBE1" w:sz="4"/>
+            </w:tcBorders>
+            <w:tcMar>
+              <w:top w:type="dxa" w:w="60"/>
+              <w:left w:type="dxa" w:w="100"/>
+              <w:bottom w:type="dxa" w:w="60"/>
+              <w:right w:type="dxa" w:w="100"/>
+            </w:tcMar>
+          </w:tcPr>
+          <w:p>
+            <w:pPr>
+              <w:spacing w:after="0"/>
+            </w:pPr>
+            <w:r>
+              <w:rPr>
+                <w:b/>
+                <w:bCs/>
+              </w:rPr>
+              <w:t xml:space="preserve">Por que isso importa</w:t>
+            </w:r>
+          </w:p>
+        </w:tc>
+        <w:tc>
+          <w:tcPr>
+            <w:tcW w:type="dxa" w:w="7038"/>
+            <w:tcBorders>
+              <w:top w:val="single" w:color="D5DBE1" w:sz="4"/>
+              <w:left w:val="single" w:color="D5DBE1" w:sz="4"/>
+              <w:bottom w:val="single" w:color="D5DBE1" w:sz="4"/>
+              <w:right w:val="single" w:color="D5DBE1" w:sz="4"/>
+            </w:tcBorders>
+            <w:tcMar>
+              <w:top w:type="dxa" w:w="60"/>
+              <w:left w:type="dxa" w:w="100"/>
+              <w:bottom w:type="dxa" w:w="60"/>
+              <w:right w:type="dxa" w:w="100"/>
+            </w:tcMar>
+          </w:tcPr>
+          <w:p>
+            <w:pPr>
+              <w:spacing w:after="0"/>
+            </w:pPr>
+            <w:r>
+              <w:t xml:space="preserve">O impacto e os fatores que formaram o risco.</w:t>
+            </w:r>
+          </w:p>
+        </w:tc>
+      </w:tr>
+      <w:tr>
+        <w:trPr>
+          <w:cantSplit/>
+        </w:trPr>
+        <w:tc>
+          <w:tcPr>
+            <w:tcW w:type="dxa" w:w="2600"/>
+            <w:tcBorders>
+              <w:top w:val="single" w:color="D5DBE1" w:sz="4"/>
+              <w:left w:val="single" w:color="D5DBE1" w:sz="4"/>
+              <w:bottom w:val="single" w:color="D5DBE1" w:sz="4"/>
+              <w:right w:val="single" w:color="D5DBE1" w:sz="4"/>
+            </w:tcBorders>
+            <w:tcMar>
+              <w:top w:type="dxa" w:w="60"/>
+              <w:left w:type="dxa" w:w="100"/>
+              <w:bottom w:type="dxa" w:w="60"/>
+              <w:right w:type="dxa" w:w="100"/>
+            </w:tcMar>
+          </w:tcPr>
+          <w:p>
+            <w:pPr>
+              <w:spacing w:after="0"/>
+            </w:pPr>
+            <w:r>
+              <w:rPr>
+                <w:b/>
+                <w:bCs/>
+              </w:rPr>
+              <w:t xml:space="preserve">Resposta do SOC</w:t>
+            </w:r>
+          </w:p>
+        </w:tc>
+        <w:tc>
+          <w:tcPr>
+            <w:tcW w:type="dxa" w:w="7038"/>
+            <w:tcBorders>
+              <w:top w:val="single" w:color="D5DBE1" w:sz="4"/>
+              <w:left w:val="single" w:color="D5DBE1" w:sz="4"/>
+              <w:bottom w:val="single" w:color="D5DBE1" w:sz="4"/>
+              <w:right w:val="single" w:color="D5DBE1" w:sz="4"/>
+            </w:tcBorders>
+            <w:tcMar>
+              <w:top w:type="dxa" w:w="60"/>
+              <w:left w:type="dxa" w:w="100"/>
+              <w:bottom w:type="dxa" w:w="60"/>
+              <w:right w:type="dxa" w:w="100"/>
+            </w:tcMar>
+          </w:tcPr>
+          <w:p>
+            <w:pPr>
+              <w:spacing w:after="0"/>
+            </w:pPr>
+            <w:r>
+              <w:t xml:space="preserve">O que já foi feito sozinho, o que espera sua aprovação e o que falhou.</w:t>
+            </w:r>
+          </w:p>
+        </w:tc>
+      </w:tr>
+      <w:tr>
+        <w:trPr>
+          <w:cantSplit/>
+        </w:trPr>
+        <w:tc>
+          <w:tcPr>
+            <w:tcW w:type="dxa" w:w="2600"/>
+            <w:tcBorders>
+              <w:top w:val="single" w:color="D5DBE1" w:sz="4"/>
+              <w:left w:val="single" w:color="D5DBE1" w:sz="4"/>
+              <w:bottom w:val="single" w:color="D5DBE1" w:sz="4"/>
+              <w:right w:val="single" w:color="D5DBE1" w:sz="4"/>
+            </w:tcBorders>
+            <w:tcMar>
+              <w:top w:type="dxa" w:w="60"/>
+              <w:left w:type="dxa" w:w="100"/>
+              <w:bottom w:type="dxa" w:w="60"/>
+              <w:right w:type="dxa" w:w="100"/>
+            </w:tcMar>
+          </w:tcPr>
+          <w:p>
+            <w:pPr>
+              <w:spacing w:after="0"/>
+            </w:pPr>
+            <w:r>
+              <w:rPr>
+                <w:b/>
+                <w:bCs/>
+              </w:rPr>
+              <w:t xml:space="preserve">Próximos passos</w:t>
+            </w:r>
+          </w:p>
+        </w:tc>
+        <w:tc>
+          <w:tcPr>
+            <w:tcW w:type="dxa" w:w="7038"/>
+            <w:tcBorders>
+              <w:top w:val="single" w:color="D5DBE1" w:sz="4"/>
+              <w:left w:val="single" w:color="D5DBE1" w:sz="4"/>
+              <w:bottom w:val="single" w:color="D5DBE1" w:sz="4"/>
+              <w:right w:val="single" w:color="D5DBE1" w:sz="4"/>
+            </w:tcBorders>
+            <w:tcMar>
+              <w:top w:type="dxa" w:w="60"/>
+              <w:left w:type="dxa" w:w="100"/>
+              <w:bottom w:type="dxa" w:w="60"/>
+              <w:right w:type="dxa" w:w="100"/>
+            </w:tcMar>
+          </w:tcPr>
+          <w:p>
+            <w:pPr>
+              <w:spacing w:after="0"/>
+            </w:pPr>
+            <w:r>
+              <w:t xml:space="preserve">Checklist com os comandos prontos para colar no terminal do servidor (botão de copiar em cada um).</w:t>
+            </w:r>
+          </w:p>
+        </w:tc>
+      </w:tr>
+      <w:tr>
+        <w:trPr>
+          <w:cantSplit/>
+        </w:trPr>
+        <w:tc>
+          <w:tcPr>
+            <w:tcW w:type="dxa" w:w="2600"/>
+            <w:tcBorders>
+              <w:top w:val="single" w:color="D5DBE1" w:sz="4"/>
+              <w:left w:val="single" w:color="D5DBE1" w:sz="4"/>
+              <w:bottom w:val="single" w:color="D5DBE1" w:sz="4"/>
+              <w:right w:val="single" w:color="D5DBE1" w:sz="4"/>
+            </w:tcBorders>
+            <w:tcMar>
+              <w:top w:type="dxa" w:w="60"/>
+              <w:left w:type="dxa" w:w="100"/>
+              <w:bottom w:type="dxa" w:w="60"/>
+              <w:right w:type="dxa" w:w="100"/>
+            </w:tcMar>
+          </w:tcPr>
+          <w:p>
+            <w:pPr>
+              <w:spacing w:after="0"/>
+            </w:pPr>
+            <w:r>
+              <w:rPr>
+                <w:b/>
+                <w:bCs/>
+              </w:rPr>
+              <w:t xml:space="preserve">Evidências</w:t>
+            </w:r>
+          </w:p>
+        </w:tc>
+        <w:tc>
+          <w:tcPr>
+            <w:tcW w:type="dxa" w:w="7038"/>
+            <w:tcBorders>
+              <w:top w:val="single" w:color="D5DBE1" w:sz="4"/>
+              <w:left w:val="single" w:color="D5DBE1" w:sz="4"/>
+              <w:bottom w:val="single" w:color="D5DBE1" w:sz="4"/>
+              <w:right w:val="single" w:color="D5DBE1" w:sz="4"/>
+            </w:tcBorders>
+            <w:tcMar>
+              <w:top w:type="dxa" w:w="60"/>
+              <w:left w:type="dxa" w:w="100"/>
+              <w:bottom w:type="dxa" w:w="60"/>
+              <w:right w:type="dxa" w:w="100"/>
+            </w:tcMar>
+          </w:tcPr>
+          <w:p>
+            <w:pPr>
+              <w:spacing w:after="0"/>
+            </w:pPr>
+            <w:r>
+              <w:t xml:space="preserve">Os fatos-chave: usuários testados, ritmo, hashes, chaves SSH, processo pai, log de erro...</w:t>
+            </w:r>
+          </w:p>
+        </w:tc>
+      </w:tr>
+      <w:tr>
+        <w:trPr>
+          <w:cantSplit/>
+        </w:trPr>
+        <w:tc>
+          <w:tcPr>
+            <w:tcW w:type="dxa" w:w="2600"/>
+            <w:tcBorders>
+              <w:top w:val="single" w:color="D5DBE1" w:sz="4"/>
+              <w:left w:val="single" w:color="D5DBE1" w:sz="4"/>
+              <w:bottom w:val="single" w:color="D5DBE1" w:sz="4"/>
+              <w:right w:val="single" w:color="D5DBE1" w:sz="4"/>
+            </w:tcBorders>
+            <w:tcMar>
+              <w:top w:type="dxa" w:w="60"/>
+              <w:left w:type="dxa" w:w="100"/>
+              <w:bottom w:type="dxa" w:w="60"/>
+              <w:right w:type="dxa" w:w="100"/>
+            </w:tcMar>
+          </w:tcPr>
+          <w:p>
+            <w:pPr>
+              <w:spacing w:after="0"/>
+            </w:pPr>
+            <w:r>
+              <w:rPr>
+                <w:b/>
+                <w:bCs/>
+              </w:rPr>
+              <w:t xml:space="preserve">Perfil do IP</w:t>
+            </w:r>
+          </w:p>
+        </w:tc>
+        <w:tc>
+          <w:tcPr>
+            <w:tcW w:type="dxa" w:w="7038"/>
+            <w:tcBorders>
+              <w:top w:val="single" w:color="D5DBE1" w:sz="4"/>
+              <w:left w:val="single" w:color="D5DBE1" w:sz="4"/>
+              <w:bottom w:val="single" w:color="D5DBE1" w:sz="4"/>
+              <w:right w:val="single" w:color="D5DBE1" w:sz="4"/>
+            </w:tcBorders>
+            <w:tcMar>
+              <w:top w:type="dxa" w:w="60"/>
+              <w:left w:type="dxa" w:w="100"/>
+              <w:bottom w:type="dxa" w:w="60"/>
+              <w:right w:type="dxa" w:w="100"/>
+            </w:tcMar>
+          </w:tcPr>
+          <w:p>
+            <w:pPr>
+              <w:spacing w:after="0"/>
+            </w:pPr>
+            <w:r>
+              <w:t xml:space="preserve">Histórico completo do endereço, se é rede protegida, se está bloqueado, e o botão </w:t>
+            </w:r>
+            <w:r>
+              <w:rPr>
+                <w:b/>
+                <w:bCs/>
+              </w:rPr>
+              <w:t xml:space="preserve">Bloquear IP</w:t>
+            </w:r>
+            <w:r>
+              <w:t xml:space="preserve">.</w:t>
+            </w:r>
+          </w:p>
+        </w:tc>
+      </w:tr>
+      <w:tr>
+        <w:trPr>
+          <w:cantSplit/>
+        </w:trPr>
+        <w:tc>
+          <w:tcPr>
+            <w:tcW w:type="dxa" w:w="2600"/>
+            <w:tcBorders>
+              <w:top w:val="single" w:color="D5DBE1" w:sz="4"/>
+              <w:left w:val="single" w:color="D5DBE1" w:sz="4"/>
+              <w:bottom w:val="single" w:color="D5DBE1" w:sz="4"/>
+              <w:right w:val="single" w:color="D5DBE1" w:sz="4"/>
+            </w:tcBorders>
+            <w:tcMar>
+              <w:top w:type="dxa" w:w="60"/>
+              <w:left w:type="dxa" w:w="100"/>
+              <w:bottom w:type="dxa" w:w="60"/>
+              <w:right w:type="dxa" w:w="100"/>
+            </w:tcMar>
+          </w:tcPr>
+          <w:p>
+            <w:pPr>
+              <w:spacing w:after="0"/>
+            </w:pPr>
+            <w:r>
+              <w:rPr>
+                <w:b/>
+                <w:bCs/>
+              </w:rPr>
+              <w:t xml:space="preserve">Pode ser falso positivo?</w:t>
+            </w:r>
+          </w:p>
+        </w:tc>
+        <w:tc>
+          <w:tcPr>
+            <w:tcW w:type="dxa" w:w="7038"/>
+            <w:tcBorders>
+              <w:top w:val="single" w:color="D5DBE1" w:sz="4"/>
+              <w:left w:val="single" w:color="D5DBE1" w:sz="4"/>
+              <w:bottom w:val="single" w:color="D5DBE1" w:sz="4"/>
+              <w:right w:val="single" w:color="D5DBE1" w:sz="4"/>
+            </w:tcBorders>
+            <w:tcMar>
+              <w:top w:type="dxa" w:w="60"/>
+              <w:left w:type="dxa" w:w="100"/>
+              <w:bottom w:type="dxa" w:w="60"/>
+              <w:right w:type="dxa" w:w="100"/>
+            </w:tcMar>
+          </w:tcPr>
+          <w:p>
+            <w:pPr>
+              <w:spacing w:after="0"/>
+            </w:pPr>
+            <w:r>
+              <w:t xml:space="preserve">Quando é benigno e como fazer o alerta parar.</w:t>
+            </w:r>
+          </w:p>
+        </w:tc>
+      </w:tr>
+    </w:tbl>
+    <w:p>
+      <w:pPr>
+        <w:spacing w:after="120"/>
+      </w:pPr>
+    </w:p>
+    <w:p>
+      <w:pPr>
+        <w:keepNext/>
+        <w:pBdr>
+          <w:left w:val="single" w:color="B7791F" w:sz="24" w:space="8"/>
+        </w:pBdr>
+        <w:shd w:fill="FFF4E0" w:color="auto" w:val="clear"/>
+        <w:spacing w:before="160" w:after="0"/>
+        <w:ind w:left="200" w:right="120"/>
+      </w:pPr>
+      <w:r>
+        <w:rPr>
+          <w:b/>
+          <w:bCs/>
+          <w:color w:val="B7791F"/>
+        </w:rPr>
+        <w:t xml:space="preserve">Os próximos passos são guias, não ordens</w:t>
+      </w:r>
+    </w:p>
+    <w:p>
+      <w:pPr>
+        <w:keepNext w:val="false"/>
+        <w:pBdr>
+          <w:left w:val="single" w:color="B7791F" w:sz="24" w:space="8"/>
+        </w:pBdr>
+        <w:shd w:fill="FFF4E0" w:color="auto" w:val="clear"/>
+        <w:spacing w:before="40" w:after="200"/>
+        <w:ind w:left="200" w:right="120"/>
+      </w:pPr>
+      <w:r>
+        <w:t xml:space="preserve">Os textos são modelos escritos com boas práticas de Linux, SSH e Node.js, preenchidos com os dados do incidente. Leia o que cada comando faz antes de rodar, principalmente os que mexem no acesso (ex.: desligar login por senha): teste numa segunda janela.</w:t>
+      </w:r>
+    </w:p>
+    <w:p>
+      <w:pPr>
+        <w:pStyle w:val="Heading2"/>
+      </w:pPr>
+      <w:r>
         <w:t xml:space="preserve">Como tratar um incidente</w:t>
       </w:r>
     </w:p>
@@ -7878,35 +12845,32 @@
         <w:pStyle w:val="ListParagraph"/>
         <w:numPr>
           <w:ilvl w:val="0"/>
-          <w:numId w:val="5"/>
+          <w:numId w:val="6"/>
         </w:numPr>
         <w:spacing w:after="80"/>
       </w:pPr>
       <w:r>
-        <w:t xml:space="preserve">Abra o incidente e leia a descrição e a linha do tempo de eventos.</w:t>
-      </w:r>
-    </w:p>
-    <w:p>
-      <w:pPr>
-        <w:pStyle w:val="ListParagraph"/>
-        <w:numPr>
-          <w:ilvl w:val="0"/>
-          <w:numId w:val="5"/>
-        </w:numPr>
-        <w:spacing w:after="80"/>
-      </w:pPr>
-      <w:r>
-        <w:t xml:space="preserve">Clique em </w:t>
+        <w:t xml:space="preserve">Abra o incidente e leia </w:t>
       </w:r>
       <w:r>
         <w:rPr>
           <w:b/>
           <w:bCs/>
         </w:rPr>
-        <w:t xml:space="preserve">Em análise</w:t>
-      </w:r>
-      <w:r>
-        <w:t xml:space="preserve"> para mostrar à equipe que alguém está cuidando dele.</w:t>
+        <w:t xml:space="preserve">O que aconteceu</w:t>
+      </w:r>
+      <w:r>
+        <w:t xml:space="preserve"> e </w:t>
+      </w:r>
+      <w:r>
+        <w:rPr>
+          <w:b/>
+          <w:bCs/>
+        </w:rPr>
+        <w:t xml:space="preserve">Resposta do SOC</w:t>
+      </w:r>
+      <w:r>
+        <w:t xml:space="preserve">: muitas vezes a ameaça já foi contida.</w:t>
       </w:r>
     </w:p>
     <w:p>
@@ -7914,60 +12878,22 @@
         <w:pStyle w:val="ListParagraph"/>
         <w:numPr>
           <w:ilvl w:val="0"/>
-          <w:numId w:val="5"/>
+          <w:numId w:val="6"/>
         </w:numPr>
         <w:spacing w:after="80"/>
       </w:pPr>
       <w:r>
-        <w:t xml:space="preserve">Investigue no servidor (por exemplo: </w:t>
+        <w:t xml:space="preserve">Clique em </w:t>
       </w:r>
       <w:r>
         <w:rPr>
-          <w:rFonts w:ascii="Consolas" w:cs="Consolas" w:eastAsia="Consolas" w:hAnsi="Consolas"/>
-          <w:color w:val="0B4F6C"/>
-          <w:sz w:val="19"/>
-          <w:szCs w:val="19"/>
+          <w:b/>
+          <w:bCs/>
         </w:rPr>
-        <w:t xml:space="preserve">last</w:t>
-      </w:r>
-      <w:r>
-        <w:t xml:space="preserve">, </w:t>
-      </w:r>
-      <w:r>
-        <w:rPr>
-          <w:rFonts w:ascii="Consolas" w:cs="Consolas" w:eastAsia="Consolas" w:hAnsi="Consolas"/>
-          <w:color w:val="0B4F6C"/>
-          <w:sz w:val="19"/>
-          <w:szCs w:val="19"/>
-        </w:rPr>
-        <w:t xml:space="preserve">journalctl -u ssh</w:t>
-      </w:r>
-      <w:r>
-        <w:t xml:space="preserve">, </w:t>
-      </w:r>
-      <w:r>
-        <w:rPr>
-          <w:rFonts w:ascii="Consolas" w:cs="Consolas" w:eastAsia="Consolas" w:hAnsi="Consolas"/>
-          <w:color w:val="0B4F6C"/>
-          <w:sz w:val="19"/>
-          <w:szCs w:val="19"/>
-        </w:rPr>
-        <w:t xml:space="preserve">ps aux</w:t>
-      </w:r>
-      <w:r>
-        <w:t xml:space="preserve">, </w:t>
-      </w:r>
-      <w:r>
-        <w:rPr>
-          <w:rFonts w:ascii="Consolas" w:cs="Consolas" w:eastAsia="Consolas" w:hAnsi="Consolas"/>
-          <w:color w:val="0B4F6C"/>
-          <w:sz w:val="19"/>
-          <w:szCs w:val="19"/>
-        </w:rPr>
-        <w:t xml:space="preserve">ss -tlnp</w:t>
-      </w:r>
-      <w:r>
-        <w:t xml:space="preserve">).</w:t>
+        <w:t xml:space="preserve">Assumir análise</w:t>
+      </w:r>
+      <w:r>
+        <w:t xml:space="preserve"> para mostrar à equipe que alguém está cuidando dele.</w:t>
       </w:r>
     </w:p>
     <w:p>
@@ -7975,7 +12901,30 @@
         <w:pStyle w:val="ListParagraph"/>
         <w:numPr>
           <w:ilvl w:val="0"/>
-          <w:numId w:val="5"/>
+          <w:numId w:val="6"/>
+        </w:numPr>
+        <w:spacing w:after="80"/>
+      </w:pPr>
+      <w:r>
+        <w:t xml:space="preserve">Siga os </w:t>
+      </w:r>
+      <w:r>
+        <w:rPr>
+          <w:b/>
+          <w:bCs/>
+        </w:rPr>
+        <w:t xml:space="preserve">Próximos passos</w:t>
+      </w:r>
+      <w:r>
+        <w:t xml:space="preserve"> no servidor e aprove, se fizer sentido, as ações que estão aguardando.</w:t>
+      </w:r>
+    </w:p>
+    <w:p>
+      <w:pPr>
+        <w:pStyle w:val="ListParagraph"/>
+        <w:numPr>
+          <w:ilvl w:val="0"/>
+          <w:numId w:val="6"/>
         </w:numPr>
         <w:spacing w:after="80"/>
       </w:pPr>
@@ -8000,7 +12949,7 @@
         <w:t xml:space="preserve">Falso positivo</w:t>
       </w:r>
       <w:r>
-        <w:t xml:space="preserve"> (com o motivo).</w:t>
+        <w:t xml:space="preserve"> (com o motivo). Em achados de postura, falso positivo vale como "risco aceito": não reabre enquanto nada mudar.</w:t>
       </w:r>
     </w:p>
     <w:p>
@@ -8038,12 +12987,581 @@
     </w:p>
     <w:p>
       <w:pPr>
+        <w:pStyle w:val="Heading2"/>
+      </w:pPr>
+      <w:r>
+        <w:t xml:space="preserve">Métricas do SOC</w:t>
+      </w:r>
+    </w:p>
+    <w:p>
+      <w:pPr>
+        <w:spacing w:after="120"/>
+      </w:pPr>
+      <w:r>
+        <w:t xml:space="preserve">O painel </w:t>
+      </w:r>
+      <w:r>
+        <w:rPr>
+          <w:b/>
+          <w:bCs/>
+        </w:rPr>
+        <w:t xml:space="preserve">Desempenho do SOC</w:t>
+      </w:r>
+      <w:r>
+        <w:t xml:space="preserve"> (Situação) mostra, para 7, 30 ou 90 dias:</w:t>
+      </w:r>
+    </w:p>
+    <w:tbl>
+      <w:tblPr>
+        <w:tblW w:type="dxa" w:w="9638"/>
+        <w:tblBorders>
+          <w:top w:val="single" w:color="auto" w:sz="4"/>
+          <w:left w:val="single" w:color="auto" w:sz="4"/>
+          <w:bottom w:val="single" w:color="auto" w:sz="4"/>
+          <w:right w:val="single" w:color="auto" w:sz="4"/>
+          <w:insideH w:val="single" w:color="auto" w:sz="4"/>
+          <w:insideV w:val="single" w:color="auto" w:sz="4"/>
+        </w:tblBorders>
+      </w:tblPr>
+      <w:tblGrid>
+        <w:gridCol w:w="3000"/>
+        <w:gridCol w:w="6638"/>
+      </w:tblGrid>
+      <w:tr>
+        <w:trPr>
+          <w:tblHeader/>
+        </w:trPr>
+        <w:tc>
+          <w:tcPr>
+            <w:tcW w:type="dxa" w:w="3000"/>
+            <w:tcBorders>
+              <w:top w:val="single" w:color="D5DBE1" w:sz="4"/>
+              <w:left w:val="single" w:color="D5DBE1" w:sz="4"/>
+              <w:bottom w:val="single" w:color="D5DBE1" w:sz="4"/>
+              <w:right w:val="single" w:color="D5DBE1" w:sz="4"/>
+            </w:tcBorders>
+            <w:shd w:fill="E3ECF2" w:color="auto" w:val="clear"/>
+            <w:tcMar>
+              <w:top w:type="dxa" w:w="60"/>
+              <w:left w:type="dxa" w:w="100"/>
+              <w:bottom w:type="dxa" w:w="60"/>
+              <w:right w:type="dxa" w:w="100"/>
+            </w:tcMar>
+          </w:tcPr>
+          <w:p>
+            <w:pPr>
+              <w:spacing w:after="0"/>
+            </w:pPr>
+            <w:r>
+              <w:rPr>
+                <w:b/>
+                <w:bCs/>
+              </w:rPr>
+              <w:t xml:space="preserve">Métrica</w:t>
+            </w:r>
+          </w:p>
+        </w:tc>
+        <w:tc>
+          <w:tcPr>
+            <w:tcW w:type="dxa" w:w="6638"/>
+            <w:tcBorders>
+              <w:top w:val="single" w:color="D5DBE1" w:sz="4"/>
+              <w:left w:val="single" w:color="D5DBE1" w:sz="4"/>
+              <w:bottom w:val="single" w:color="D5DBE1" w:sz="4"/>
+              <w:right w:val="single" w:color="D5DBE1" w:sz="4"/>
+            </w:tcBorders>
+            <w:shd w:fill="E3ECF2" w:color="auto" w:val="clear"/>
+            <w:tcMar>
+              <w:top w:type="dxa" w:w="60"/>
+              <w:left w:type="dxa" w:w="100"/>
+              <w:bottom w:type="dxa" w:w="60"/>
+              <w:right w:type="dxa" w:w="100"/>
+            </w:tcMar>
+          </w:tcPr>
+          <w:p>
+            <w:pPr>
+              <w:spacing w:after="0"/>
+            </w:pPr>
+            <w:r>
+              <w:rPr>
+                <w:b/>
+                <w:bCs/>
+              </w:rPr>
+              <w:t xml:space="preserve">O que significa</w:t>
+            </w:r>
+          </w:p>
+        </w:tc>
+      </w:tr>
+      <w:tr>
+        <w:trPr>
+          <w:cantSplit/>
+        </w:trPr>
+        <w:tc>
+          <w:tcPr>
+            <w:tcW w:type="dxa" w:w="3000"/>
+            <w:tcBorders>
+              <w:top w:val="single" w:color="D5DBE1" w:sz="4"/>
+              <w:left w:val="single" w:color="D5DBE1" w:sz="4"/>
+              <w:bottom w:val="single" w:color="D5DBE1" w:sz="4"/>
+              <w:right w:val="single" w:color="D5DBE1" w:sz="4"/>
+            </w:tcBorders>
+            <w:tcMar>
+              <w:top w:type="dxa" w:w="60"/>
+              <w:left w:type="dxa" w:w="100"/>
+              <w:bottom w:type="dxa" w:w="60"/>
+              <w:right w:type="dxa" w:w="100"/>
+            </w:tcMar>
+          </w:tcPr>
+          <w:p>
+            <w:pPr>
+              <w:spacing w:after="0"/>
+            </w:pPr>
+            <w:r>
+              <w:rPr>
+                <w:b/>
+                <w:bCs/>
+              </w:rPr>
+              <w:t xml:space="preserve">MTTD</w:t>
+            </w:r>
+          </w:p>
+        </w:tc>
+        <w:tc>
+          <w:tcPr>
+            <w:tcW w:type="dxa" w:w="6638"/>
+            <w:tcBorders>
+              <w:top w:val="single" w:color="D5DBE1" w:sz="4"/>
+              <w:left w:val="single" w:color="D5DBE1" w:sz="4"/>
+              <w:bottom w:val="single" w:color="D5DBE1" w:sz="4"/>
+              <w:right w:val="single" w:color="D5DBE1" w:sz="4"/>
+            </w:tcBorders>
+            <w:tcMar>
+              <w:top w:type="dxa" w:w="60"/>
+              <w:left w:type="dxa" w:w="100"/>
+              <w:bottom w:type="dxa" w:w="60"/>
+              <w:right w:type="dxa" w:w="100"/>
+            </w:tcMar>
+          </w:tcPr>
+          <w:p>
+            <w:pPr>
+              <w:spacing w:after="0"/>
+            </w:pPr>
+            <w:r>
+              <w:t xml:space="preserve">Tempo médio da primeira evidência até virar incidente.</w:t>
+            </w:r>
+          </w:p>
+        </w:tc>
+      </w:tr>
+      <w:tr>
+        <w:trPr>
+          <w:cantSplit/>
+        </w:trPr>
+        <w:tc>
+          <w:tcPr>
+            <w:tcW w:type="dxa" w:w="3000"/>
+            <w:tcBorders>
+              <w:top w:val="single" w:color="D5DBE1" w:sz="4"/>
+              <w:left w:val="single" w:color="D5DBE1" w:sz="4"/>
+              <w:bottom w:val="single" w:color="D5DBE1" w:sz="4"/>
+              <w:right w:val="single" w:color="D5DBE1" w:sz="4"/>
+            </w:tcBorders>
+            <w:tcMar>
+              <w:top w:type="dxa" w:w="60"/>
+              <w:left w:type="dxa" w:w="100"/>
+              <w:bottom w:type="dxa" w:w="60"/>
+              <w:right w:type="dxa" w:w="100"/>
+            </w:tcMar>
+          </w:tcPr>
+          <w:p>
+            <w:pPr>
+              <w:spacing w:after="0"/>
+            </w:pPr>
+            <w:r>
+              <w:rPr>
+                <w:b/>
+                <w:bCs/>
+              </w:rPr>
+              <w:t xml:space="preserve">MTTA</w:t>
+            </w:r>
+          </w:p>
+        </w:tc>
+        <w:tc>
+          <w:tcPr>
+            <w:tcW w:type="dxa" w:w="6638"/>
+            <w:tcBorders>
+              <w:top w:val="single" w:color="D5DBE1" w:sz="4"/>
+              <w:left w:val="single" w:color="D5DBE1" w:sz="4"/>
+              <w:bottom w:val="single" w:color="D5DBE1" w:sz="4"/>
+              <w:right w:val="single" w:color="D5DBE1" w:sz="4"/>
+            </w:tcBorders>
+            <w:tcMar>
+              <w:top w:type="dxa" w:w="60"/>
+              <w:left w:type="dxa" w:w="100"/>
+              <w:bottom w:type="dxa" w:w="60"/>
+              <w:right w:type="dxa" w:w="100"/>
+            </w:tcMar>
+          </w:tcPr>
+          <w:p>
+            <w:pPr>
+              <w:spacing w:after="0"/>
+            </w:pPr>
+            <w:r>
+              <w:t xml:space="preserve">Tempo médio até alguém assumir a análise.</w:t>
+            </w:r>
+          </w:p>
+        </w:tc>
+      </w:tr>
+      <w:tr>
+        <w:trPr>
+          <w:cantSplit/>
+        </w:trPr>
+        <w:tc>
+          <w:tcPr>
+            <w:tcW w:type="dxa" w:w="3000"/>
+            <w:tcBorders>
+              <w:top w:val="single" w:color="D5DBE1" w:sz="4"/>
+              <w:left w:val="single" w:color="D5DBE1" w:sz="4"/>
+              <w:bottom w:val="single" w:color="D5DBE1" w:sz="4"/>
+              <w:right w:val="single" w:color="D5DBE1" w:sz="4"/>
+            </w:tcBorders>
+            <w:tcMar>
+              <w:top w:type="dxa" w:w="60"/>
+              <w:left w:type="dxa" w:w="100"/>
+              <w:bottom w:type="dxa" w:w="60"/>
+              <w:right w:type="dxa" w:w="100"/>
+            </w:tcMar>
+          </w:tcPr>
+          <w:p>
+            <w:pPr>
+              <w:spacing w:after="0"/>
+            </w:pPr>
+            <w:r>
+              <w:rPr>
+                <w:b/>
+                <w:bCs/>
+              </w:rPr>
+              <w:t xml:space="preserve">MTTC</w:t>
+            </w:r>
+          </w:p>
+        </w:tc>
+        <w:tc>
+          <w:tcPr>
+            <w:tcW w:type="dxa" w:w="6638"/>
+            <w:tcBorders>
+              <w:top w:val="single" w:color="D5DBE1" w:sz="4"/>
+              <w:left w:val="single" w:color="D5DBE1" w:sz="4"/>
+              <w:bottom w:val="single" w:color="D5DBE1" w:sz="4"/>
+              <w:right w:val="single" w:color="D5DBE1" w:sz="4"/>
+            </w:tcBorders>
+            <w:tcMar>
+              <w:top w:type="dxa" w:w="60"/>
+              <w:left w:type="dxa" w:w="100"/>
+              <w:bottom w:type="dxa" w:w="60"/>
+              <w:right w:type="dxa" w:w="100"/>
+            </w:tcMar>
+          </w:tcPr>
+          <w:p>
+            <w:pPr>
+              <w:spacing w:after="0"/>
+            </w:pPr>
+            <w:r>
+              <w:t xml:space="preserve">Tempo médio até a ameaça ser contida (ex.: IP bloqueado).</w:t>
+            </w:r>
+          </w:p>
+        </w:tc>
+      </w:tr>
+      <w:tr>
+        <w:trPr>
+          <w:cantSplit/>
+        </w:trPr>
+        <w:tc>
+          <w:tcPr>
+            <w:tcW w:type="dxa" w:w="3000"/>
+            <w:tcBorders>
+              <w:top w:val="single" w:color="D5DBE1" w:sz="4"/>
+              <w:left w:val="single" w:color="D5DBE1" w:sz="4"/>
+              <w:bottom w:val="single" w:color="D5DBE1" w:sz="4"/>
+              <w:right w:val="single" w:color="D5DBE1" w:sz="4"/>
+            </w:tcBorders>
+            <w:tcMar>
+              <w:top w:type="dxa" w:w="60"/>
+              <w:left w:type="dxa" w:w="100"/>
+              <w:bottom w:type="dxa" w:w="60"/>
+              <w:right w:type="dxa" w:w="100"/>
+            </w:tcMar>
+          </w:tcPr>
+          <w:p>
+            <w:pPr>
+              <w:spacing w:after="0"/>
+            </w:pPr>
+            <w:r>
+              <w:rPr>
+                <w:b/>
+                <w:bCs/>
+              </w:rPr>
+              <w:t xml:space="preserve">MTTR</w:t>
+            </w:r>
+          </w:p>
+        </w:tc>
+        <w:tc>
+          <w:tcPr>
+            <w:tcW w:type="dxa" w:w="6638"/>
+            <w:tcBorders>
+              <w:top w:val="single" w:color="D5DBE1" w:sz="4"/>
+              <w:left w:val="single" w:color="D5DBE1" w:sz="4"/>
+              <w:bottom w:val="single" w:color="D5DBE1" w:sz="4"/>
+              <w:right w:val="single" w:color="D5DBE1" w:sz="4"/>
+            </w:tcBorders>
+            <w:tcMar>
+              <w:top w:type="dxa" w:w="60"/>
+              <w:left w:type="dxa" w:w="100"/>
+              <w:bottom w:type="dxa" w:w="60"/>
+              <w:right w:type="dxa" w:w="100"/>
+            </w:tcMar>
+          </w:tcPr>
+          <w:p>
+            <w:pPr>
+              <w:spacing w:after="0"/>
+            </w:pPr>
+            <w:r>
+              <w:t xml:space="preserve">Tempo médio até o incidente ser resolvido.</w:t>
+            </w:r>
+          </w:p>
+        </w:tc>
+      </w:tr>
+      <w:tr>
+        <w:trPr>
+          <w:cantSplit/>
+        </w:trPr>
+        <w:tc>
+          <w:tcPr>
+            <w:tcW w:type="dxa" w:w="3000"/>
+            <w:tcBorders>
+              <w:top w:val="single" w:color="D5DBE1" w:sz="4"/>
+              <w:left w:val="single" w:color="D5DBE1" w:sz="4"/>
+              <w:bottom w:val="single" w:color="D5DBE1" w:sz="4"/>
+              <w:right w:val="single" w:color="D5DBE1" w:sz="4"/>
+            </w:tcBorders>
+            <w:tcMar>
+              <w:top w:type="dxa" w:w="60"/>
+              <w:left w:type="dxa" w:w="100"/>
+              <w:bottom w:type="dxa" w:w="60"/>
+              <w:right w:type="dxa" w:w="100"/>
+            </w:tcMar>
+          </w:tcPr>
+          <w:p>
+            <w:pPr>
+              <w:spacing w:after="0"/>
+            </w:pPr>
+            <w:r>
+              <w:t xml:space="preserve">Contenção automática</w:t>
+            </w:r>
+          </w:p>
+        </w:tc>
+        <w:tc>
+          <w:tcPr>
+            <w:tcW w:type="dxa" w:w="6638"/>
+            <w:tcBorders>
+              <w:top w:val="single" w:color="D5DBE1" w:sz="4"/>
+              <w:left w:val="single" w:color="D5DBE1" w:sz="4"/>
+              <w:bottom w:val="single" w:color="D5DBE1" w:sz="4"/>
+              <w:right w:val="single" w:color="D5DBE1" w:sz="4"/>
+            </w:tcBorders>
+            <w:tcMar>
+              <w:top w:type="dxa" w:w="60"/>
+              <w:left w:type="dxa" w:w="100"/>
+              <w:bottom w:type="dxa" w:w="60"/>
+              <w:right w:type="dxa" w:w="100"/>
+            </w:tcMar>
+          </w:tcPr>
+          <w:p>
+            <w:pPr>
+              <w:spacing w:after="0"/>
+            </w:pPr>
+            <w:r>
+              <w:t xml:space="preserve">Parte dos incidentes contidos sem intervenção humana.</w:t>
+            </w:r>
+          </w:p>
+        </w:tc>
+      </w:tr>
+      <w:tr>
+        <w:trPr>
+          <w:cantSplit/>
+        </w:trPr>
+        <w:tc>
+          <w:tcPr>
+            <w:tcW w:type="dxa" w:w="3000"/>
+            <w:tcBorders>
+              <w:top w:val="single" w:color="D5DBE1" w:sz="4"/>
+              <w:left w:val="single" w:color="D5DBE1" w:sz="4"/>
+              <w:bottom w:val="single" w:color="D5DBE1" w:sz="4"/>
+              <w:right w:val="single" w:color="D5DBE1" w:sz="4"/>
+            </w:tcBorders>
+            <w:tcMar>
+              <w:top w:type="dxa" w:w="60"/>
+              <w:left w:type="dxa" w:w="100"/>
+              <w:bottom w:type="dxa" w:w="60"/>
+              <w:right w:type="dxa" w:w="100"/>
+            </w:tcMar>
+          </w:tcPr>
+          <w:p>
+            <w:pPr>
+              <w:spacing w:after="0"/>
+            </w:pPr>
+            <w:r>
+              <w:t xml:space="preserve">Falsos positivos</w:t>
+            </w:r>
+          </w:p>
+        </w:tc>
+        <w:tc>
+          <w:tcPr>
+            <w:tcW w:type="dxa" w:w="6638"/>
+            <w:tcBorders>
+              <w:top w:val="single" w:color="D5DBE1" w:sz="4"/>
+              <w:left w:val="single" w:color="D5DBE1" w:sz="4"/>
+              <w:bottom w:val="single" w:color="D5DBE1" w:sz="4"/>
+              <w:right w:val="single" w:color="D5DBE1" w:sz="4"/>
+            </w:tcBorders>
+            <w:tcMar>
+              <w:top w:type="dxa" w:w="60"/>
+              <w:left w:type="dxa" w:w="100"/>
+              <w:bottom w:type="dxa" w:w="60"/>
+              <w:right w:type="dxa" w:w="100"/>
+            </w:tcMar>
+          </w:tcPr>
+          <w:p>
+            <w:pPr>
+              <w:spacing w:after="0"/>
+            </w:pPr>
+            <w:r>
+              <w:t xml:space="preserve">Parte dos incidentes marcados como falso positivo: regra com muitos indica que precisa de ajuste.</w:t>
+            </w:r>
+          </w:p>
+        </w:tc>
+      </w:tr>
+      <w:tr>
+        <w:trPr>
+          <w:cantSplit/>
+        </w:trPr>
+        <w:tc>
+          <w:tcPr>
+            <w:tcW w:type="dxa" w:w="3000"/>
+            <w:tcBorders>
+              <w:top w:val="single" w:color="D5DBE1" w:sz="4"/>
+              <w:left w:val="single" w:color="D5DBE1" w:sz="4"/>
+              <w:bottom w:val="single" w:color="D5DBE1" w:sz="4"/>
+              <w:right w:val="single" w:color="D5DBE1" w:sz="4"/>
+            </w:tcBorders>
+            <w:tcMar>
+              <w:top w:type="dxa" w:w="60"/>
+              <w:left w:type="dxa" w:w="100"/>
+              <w:bottom w:type="dxa" w:w="60"/>
+              <w:right w:type="dxa" w:w="100"/>
+            </w:tcMar>
+          </w:tcPr>
+          <w:p>
+            <w:pPr>
+              <w:spacing w:after="0"/>
+            </w:pPr>
+            <w:r>
+              <w:t xml:space="preserve">IPs bloqueados / pacotes descartados</w:t>
+            </w:r>
+          </w:p>
+        </w:tc>
+        <w:tc>
+          <w:tcPr>
+            <w:tcW w:type="dxa" w:w="6638"/>
+            <w:tcBorders>
+              <w:top w:val="single" w:color="D5DBE1" w:sz="4"/>
+              <w:left w:val="single" w:color="D5DBE1" w:sz="4"/>
+              <w:bottom w:val="single" w:color="D5DBE1" w:sz="4"/>
+              <w:right w:val="single" w:color="D5DBE1" w:sz="4"/>
+            </w:tcBorders>
+            <w:tcMar>
+              <w:top w:type="dxa" w:w="60"/>
+              <w:left w:type="dxa" w:w="100"/>
+              <w:bottom w:type="dxa" w:w="60"/>
+              <w:right w:type="dxa" w:w="100"/>
+            </w:tcMar>
+          </w:tcPr>
+          <w:p>
+            <w:pPr>
+              <w:spacing w:after="0"/>
+            </w:pPr>
+            <w:r>
+              <w:t xml:space="preserve">Exposição atual e quanto tráfego o firewall do agente barrou.</w:t>
+            </w:r>
+          </w:p>
+        </w:tc>
+      </w:tr>
+      <w:tr>
+        <w:trPr>
+          <w:cantSplit/>
+        </w:trPr>
+        <w:tc>
+          <w:tcPr>
+            <w:tcW w:type="dxa" w:w="3000"/>
+            <w:tcBorders>
+              <w:top w:val="single" w:color="D5DBE1" w:sz="4"/>
+              <w:left w:val="single" w:color="D5DBE1" w:sz="4"/>
+              <w:bottom w:val="single" w:color="D5DBE1" w:sz="4"/>
+              <w:right w:val="single" w:color="D5DBE1" w:sz="4"/>
+            </w:tcBorders>
+            <w:tcMar>
+              <w:top w:type="dxa" w:w="60"/>
+              <w:left w:type="dxa" w:w="100"/>
+              <w:bottom w:type="dxa" w:w="60"/>
+              <w:right w:type="dxa" w:w="100"/>
+            </w:tcMar>
+          </w:tcPr>
+          <w:p>
+            <w:pPr>
+              <w:spacing w:after="0"/>
+            </w:pPr>
+            <w:r>
+              <w:t xml:space="preserve">Eventos/min e atraso dos dados</w:t>
+            </w:r>
+          </w:p>
+        </w:tc>
+        <w:tc>
+          <w:tcPr>
+            <w:tcW w:type="dxa" w:w="6638"/>
+            <w:tcBorders>
+              <w:top w:val="single" w:color="D5DBE1" w:sz="4"/>
+              <w:left w:val="single" w:color="D5DBE1" w:sz="4"/>
+              <w:bottom w:val="single" w:color="D5DBE1" w:sz="4"/>
+              <w:right w:val="single" w:color="D5DBE1" w:sz="4"/>
+            </w:tcBorders>
+            <w:tcMar>
+              <w:top w:type="dxa" w:w="60"/>
+              <w:left w:type="dxa" w:w="100"/>
+              <w:bottom w:type="dxa" w:w="60"/>
+              <w:right w:type="dxa" w:w="100"/>
+            </w:tcMar>
+          </w:tcPr>
+          <w:p>
+            <w:pPr>
+              <w:spacing w:after="0"/>
+            </w:pPr>
+            <w:r>
+              <w:t xml:space="preserve">Volume de eventos e há quanto tempo o agente reportou pela última vez.</w:t>
+            </w:r>
+          </w:p>
+        </w:tc>
+      </w:tr>
+    </w:tbl>
+    <w:p>
+      <w:pPr>
+        <w:spacing w:after="120"/>
+      </w:pPr>
+    </w:p>
+    <w:p>
+      <w:pPr>
         <w:pStyle w:val="Heading1"/>
         <w:pageBreakBefore/>
       </w:pPr>
-      <w:bookmarkStart w:name="cap9" w:id="1"/>
-      <w:r>
-        <w:t xml:space="preserve">9. Atualizar</w:t>
+      <w:bookmarkStart w:name="cap11" w:id="1"/>
+      <w:r>
+        <w:t xml:space="preserve">11. Atualizar</w:t>
       </w:r>
       <w:bookmarkEnd w:id="1"/>
     </w:p>
@@ -8079,6 +13597,16 @@
         <w:spacing w:before="0" w:after="0"/>
       </w:pPr>
       <w:r>
+        <w:t xml:space="preserve">docker compose exec -T db pg_dump -U vpssoc vpssoc &gt; backup-antes-da-atualizacao.sql</w:t>
+      </w:r>
+    </w:p>
+    <w:p>
+      <w:pPr>
+        <w:pStyle w:val="Code"/>
+        <w:keepNext/>
+        <w:spacing w:before="0" w:after="0"/>
+      </w:pPr>
+      <w:r>
         <w:t xml:space="preserve">git pull</w:t>
       </w:r>
     </w:p>
@@ -8109,7 +13637,7 @@
         <w:t xml:space="preserve">db-data</w:t>
       </w:r>
       <w:r>
-        <w:t xml:space="preserve">. As migrações de banco rodam sozinhas.</w:t>
+        <w:t xml:space="preserve">. As migrações de banco rodam sozinhas na subida do backend; o backup da primeira linha é só por segurança.</w:t>
       </w:r>
     </w:p>
     <w:p>
@@ -8125,7 +13653,7 @@
         <w:pStyle w:val="ListParagraph"/>
         <w:numPr>
           <w:ilvl w:val="0"/>
-          <w:numId w:val="6"/>
+          <w:numId w:val="7"/>
         </w:numPr>
         <w:spacing w:after="80"/>
       </w:pPr>
@@ -8138,7 +13666,7 @@
         <w:pStyle w:val="ListParagraph"/>
         <w:numPr>
           <w:ilvl w:val="0"/>
-          <w:numId w:val="6"/>
+          <w:numId w:val="7"/>
         </w:numPr>
         <w:spacing w:after="80"/>
       </w:pPr>
@@ -8151,7 +13679,7 @@
         <w:pStyle w:val="ListParagraph"/>
         <w:numPr>
           <w:ilvl w:val="0"/>
-          <w:numId w:val="6"/>
+          <w:numId w:val="7"/>
         </w:numPr>
         <w:spacing w:after="80"/>
       </w:pPr>
@@ -8168,7 +13696,7 @@
         <w:t xml:space="preserve">./install.sh vps-soc-agent-linux-amd64</w:t>
       </w:r>
       <w:r>
-        <w:t xml:space="preserve">. A configuração em </w:t>
+        <w:t xml:space="preserve">. Ele atualiza também o arquivo do serviço systemd; a configuração em </w:t>
       </w:r>
       <w:r>
         <w:rPr>
@@ -8180,7 +13708,7 @@
         <w:t xml:space="preserve">/etc/vps-soc-agent/agent.env</w:t>
       </w:r>
       <w:r>
-        <w:t xml:space="preserve"> e a linha de base são mantidas.</w:t>
+        <w:t xml:space="preserve">, a linha de base e os bloqueios ativos são mantidos.</w:t>
       </w:r>
     </w:p>
     <w:p>
@@ -8188,7 +13716,7 @@
         <w:pStyle w:val="ListParagraph"/>
         <w:numPr>
           <w:ilvl w:val="0"/>
-          <w:numId w:val="6"/>
+          <w:numId w:val="7"/>
         </w:numPr>
         <w:spacing w:after="80"/>
       </w:pPr>
@@ -8202,7 +13730,7 @@
           <w:sz w:val="19"/>
           <w:szCs w:val="19"/>
         </w:rPr>
-        <w:t xml:space="preserve">systemctl restart vps-soc-agent</w:t>
+        <w:t xml:space="preserve">systemctl daemon-reload &amp;&amp; systemctl restart vps-soc-agent</w:t>
       </w:r>
       <w:r>
         <w:t xml:space="preserve">, e confira com </w:t>
@@ -8218,6 +13746,39 @@
       </w:r>
       <w:r>
         <w:t xml:space="preserve">.</w:t>
+      </w:r>
+    </w:p>
+    <w:p>
+      <w:pPr>
+        <w:keepNext/>
+        <w:pBdr>
+          <w:left w:val="single" w:color="1D6B93" w:sz="24" w:space="8"/>
+        </w:pBdr>
+        <w:shd w:fill="E8F3F8" w:color="auto" w:val="clear"/>
+        <w:spacing w:before="160" w:after="0"/>
+        <w:ind w:left="200" w:right="120"/>
+      </w:pPr>
+      <w:r>
+        <w:rPr>
+          <w:b/>
+          <w:bCs/>
+          <w:color w:val="1D6B93"/>
+        </w:rPr>
+        <w:t xml:space="preserve">Atualize o SOC antes do agente</w:t>
+      </w:r>
+    </w:p>
+    <w:p>
+      <w:pPr>
+        <w:keepNext w:val="false"/>
+        <w:pBdr>
+          <w:left w:val="single" w:color="1D6B93" w:sz="24" w:space="8"/>
+        </w:pBdr>
+        <w:shd w:fill="E8F3F8" w:color="auto" w:val="clear"/>
+        <w:spacing w:before="40" w:after="200"/>
+        <w:ind w:left="200" w:right="120"/>
+      </w:pPr>
+      <w:r>
+        <w:t xml:space="preserve">Um agente novo manda dados (serviços, inventário de pacotes, postura) que só um backend atualizado entende. Com o backend antigo, esses dados são ignorados até a atualização.</w:t>
       </w:r>
     </w:p>
     <w:p>
@@ -8315,9 +13876,9 @@
         <w:pStyle w:val="Heading1"/>
         <w:pageBreakBefore/>
       </w:pPr>
-      <w:bookmarkStart w:name="cap10" w:id="1"/>
-      <w:r>
-        <w:t xml:space="preserve">10. Solução de problemas</w:t>
+      <w:bookmarkStart w:name="cap12" w:id="1"/>
+      <w:r>
+        <w:t xml:space="preserve">12. Solução de problemas</w:t>
       </w:r>
       <w:bookmarkEnd w:id="1"/>
     </w:p>
@@ -9194,7 +14755,7 @@
               <w:spacing w:after="0"/>
             </w:pPr>
             <w:r>
-              <w:t xml:space="preserve">Sirene não toca</w:t>
+              <w:t xml:space="preserve">Nenhum som toca</w:t>
             </w:r>
           </w:p>
         </w:tc>
@@ -9284,7 +14845,7 @@
               <w:spacing w:after="0"/>
             </w:pPr>
             <w:r>
-              <w:t xml:space="preserve">Botão Telegram mostra "Falha no envio"</w:t>
+              <w:t xml:space="preserve">Log do agente: "firewall disabled: nft not found"</w:t>
             </w:r>
           </w:p>
         </w:tc>
@@ -9309,7 +14870,7 @@
               <w:spacing w:after="0"/>
             </w:pPr>
             <w:r>
-              <w:t xml:space="preserve">Você não iniciou a conversa com o bot, ou o token/ID está errado</w:t>
+              <w:t xml:space="preserve">nftables não instalado no servidor</w:t>
             </w:r>
           </w:p>
         </w:tc>
@@ -9334,7 +14895,28 @@
               <w:spacing w:after="0"/>
             </w:pPr>
             <w:r>
-              <w:t xml:space="preserve">Clique em Iniciar na conversa com o bot; confira as duas variáveis e reinicie o backend.</w:t>
+              <w:rPr>
+                <w:rFonts w:ascii="Consolas" w:cs="Consolas" w:eastAsia="Consolas" w:hAnsi="Consolas"/>
+                <w:color w:val="0B4F6C"/>
+                <w:sz w:val="19"/>
+                <w:szCs w:val="19"/>
+              </w:rPr>
+              <w:t xml:space="preserve">apt install nftables</w:t>
+            </w:r>
+            <w:r>
+              <w:t xml:space="preserve"> e </w:t>
+            </w:r>
+            <w:r>
+              <w:rPr>
+                <w:rFonts w:ascii="Consolas" w:cs="Consolas" w:eastAsia="Consolas" w:hAnsi="Consolas"/>
+                <w:color w:val="0B4F6C"/>
+                <w:sz w:val="19"/>
+                <w:szCs w:val="19"/>
+              </w:rPr>
+              <w:t xml:space="preserve">systemctl restart vps-soc-agent</w:t>
+            </w:r>
+            <w:r>
+              <w:t xml:space="preserve">. Sem ele o SOC detecta, mas não bloqueia IPs.</w:t>
             </w:r>
           </w:p>
         </w:tc>
@@ -9364,6 +14946,677 @@
               <w:spacing w:after="0"/>
             </w:pPr>
             <w:r>
+              <w:t xml:space="preserve">Um IP seu foi bloqueado</w:t>
+            </w:r>
+          </w:p>
+        </w:tc>
+        <w:tc>
+          <w:tcPr>
+            <w:tcW w:type="dxa" w:w="2800"/>
+            <w:tcBorders>
+              <w:top w:val="single" w:color="D5DBE1" w:sz="4"/>
+              <w:left w:val="single" w:color="D5DBE1" w:sz="4"/>
+              <w:bottom w:val="single" w:color="D5DBE1" w:sz="4"/>
+              <w:right w:val="single" w:color="D5DBE1" w:sz="4"/>
+            </w:tcBorders>
+            <w:tcMar>
+              <w:top w:type="dxa" w:w="60"/>
+              <w:left w:type="dxa" w:w="100"/>
+              <w:bottom w:type="dxa" w:w="60"/>
+              <w:right w:type="dxa" w:w="100"/>
+            </w:tcMar>
+          </w:tcPr>
+          <w:p>
+            <w:pPr>
+              <w:spacing w:after="0"/>
+            </w:pPr>
+            <w:r>
+              <w:t xml:space="preserve">Muitas senhas erradas a partir de um IP que nunca tinha logado</w:t>
+            </w:r>
+          </w:p>
+        </w:tc>
+        <w:tc>
+          <w:tcPr>
+            <w:tcW w:type="dxa" w:w="3938"/>
+            <w:tcBorders>
+              <w:top w:val="single" w:color="D5DBE1" w:sz="4"/>
+              <w:left w:val="single" w:color="D5DBE1" w:sz="4"/>
+              <w:bottom w:val="single" w:color="D5DBE1" w:sz="4"/>
+              <w:right w:val="single" w:color="D5DBE1" w:sz="4"/>
+            </w:tcBorders>
+            <w:tcMar>
+              <w:top w:type="dxa" w:w="60"/>
+              <w:left w:type="dxa" w:w="100"/>
+              <w:bottom w:type="dxa" w:w="60"/>
+              <w:right w:type="dxa" w:w="100"/>
+            </w:tcMar>
+          </w:tcPr>
+          <w:p>
+            <w:pPr>
+              <w:spacing w:after="0"/>
+            </w:pPr>
+            <w:r>
+              <w:t xml:space="preserve">Desbloqueie na aba </w:t>
+            </w:r>
+            <w:r>
+              <w:rPr>
+                <w:b/>
+                <w:bCs/>
+              </w:rPr>
+              <w:t xml:space="preserve">Resposta</w:t>
+            </w:r>
+            <w:r>
+              <w:t xml:space="preserve"> (ou </w:t>
+            </w:r>
+            <w:r>
+              <w:rPr>
+                <w:rFonts w:ascii="Consolas" w:cs="Consolas" w:eastAsia="Consolas" w:hAnsi="Consolas"/>
+                <w:color w:val="0B4F6C"/>
+                <w:sz w:val="19"/>
+                <w:szCs w:val="19"/>
+              </w:rPr>
+              <w:t xml:space="preserve">nft delete element inet vps_soc blocked4 { SEU_IP }</w:t>
+            </w:r>
+            <w:r>
+              <w:t xml:space="preserve"> no servidor) e coloque o IP em </w:t>
+            </w:r>
+            <w:r>
+              <w:rPr>
+                <w:rFonts w:ascii="Consolas" w:cs="Consolas" w:eastAsia="Consolas" w:hAnsi="Consolas"/>
+                <w:color w:val="0B4F6C"/>
+                <w:sz w:val="19"/>
+                <w:szCs w:val="19"/>
+              </w:rPr>
+              <w:t xml:space="preserve">SOC_RESPONSE_ALLOWLIST</w:t>
+            </w:r>
+            <w:r>
+              <w:t xml:space="preserve">.</w:t>
+            </w:r>
+          </w:p>
+        </w:tc>
+      </w:tr>
+      <w:tr>
+        <w:trPr>
+          <w:cantSplit/>
+        </w:trPr>
+        <w:tc>
+          <w:tcPr>
+            <w:tcW w:type="dxa" w:w="2900"/>
+            <w:tcBorders>
+              <w:top w:val="single" w:color="D5DBE1" w:sz="4"/>
+              <w:left w:val="single" w:color="D5DBE1" w:sz="4"/>
+              <w:bottom w:val="single" w:color="D5DBE1" w:sz="4"/>
+              <w:right w:val="single" w:color="D5DBE1" w:sz="4"/>
+            </w:tcBorders>
+            <w:tcMar>
+              <w:top w:type="dxa" w:w="60"/>
+              <w:left w:type="dxa" w:w="100"/>
+              <w:bottom w:type="dxa" w:w="60"/>
+              <w:right w:type="dxa" w:w="100"/>
+            </w:tcMar>
+          </w:tcPr>
+          <w:p>
+            <w:pPr>
+              <w:spacing w:after="0"/>
+            </w:pPr>
+            <w:r>
+              <w:t xml:space="preserve">Ação "Recusada pelo agente"</w:t>
+            </w:r>
+          </w:p>
+        </w:tc>
+        <w:tc>
+          <w:tcPr>
+            <w:tcW w:type="dxa" w:w="2800"/>
+            <w:tcBorders>
+              <w:top w:val="single" w:color="D5DBE1" w:sz="4"/>
+              <w:left w:val="single" w:color="D5DBE1" w:sz="4"/>
+              <w:bottom w:val="single" w:color="D5DBE1" w:sz="4"/>
+              <w:right w:val="single" w:color="D5DBE1" w:sz="4"/>
+            </w:tcBorders>
+            <w:tcMar>
+              <w:top w:type="dxa" w:w="60"/>
+              <w:left w:type="dxa" w:w="100"/>
+              <w:bottom w:type="dxa" w:w="60"/>
+              <w:right w:type="dxa" w:w="100"/>
+            </w:tcMar>
+          </w:tcPr>
+          <w:p>
+            <w:pPr>
+              <w:spacing w:after="0"/>
+            </w:pPr>
+            <w:r>
+              <w:t xml:space="preserve">O agente conferiu os fatos no servidor e não bateram (IP protegido, processo já mudou, serviço não está mais em falha)</w:t>
+            </w:r>
+          </w:p>
+        </w:tc>
+        <w:tc>
+          <w:tcPr>
+            <w:tcW w:type="dxa" w:w="3938"/>
+            <w:tcBorders>
+              <w:top w:val="single" w:color="D5DBE1" w:sz="4"/>
+              <w:left w:val="single" w:color="D5DBE1" w:sz="4"/>
+              <w:bottom w:val="single" w:color="D5DBE1" w:sz="4"/>
+              <w:right w:val="single" w:color="D5DBE1" w:sz="4"/>
+            </w:tcBorders>
+            <w:tcMar>
+              <w:top w:type="dxa" w:w="60"/>
+              <w:left w:type="dxa" w:w="100"/>
+              <w:bottom w:type="dxa" w:w="60"/>
+              <w:right w:type="dxa" w:w="100"/>
+            </w:tcMar>
+          </w:tcPr>
+          <w:p>
+            <w:pPr>
+              <w:spacing w:after="0"/>
+            </w:pPr>
+            <w:r>
+              <w:t xml:space="preserve">Leia o motivo no histórico de ações. É a proteção funcionando.</w:t>
+            </w:r>
+          </w:p>
+        </w:tc>
+      </w:tr>
+      <w:tr>
+        <w:trPr>
+          <w:cantSplit/>
+        </w:trPr>
+        <w:tc>
+          <w:tcPr>
+            <w:tcW w:type="dxa" w:w="2900"/>
+            <w:tcBorders>
+              <w:top w:val="single" w:color="D5DBE1" w:sz="4"/>
+              <w:left w:val="single" w:color="D5DBE1" w:sz="4"/>
+              <w:bottom w:val="single" w:color="D5DBE1" w:sz="4"/>
+              <w:right w:val="single" w:color="D5DBE1" w:sz="4"/>
+            </w:tcBorders>
+            <w:tcMar>
+              <w:top w:type="dxa" w:w="60"/>
+              <w:left w:type="dxa" w:w="100"/>
+              <w:bottom w:type="dxa" w:w="60"/>
+              <w:right w:type="dxa" w:w="100"/>
+            </w:tcMar>
+          </w:tcPr>
+          <w:p>
+            <w:pPr>
+              <w:spacing w:after="0"/>
+            </w:pPr>
+            <w:r>
+              <w:t xml:space="preserve">Aba </w:t>
+            </w:r>
+            <w:r>
+              <w:rPr>
+                <w:b/>
+                <w:bCs/>
+              </w:rPr>
+              <w:t xml:space="preserve">Serviços</w:t>
+            </w:r>
+            <w:r>
+              <w:t xml:space="preserve"> vazia</w:t>
+            </w:r>
+          </w:p>
+        </w:tc>
+        <w:tc>
+          <w:tcPr>
+            <w:tcW w:type="dxa" w:w="2800"/>
+            <w:tcBorders>
+              <w:top w:val="single" w:color="D5DBE1" w:sz="4"/>
+              <w:left w:val="single" w:color="D5DBE1" w:sz="4"/>
+              <w:bottom w:val="single" w:color="D5DBE1" w:sz="4"/>
+              <w:right w:val="single" w:color="D5DBE1" w:sz="4"/>
+            </w:tcBorders>
+            <w:tcMar>
+              <w:top w:type="dxa" w:w="60"/>
+              <w:left w:type="dxa" w:w="100"/>
+              <w:bottom w:type="dxa" w:w="60"/>
+              <w:right w:type="dxa" w:w="100"/>
+            </w:tcMar>
+          </w:tcPr>
+          <w:p>
+            <w:pPr>
+              <w:spacing w:after="0"/>
+            </w:pPr>
+            <w:r>
+              <w:t xml:space="preserve">Agente anterior ao 0.5.0, ou o PM2 não está rodando</w:t>
+            </w:r>
+          </w:p>
+        </w:tc>
+        <w:tc>
+          <w:tcPr>
+            <w:tcW w:type="dxa" w:w="3938"/>
+            <w:tcBorders>
+              <w:top w:val="single" w:color="D5DBE1" w:sz="4"/>
+              <w:left w:val="single" w:color="D5DBE1" w:sz="4"/>
+              <w:bottom w:val="single" w:color="D5DBE1" w:sz="4"/>
+              <w:right w:val="single" w:color="D5DBE1" w:sz="4"/>
+            </w:tcBorders>
+            <w:tcMar>
+              <w:top w:type="dxa" w:w="60"/>
+              <w:left w:type="dxa" w:w="100"/>
+              <w:bottom w:type="dxa" w:w="60"/>
+              <w:right w:type="dxa" w:w="100"/>
+            </w:tcMar>
+          </w:tcPr>
+          <w:p>
+            <w:pPr>
+              <w:spacing w:after="0"/>
+            </w:pPr>
+            <w:r>
+              <w:t xml:space="preserve">Atualize o agente. Confira com </w:t>
+            </w:r>
+            <w:r>
+              <w:rPr>
+                <w:rFonts w:ascii="Consolas" w:cs="Consolas" w:eastAsia="Consolas" w:hAnsi="Consolas"/>
+                <w:color w:val="0B4F6C"/>
+                <w:sz w:val="19"/>
+                <w:szCs w:val="19"/>
+              </w:rPr>
+              <w:t xml:space="preserve">pm2 list</w:t>
+            </w:r>
+            <w:r>
+              <w:t xml:space="preserve"> (como o usuário dono do PM2).</w:t>
+            </w:r>
+          </w:p>
+        </w:tc>
+      </w:tr>
+      <w:tr>
+        <w:trPr>
+          <w:cantSplit/>
+        </w:trPr>
+        <w:tc>
+          <w:tcPr>
+            <w:tcW w:type="dxa" w:w="2900"/>
+            <w:tcBorders>
+              <w:top w:val="single" w:color="D5DBE1" w:sz="4"/>
+              <w:left w:val="single" w:color="D5DBE1" w:sz="4"/>
+              <w:bottom w:val="single" w:color="D5DBE1" w:sz="4"/>
+              <w:right w:val="single" w:color="D5DBE1" w:sz="4"/>
+            </w:tcBorders>
+            <w:tcMar>
+              <w:top w:type="dxa" w:w="60"/>
+              <w:left w:type="dxa" w:w="100"/>
+              <w:bottom w:type="dxa" w:w="60"/>
+              <w:right w:type="dxa" w:w="100"/>
+            </w:tcMar>
+          </w:tcPr>
+          <w:p>
+            <w:pPr>
+              <w:spacing w:after="0"/>
+            </w:pPr>
+            <w:r>
+              <w:t xml:space="preserve">Vulnerabilidades: "Sem package-lock.json"</w:t>
+            </w:r>
+          </w:p>
+        </w:tc>
+        <w:tc>
+          <w:tcPr>
+            <w:tcW w:type="dxa" w:w="2800"/>
+            <w:tcBorders>
+              <w:top w:val="single" w:color="D5DBE1" w:sz="4"/>
+              <w:left w:val="single" w:color="D5DBE1" w:sz="4"/>
+              <w:bottom w:val="single" w:color="D5DBE1" w:sz="4"/>
+              <w:right w:val="single" w:color="D5DBE1" w:sz="4"/>
+            </w:tcBorders>
+            <w:tcMar>
+              <w:top w:type="dxa" w:w="60"/>
+              <w:left w:type="dxa" w:w="100"/>
+              <w:bottom w:type="dxa" w:w="60"/>
+              <w:right w:type="dxa" w:w="100"/>
+            </w:tcMar>
+          </w:tcPr>
+          <w:p>
+            <w:pPr>
+              <w:spacing w:after="0"/>
+            </w:pPr>
+            <w:r>
+              <w:t xml:space="preserve">O app não tem lockfile na pasta</w:t>
+            </w:r>
+          </w:p>
+        </w:tc>
+        <w:tc>
+          <w:tcPr>
+            <w:tcW w:type="dxa" w:w="3938"/>
+            <w:tcBorders>
+              <w:top w:val="single" w:color="D5DBE1" w:sz="4"/>
+              <w:left w:val="single" w:color="D5DBE1" w:sz="4"/>
+              <w:bottom w:val="single" w:color="D5DBE1" w:sz="4"/>
+              <w:right w:val="single" w:color="D5DBE1" w:sz="4"/>
+            </w:tcBorders>
+            <w:tcMar>
+              <w:top w:type="dxa" w:w="60"/>
+              <w:left w:type="dxa" w:w="100"/>
+              <w:bottom w:type="dxa" w:w="60"/>
+              <w:right w:type="dxa" w:w="100"/>
+            </w:tcMar>
+          </w:tcPr>
+          <w:p>
+            <w:pPr>
+              <w:spacing w:after="0"/>
+            </w:pPr>
+            <w:r>
+              <w:t xml:space="preserve">Na pasta do app: </w:t>
+            </w:r>
+            <w:r>
+              <w:rPr>
+                <w:rFonts w:ascii="Consolas" w:cs="Consolas" w:eastAsia="Consolas" w:hAnsi="Consolas"/>
+                <w:color w:val="0B4F6C"/>
+                <w:sz w:val="19"/>
+                <w:szCs w:val="19"/>
+              </w:rPr>
+              <w:t xml:space="preserve">npm install --package-lock-only</w:t>
+            </w:r>
+            <w:r>
+              <w:t xml:space="preserve">. Em até 10 min o agente envia a lista.</w:t>
+            </w:r>
+          </w:p>
+        </w:tc>
+      </w:tr>
+      <w:tr>
+        <w:trPr>
+          <w:cantSplit/>
+        </w:trPr>
+        <w:tc>
+          <w:tcPr>
+            <w:tcW w:type="dxa" w:w="2900"/>
+            <w:tcBorders>
+              <w:top w:val="single" w:color="D5DBE1" w:sz="4"/>
+              <w:left w:val="single" w:color="D5DBE1" w:sz="4"/>
+              <w:bottom w:val="single" w:color="D5DBE1" w:sz="4"/>
+              <w:right w:val="single" w:color="D5DBE1" w:sz="4"/>
+            </w:tcBorders>
+            <w:tcMar>
+              <w:top w:type="dxa" w:w="60"/>
+              <w:left w:type="dxa" w:w="100"/>
+              <w:bottom w:type="dxa" w:w="60"/>
+              <w:right w:type="dxa" w:w="100"/>
+            </w:tcMar>
+          </w:tcPr>
+          <w:p>
+            <w:pPr>
+              <w:spacing w:after="0"/>
+            </w:pPr>
+            <w:r>
+              <w:t xml:space="preserve">Vulnerabilidades: "falha ao consultar OSV.dev"</w:t>
+            </w:r>
+          </w:p>
+        </w:tc>
+        <w:tc>
+          <w:tcPr>
+            <w:tcW w:type="dxa" w:w="2800"/>
+            <w:tcBorders>
+              <w:top w:val="single" w:color="D5DBE1" w:sz="4"/>
+              <w:left w:val="single" w:color="D5DBE1" w:sz="4"/>
+              <w:bottom w:val="single" w:color="D5DBE1" w:sz="4"/>
+              <w:right w:val="single" w:color="D5DBE1" w:sz="4"/>
+            </w:tcBorders>
+            <w:tcMar>
+              <w:top w:type="dxa" w:w="60"/>
+              <w:left w:type="dxa" w:w="100"/>
+              <w:bottom w:type="dxa" w:w="60"/>
+              <w:right w:type="dxa" w:w="100"/>
+            </w:tcMar>
+          </w:tcPr>
+          <w:p>
+            <w:pPr>
+              <w:spacing w:after="0"/>
+            </w:pPr>
+            <w:r>
+              <w:t xml:space="preserve">A máquina do SOC sem acesso à internet</w:t>
+            </w:r>
+          </w:p>
+        </w:tc>
+        <w:tc>
+          <w:tcPr>
+            <w:tcW w:type="dxa" w:w="3938"/>
+            <w:tcBorders>
+              <w:top w:val="single" w:color="D5DBE1" w:sz="4"/>
+              <w:left w:val="single" w:color="D5DBE1" w:sz="4"/>
+              <w:bottom w:val="single" w:color="D5DBE1" w:sz="4"/>
+              <w:right w:val="single" w:color="D5DBE1" w:sz="4"/>
+            </w:tcBorders>
+            <w:tcMar>
+              <w:top w:type="dxa" w:w="60"/>
+              <w:left w:type="dxa" w:w="100"/>
+              <w:bottom w:type="dxa" w:w="60"/>
+              <w:right w:type="dxa" w:w="100"/>
+            </w:tcMar>
+          </w:tcPr>
+          <w:p>
+            <w:pPr>
+              <w:spacing w:after="0"/>
+            </w:pPr>
+            <w:r>
+              <w:t xml:space="preserve">Libere a saída para </w:t>
+            </w:r>
+            <w:r>
+              <w:rPr>
+                <w:rFonts w:ascii="Consolas" w:cs="Consolas" w:eastAsia="Consolas" w:hAnsi="Consolas"/>
+                <w:color w:val="0B4F6C"/>
+                <w:sz w:val="19"/>
+                <w:szCs w:val="19"/>
+              </w:rPr>
+              <w:t xml:space="preserve">api.osv.dev</w:t>
+            </w:r>
+            <w:r>
+              <w:t xml:space="preserve"> (443) e clique em </w:t>
+            </w:r>
+            <w:r>
+              <w:rPr>
+                <w:b/>
+                <w:bCs/>
+              </w:rPr>
+              <w:t xml:space="preserve">Verificar agora</w:t>
+            </w:r>
+            <w:r>
+              <w:t xml:space="preserve">.</w:t>
+            </w:r>
+          </w:p>
+        </w:tc>
+      </w:tr>
+      <w:tr>
+        <w:trPr>
+          <w:cantSplit/>
+        </w:trPr>
+        <w:tc>
+          <w:tcPr>
+            <w:tcW w:type="dxa" w:w="2900"/>
+            <w:tcBorders>
+              <w:top w:val="single" w:color="D5DBE1" w:sz="4"/>
+              <w:left w:val="single" w:color="D5DBE1" w:sz="4"/>
+              <w:bottom w:val="single" w:color="D5DBE1" w:sz="4"/>
+              <w:right w:val="single" w:color="D5DBE1" w:sz="4"/>
+            </w:tcBorders>
+            <w:tcMar>
+              <w:top w:type="dxa" w:w="60"/>
+              <w:left w:type="dxa" w:w="100"/>
+              <w:bottom w:type="dxa" w:w="60"/>
+              <w:right w:type="dxa" w:w="100"/>
+            </w:tcMar>
+          </w:tcPr>
+          <w:p>
+            <w:pPr>
+              <w:spacing w:after="0"/>
+            </w:pPr>
+            <w:r>
+              <w:t xml:space="preserve">Incidente "Certificado TLS vencendo"</w:t>
+            </w:r>
+          </w:p>
+        </w:tc>
+        <w:tc>
+          <w:tcPr>
+            <w:tcW w:type="dxa" w:w="2800"/>
+            <w:tcBorders>
+              <w:top w:val="single" w:color="D5DBE1" w:sz="4"/>
+              <w:left w:val="single" w:color="D5DBE1" w:sz="4"/>
+              <w:bottom w:val="single" w:color="D5DBE1" w:sz="4"/>
+              <w:right w:val="single" w:color="D5DBE1" w:sz="4"/>
+            </w:tcBorders>
+            <w:tcMar>
+              <w:top w:type="dxa" w:w="60"/>
+              <w:left w:type="dxa" w:w="100"/>
+              <w:bottom w:type="dxa" w:w="60"/>
+              <w:right w:type="dxa" w:w="100"/>
+            </w:tcMar>
+          </w:tcPr>
+          <w:p>
+            <w:pPr>
+              <w:spacing w:after="0"/>
+            </w:pPr>
+            <w:r>
+              <w:t xml:space="preserve">A renovação automática do certbot falhou</w:t>
+            </w:r>
+          </w:p>
+        </w:tc>
+        <w:tc>
+          <w:tcPr>
+            <w:tcW w:type="dxa" w:w="3938"/>
+            <w:tcBorders>
+              <w:top w:val="single" w:color="D5DBE1" w:sz="4"/>
+              <w:left w:val="single" w:color="D5DBE1" w:sz="4"/>
+              <w:bottom w:val="single" w:color="D5DBE1" w:sz="4"/>
+              <w:right w:val="single" w:color="D5DBE1" w:sz="4"/>
+            </w:tcBorders>
+            <w:tcMar>
+              <w:top w:type="dxa" w:w="60"/>
+              <w:left w:type="dxa" w:w="100"/>
+              <w:bottom w:type="dxa" w:w="60"/>
+              <w:right w:type="dxa" w:w="100"/>
+            </w:tcMar>
+          </w:tcPr>
+          <w:p>
+            <w:pPr>
+              <w:spacing w:after="0"/>
+            </w:pPr>
+            <w:r>
+              <w:rPr>
+                <w:rFonts w:ascii="Consolas" w:cs="Consolas" w:eastAsia="Consolas" w:hAnsi="Consolas"/>
+                <w:color w:val="0B4F6C"/>
+                <w:sz w:val="19"/>
+                <w:szCs w:val="19"/>
+              </w:rPr>
+              <w:t xml:space="preserve">sudo certbot renew --dry-run</w:t>
+            </w:r>
+            <w:r>
+              <w:t xml:space="preserve"> mostra o erro; depois </w:t>
+            </w:r>
+            <w:r>
+              <w:rPr>
+                <w:rFonts w:ascii="Consolas" w:cs="Consolas" w:eastAsia="Consolas" w:hAnsi="Consolas"/>
+                <w:color w:val="0B4F6C"/>
+                <w:sz w:val="19"/>
+                <w:szCs w:val="19"/>
+              </w:rPr>
+              <w:t xml:space="preserve">sudo certbot renew &amp;&amp; sudo systemctl reload nginx</w:t>
+            </w:r>
+            <w:r>
+              <w:t xml:space="preserve">.</w:t>
+            </w:r>
+          </w:p>
+        </w:tc>
+      </w:tr>
+      <w:tr>
+        <w:trPr>
+          <w:cantSplit/>
+        </w:trPr>
+        <w:tc>
+          <w:tcPr>
+            <w:tcW w:type="dxa" w:w="2900"/>
+            <w:tcBorders>
+              <w:top w:val="single" w:color="D5DBE1" w:sz="4"/>
+              <w:left w:val="single" w:color="D5DBE1" w:sz="4"/>
+              <w:bottom w:val="single" w:color="D5DBE1" w:sz="4"/>
+              <w:right w:val="single" w:color="D5DBE1" w:sz="4"/>
+            </w:tcBorders>
+            <w:tcMar>
+              <w:top w:type="dxa" w:w="60"/>
+              <w:left w:type="dxa" w:w="100"/>
+              <w:bottom w:type="dxa" w:w="60"/>
+              <w:right w:type="dxa" w:w="100"/>
+            </w:tcMar>
+          </w:tcPr>
+          <w:p>
+            <w:pPr>
+              <w:spacing w:after="0"/>
+            </w:pPr>
+            <w:r>
+              <w:t xml:space="preserve">Botão Telegram mostra "Falha no envio"</w:t>
+            </w:r>
+          </w:p>
+        </w:tc>
+        <w:tc>
+          <w:tcPr>
+            <w:tcW w:type="dxa" w:w="2800"/>
+            <w:tcBorders>
+              <w:top w:val="single" w:color="D5DBE1" w:sz="4"/>
+              <w:left w:val="single" w:color="D5DBE1" w:sz="4"/>
+              <w:bottom w:val="single" w:color="D5DBE1" w:sz="4"/>
+              <w:right w:val="single" w:color="D5DBE1" w:sz="4"/>
+            </w:tcBorders>
+            <w:tcMar>
+              <w:top w:type="dxa" w:w="60"/>
+              <w:left w:type="dxa" w:w="100"/>
+              <w:bottom w:type="dxa" w:w="60"/>
+              <w:right w:type="dxa" w:w="100"/>
+            </w:tcMar>
+          </w:tcPr>
+          <w:p>
+            <w:pPr>
+              <w:spacing w:after="0"/>
+            </w:pPr>
+            <w:r>
+              <w:t xml:space="preserve">Você não iniciou a conversa com o bot, ou o token/ID está errado</w:t>
+            </w:r>
+          </w:p>
+        </w:tc>
+        <w:tc>
+          <w:tcPr>
+            <w:tcW w:type="dxa" w:w="3938"/>
+            <w:tcBorders>
+              <w:top w:val="single" w:color="D5DBE1" w:sz="4"/>
+              <w:left w:val="single" w:color="D5DBE1" w:sz="4"/>
+              <w:bottom w:val="single" w:color="D5DBE1" w:sz="4"/>
+              <w:right w:val="single" w:color="D5DBE1" w:sz="4"/>
+            </w:tcBorders>
+            <w:tcMar>
+              <w:top w:type="dxa" w:w="60"/>
+              <w:left w:type="dxa" w:w="100"/>
+              <w:bottom w:type="dxa" w:w="60"/>
+              <w:right w:type="dxa" w:w="100"/>
+            </w:tcMar>
+          </w:tcPr>
+          <w:p>
+            <w:pPr>
+              <w:spacing w:after="0"/>
+            </w:pPr>
+            <w:r>
+              <w:t xml:space="preserve">Clique em Iniciar na conversa com o bot; confira as duas variáveis e reinicie o backend.</w:t>
+            </w:r>
+          </w:p>
+        </w:tc>
+      </w:tr>
+      <w:tr>
+        <w:trPr>
+          <w:cantSplit/>
+        </w:trPr>
+        <w:tc>
+          <w:tcPr>
+            <w:tcW w:type="dxa" w:w="2900"/>
+            <w:tcBorders>
+              <w:top w:val="single" w:color="D5DBE1" w:sz="4"/>
+              <w:left w:val="single" w:color="D5DBE1" w:sz="4"/>
+              <w:bottom w:val="single" w:color="D5DBE1" w:sz="4"/>
+              <w:right w:val="single" w:color="D5DBE1" w:sz="4"/>
+            </w:tcBorders>
+            <w:tcMar>
+              <w:top w:type="dxa" w:w="60"/>
+              <w:left w:type="dxa" w:w="100"/>
+              <w:bottom w:type="dxa" w:w="60"/>
+              <w:right w:type="dxa" w:w="100"/>
+            </w:tcMar>
+          </w:tcPr>
+          <w:p>
+            <w:pPr>
+              <w:spacing w:after="0"/>
+            </w:pPr>
+            <w:r>
               <w:t xml:space="preserve">Muitos alertas "Processo com binário removido"</w:t>
             </w:r>
           </w:p>
@@ -9430,9 +15683,9 @@
         <w:pStyle w:val="Heading1"/>
         <w:pageBreakBefore/>
       </w:pPr>
-      <w:bookmarkStart w:name="cap11" w:id="1"/>
-      <w:r>
-        <w:t xml:space="preserve">11. Boas práticas de segurança</w:t>
+      <w:bookmarkStart w:name="cap13" w:id="1"/>
+      <w:r>
+        <w:t xml:space="preserve">13. Boas práticas de segurança</w:t>
       </w:r>
       <w:bookmarkEnd w:id="1"/>
     </w:p>
@@ -9617,7 +15870,83 @@
         <w:t xml:space="preserve">Acesso ao painel:</w:t>
       </w:r>
       <w:r>
-        <w:t xml:space="preserve"> o token do painel dá acesso total à triagem. Entregue-o só a quem vai operar o SOC.</w:t>
+        <w:t xml:space="preserve"> o token do painel dá acesso total à triagem e às ações de resposta (inclusive bloquear e desbloquear IPs). Entregue-o só a quem vai operar o SOC.</w:t>
+      </w:r>
+    </w:p>
+    <w:p>
+      <w:pPr>
+        <w:pStyle w:val="ListParagraph"/>
+        <w:numPr>
+          <w:ilvl w:val="0"/>
+          <w:numId w:val="2"/>
+        </w:numPr>
+        <w:spacing w:after="60"/>
+      </w:pPr>
+      <w:r>
+        <w:rPr>
+          <w:b/>
+          <w:bCs/>
+        </w:rPr>
+        <w:t xml:space="preserve">Allowlist:</w:t>
+      </w:r>
+      <w:r>
+        <w:t xml:space="preserve"> coloque os seus IPs fixos em </w:t>
+      </w:r>
+      <w:r>
+        <w:rPr>
+          <w:rFonts w:ascii="Consolas" w:cs="Consolas" w:eastAsia="Consolas" w:hAnsi="Consolas"/>
+          <w:color w:val="0B4F6C"/>
+          <w:sz w:val="19"/>
+          <w:szCs w:val="19"/>
+        </w:rPr>
+        <w:t xml:space="preserve">SOC_RESPONSE_ALLOWLIST</w:t>
+      </w:r>
+      <w:r>
+        <w:t xml:space="preserve"> antes de deixar o bloqueio automático ligado.</w:t>
+      </w:r>
+    </w:p>
+    <w:p>
+      <w:pPr>
+        <w:pStyle w:val="ListParagraph"/>
+        <w:numPr>
+          <w:ilvl w:val="0"/>
+          <w:numId w:val="2"/>
+        </w:numPr>
+        <w:spacing w:after="60"/>
+      </w:pPr>
+      <w:r>
+        <w:rPr>
+          <w:b/>
+          <w:bCs/>
+        </w:rPr>
+        <w:t xml:space="preserve">Comece com aprovação:</w:t>
+      </w:r>
+      <w:r>
+        <w:t xml:space="preserve"> se estiver em dúvida, deixe as ações em </w:t>
+      </w:r>
+      <w:r>
+        <w:rPr>
+          <w:rFonts w:ascii="Consolas" w:cs="Consolas" w:eastAsia="Consolas" w:hAnsi="Consolas"/>
+          <w:color w:val="0B4F6C"/>
+          <w:sz w:val="19"/>
+          <w:szCs w:val="19"/>
+        </w:rPr>
+        <w:t xml:space="preserve">APPROVAL</w:t>
+      </w:r>
+      <w:r>
+        <w:t xml:space="preserve"> por alguns dias, veja o que seria feito e só depois passe para </w:t>
+      </w:r>
+      <w:r>
+        <w:rPr>
+          <w:rFonts w:ascii="Consolas" w:cs="Consolas" w:eastAsia="Consolas" w:hAnsi="Consolas"/>
+          <w:color w:val="0B4F6C"/>
+          <w:sz w:val="19"/>
+          <w:szCs w:val="19"/>
+        </w:rPr>
+        <w:t xml:space="preserve">AUTO</w:t>
+      </w:r>
+      <w:r>
+        <w:t xml:space="preserve">.</w:t>
       </w:r>
     </w:p>
     <w:p>
@@ -11456,18 +17785,1268 @@
           </w:p>
         </w:tc>
       </w:tr>
+      <w:tr>
+        <w:trPr>
+          <w:cantSplit/>
+        </w:trPr>
+        <w:tc>
+          <w:tcPr>
+            <w:tcW w:type="dxa" w:w="2900"/>
+            <w:tcBorders>
+              <w:top w:val="single" w:color="D5DBE1" w:sz="4"/>
+              <w:left w:val="single" w:color="D5DBE1" w:sz="4"/>
+              <w:bottom w:val="single" w:color="D5DBE1" w:sz="4"/>
+              <w:right w:val="single" w:color="D5DBE1" w:sz="4"/>
+            </w:tcBorders>
+            <w:tcMar>
+              <w:top w:type="dxa" w:w="60"/>
+              <w:left w:type="dxa" w:w="100"/>
+              <w:bottom w:type="dxa" w:w="60"/>
+              <w:right w:type="dxa" w:w="100"/>
+            </w:tcMar>
+          </w:tcPr>
+          <w:p>
+            <w:pPr>
+              <w:spacing w:after="0"/>
+            </w:pPr>
+            <w:r>
+              <w:rPr>
+                <w:rFonts w:ascii="Consolas" w:cs="Consolas" w:eastAsia="Consolas" w:hAnsi="Consolas"/>
+                <w:color w:val="0B4F6C"/>
+                <w:sz w:val="19"/>
+                <w:szCs w:val="19"/>
+              </w:rPr>
+              <w:t xml:space="preserve">SERVICE_FAILED</w:t>
+            </w:r>
+          </w:p>
+        </w:tc>
+        <w:tc>
+          <w:tcPr>
+            <w:tcW w:type="dxa" w:w="3600"/>
+            <w:tcBorders>
+              <w:top w:val="single" w:color="D5DBE1" w:sz="4"/>
+              <w:left w:val="single" w:color="D5DBE1" w:sz="4"/>
+              <w:bottom w:val="single" w:color="D5DBE1" w:sz="4"/>
+              <w:right w:val="single" w:color="D5DBE1" w:sz="4"/>
+            </w:tcBorders>
+            <w:tcMar>
+              <w:top w:type="dxa" w:w="60"/>
+              <w:left w:type="dxa" w:w="100"/>
+              <w:bottom w:type="dxa" w:w="60"/>
+              <w:right w:type="dxa" w:w="100"/>
+            </w:tcMar>
+          </w:tcPr>
+          <w:p>
+            <w:pPr>
+              <w:spacing w:after="0"/>
+            </w:pPr>
+            <w:r>
+              <w:t xml:space="preserve">Serviço systemd em falha</w:t>
+            </w:r>
+          </w:p>
+        </w:tc>
+        <w:tc>
+          <w:tcPr>
+            <w:tcW w:type="dxa" w:w="1500"/>
+            <w:tcBorders>
+              <w:top w:val="single" w:color="D5DBE1" w:sz="4"/>
+              <w:left w:val="single" w:color="D5DBE1" w:sz="4"/>
+              <w:bottom w:val="single" w:color="D5DBE1" w:sz="4"/>
+              <w:right w:val="single" w:color="D5DBE1" w:sz="4"/>
+            </w:tcBorders>
+            <w:tcMar>
+              <w:top w:type="dxa" w:w="60"/>
+              <w:left w:type="dxa" w:w="100"/>
+              <w:bottom w:type="dxa" w:w="60"/>
+              <w:right w:type="dxa" w:w="100"/>
+            </w:tcMar>
+          </w:tcPr>
+          <w:p>
+            <w:pPr>
+              <w:spacing w:after="0"/>
+            </w:pPr>
+            <w:r>
+              <w:t xml:space="preserve">Médio</w:t>
+            </w:r>
+          </w:p>
+        </w:tc>
+        <w:tc>
+          <w:tcPr>
+            <w:tcW w:type="dxa" w:w="1638"/>
+            <w:tcBorders>
+              <w:top w:val="single" w:color="D5DBE1" w:sz="4"/>
+              <w:left w:val="single" w:color="D5DBE1" w:sz="4"/>
+              <w:bottom w:val="single" w:color="D5DBE1" w:sz="4"/>
+              <w:right w:val="single" w:color="D5DBE1" w:sz="4"/>
+            </w:tcBorders>
+            <w:tcMar>
+              <w:top w:type="dxa" w:w="60"/>
+              <w:left w:type="dxa" w:w="100"/>
+              <w:bottom w:type="dxa" w:w="60"/>
+              <w:right w:type="dxa" w:w="100"/>
+            </w:tcMar>
+          </w:tcPr>
+          <w:p>
+            <w:pPr>
+              <w:spacing w:after="0"/>
+            </w:pPr>
+            <w:r>
+              <w:t xml:space="preserve">-</w:t>
+            </w:r>
+          </w:p>
+        </w:tc>
+      </w:tr>
+      <w:tr>
+        <w:trPr>
+          <w:cantSplit/>
+        </w:trPr>
+        <w:tc>
+          <w:tcPr>
+            <w:tcW w:type="dxa" w:w="2900"/>
+            <w:tcBorders>
+              <w:top w:val="single" w:color="D5DBE1" w:sz="4"/>
+              <w:left w:val="single" w:color="D5DBE1" w:sz="4"/>
+              <w:bottom w:val="single" w:color="D5DBE1" w:sz="4"/>
+              <w:right w:val="single" w:color="D5DBE1" w:sz="4"/>
+            </w:tcBorders>
+            <w:tcMar>
+              <w:top w:type="dxa" w:w="60"/>
+              <w:left w:type="dxa" w:w="100"/>
+              <w:bottom w:type="dxa" w:w="60"/>
+              <w:right w:type="dxa" w:w="100"/>
+            </w:tcMar>
+          </w:tcPr>
+          <w:p>
+            <w:pPr>
+              <w:spacing w:after="0"/>
+            </w:pPr>
+            <w:r>
+              <w:rPr>
+                <w:rFonts w:ascii="Consolas" w:cs="Consolas" w:eastAsia="Consolas" w:hAnsi="Consolas"/>
+                <w:color w:val="0B4F6C"/>
+                <w:sz w:val="19"/>
+                <w:szCs w:val="19"/>
+              </w:rPr>
+              <w:t xml:space="preserve">SECURITY_UPDATES</w:t>
+            </w:r>
+          </w:p>
+        </w:tc>
+        <w:tc>
+          <w:tcPr>
+            <w:tcW w:type="dxa" w:w="3600"/>
+            <w:tcBorders>
+              <w:top w:val="single" w:color="D5DBE1" w:sz="4"/>
+              <w:left w:val="single" w:color="D5DBE1" w:sz="4"/>
+              <w:bottom w:val="single" w:color="D5DBE1" w:sz="4"/>
+              <w:right w:val="single" w:color="D5DBE1" w:sz="4"/>
+            </w:tcBorders>
+            <w:tcMar>
+              <w:top w:type="dxa" w:w="60"/>
+              <w:left w:type="dxa" w:w="100"/>
+              <w:bottom w:type="dxa" w:w="60"/>
+              <w:right w:type="dxa" w:w="100"/>
+            </w:tcMar>
+          </w:tcPr>
+          <w:p>
+            <w:pPr>
+              <w:spacing w:after="0"/>
+            </w:pPr>
+            <w:r>
+              <w:t xml:space="preserve">Atualizações de segurança pendentes</w:t>
+            </w:r>
+          </w:p>
+        </w:tc>
+        <w:tc>
+          <w:tcPr>
+            <w:tcW w:type="dxa" w:w="1500"/>
+            <w:tcBorders>
+              <w:top w:val="single" w:color="D5DBE1" w:sz="4"/>
+              <w:left w:val="single" w:color="D5DBE1" w:sz="4"/>
+              <w:bottom w:val="single" w:color="D5DBE1" w:sz="4"/>
+              <w:right w:val="single" w:color="D5DBE1" w:sz="4"/>
+            </w:tcBorders>
+            <w:tcMar>
+              <w:top w:type="dxa" w:w="60"/>
+              <w:left w:type="dxa" w:w="100"/>
+              <w:bottom w:type="dxa" w:w="60"/>
+              <w:right w:type="dxa" w:w="100"/>
+            </w:tcMar>
+          </w:tcPr>
+          <w:p>
+            <w:pPr>
+              <w:spacing w:after="0"/>
+            </w:pPr>
+            <w:r>
+              <w:t xml:space="preserve">Baixo / Médio</w:t>
+            </w:r>
+          </w:p>
+        </w:tc>
+        <w:tc>
+          <w:tcPr>
+            <w:tcW w:type="dxa" w:w="1638"/>
+            <w:tcBorders>
+              <w:top w:val="single" w:color="D5DBE1" w:sz="4"/>
+              <w:left w:val="single" w:color="D5DBE1" w:sz="4"/>
+              <w:bottom w:val="single" w:color="D5DBE1" w:sz="4"/>
+              <w:right w:val="single" w:color="D5DBE1" w:sz="4"/>
+            </w:tcBorders>
+            <w:tcMar>
+              <w:top w:type="dxa" w:w="60"/>
+              <w:left w:type="dxa" w:w="100"/>
+              <w:bottom w:type="dxa" w:w="60"/>
+              <w:right w:type="dxa" w:w="100"/>
+            </w:tcMar>
+          </w:tcPr>
+          <w:p>
+            <w:pPr>
+              <w:spacing w:after="0"/>
+            </w:pPr>
+            <w:r>
+              <w:t xml:space="preserve">T1190</w:t>
+            </w:r>
+          </w:p>
+        </w:tc>
+      </w:tr>
+      <w:tr>
+        <w:trPr>
+          <w:cantSplit/>
+        </w:trPr>
+        <w:tc>
+          <w:tcPr>
+            <w:tcW w:type="dxa" w:w="2900"/>
+            <w:tcBorders>
+              <w:top w:val="single" w:color="D5DBE1" w:sz="4"/>
+              <w:left w:val="single" w:color="D5DBE1" w:sz="4"/>
+              <w:bottom w:val="single" w:color="D5DBE1" w:sz="4"/>
+              <w:right w:val="single" w:color="D5DBE1" w:sz="4"/>
+            </w:tcBorders>
+            <w:tcMar>
+              <w:top w:type="dxa" w:w="60"/>
+              <w:left w:type="dxa" w:w="100"/>
+              <w:bottom w:type="dxa" w:w="60"/>
+              <w:right w:type="dxa" w:w="100"/>
+            </w:tcMar>
+          </w:tcPr>
+          <w:p>
+            <w:pPr>
+              <w:spacing w:after="0"/>
+            </w:pPr>
+            <w:r>
+              <w:rPr>
+                <w:rFonts w:ascii="Consolas" w:cs="Consolas" w:eastAsia="Consolas" w:hAnsi="Consolas"/>
+                <w:color w:val="0B4F6C"/>
+                <w:sz w:val="19"/>
+                <w:szCs w:val="19"/>
+              </w:rPr>
+              <w:t xml:space="preserve">REBOOT_REQUIRED</w:t>
+            </w:r>
+          </w:p>
+        </w:tc>
+        <w:tc>
+          <w:tcPr>
+            <w:tcW w:type="dxa" w:w="3600"/>
+            <w:tcBorders>
+              <w:top w:val="single" w:color="D5DBE1" w:sz="4"/>
+              <w:left w:val="single" w:color="D5DBE1" w:sz="4"/>
+              <w:bottom w:val="single" w:color="D5DBE1" w:sz="4"/>
+              <w:right w:val="single" w:color="D5DBE1" w:sz="4"/>
+            </w:tcBorders>
+            <w:tcMar>
+              <w:top w:type="dxa" w:w="60"/>
+              <w:left w:type="dxa" w:w="100"/>
+              <w:bottom w:type="dxa" w:w="60"/>
+              <w:right w:type="dxa" w:w="100"/>
+            </w:tcMar>
+          </w:tcPr>
+          <w:p>
+            <w:pPr>
+              <w:spacing w:after="0"/>
+            </w:pPr>
+            <w:r>
+              <w:t xml:space="preserve">Reinicialização pendente</w:t>
+            </w:r>
+          </w:p>
+        </w:tc>
+        <w:tc>
+          <w:tcPr>
+            <w:tcW w:type="dxa" w:w="1500"/>
+            <w:tcBorders>
+              <w:top w:val="single" w:color="D5DBE1" w:sz="4"/>
+              <w:left w:val="single" w:color="D5DBE1" w:sz="4"/>
+              <w:bottom w:val="single" w:color="D5DBE1" w:sz="4"/>
+              <w:right w:val="single" w:color="D5DBE1" w:sz="4"/>
+            </w:tcBorders>
+            <w:tcMar>
+              <w:top w:type="dxa" w:w="60"/>
+              <w:left w:type="dxa" w:w="100"/>
+              <w:bottom w:type="dxa" w:w="60"/>
+              <w:right w:type="dxa" w:w="100"/>
+            </w:tcMar>
+          </w:tcPr>
+          <w:p>
+            <w:pPr>
+              <w:spacing w:after="0"/>
+            </w:pPr>
+            <w:r>
+              <w:t xml:space="preserve">Baixo</w:t>
+            </w:r>
+          </w:p>
+        </w:tc>
+        <w:tc>
+          <w:tcPr>
+            <w:tcW w:type="dxa" w:w="1638"/>
+            <w:tcBorders>
+              <w:top w:val="single" w:color="D5DBE1" w:sz="4"/>
+              <w:left w:val="single" w:color="D5DBE1" w:sz="4"/>
+              <w:bottom w:val="single" w:color="D5DBE1" w:sz="4"/>
+              <w:right w:val="single" w:color="D5DBE1" w:sz="4"/>
+            </w:tcBorders>
+            <w:tcMar>
+              <w:top w:type="dxa" w:w="60"/>
+              <w:left w:type="dxa" w:w="100"/>
+              <w:bottom w:type="dxa" w:w="60"/>
+              <w:right w:type="dxa" w:w="100"/>
+            </w:tcMar>
+          </w:tcPr>
+          <w:p>
+            <w:pPr>
+              <w:spacing w:after="0"/>
+            </w:pPr>
+            <w:r>
+              <w:t xml:space="preserve">-</w:t>
+            </w:r>
+          </w:p>
+        </w:tc>
+      </w:tr>
+      <w:tr>
+        <w:trPr>
+          <w:cantSplit/>
+        </w:trPr>
+        <w:tc>
+          <w:tcPr>
+            <w:tcW w:type="dxa" w:w="2900"/>
+            <w:tcBorders>
+              <w:top w:val="single" w:color="D5DBE1" w:sz="4"/>
+              <w:left w:val="single" w:color="D5DBE1" w:sz="4"/>
+              <w:bottom w:val="single" w:color="D5DBE1" w:sz="4"/>
+              <w:right w:val="single" w:color="D5DBE1" w:sz="4"/>
+            </w:tcBorders>
+            <w:tcMar>
+              <w:top w:type="dxa" w:w="60"/>
+              <w:left w:type="dxa" w:w="100"/>
+              <w:bottom w:type="dxa" w:w="60"/>
+              <w:right w:type="dxa" w:w="100"/>
+            </w:tcMar>
+          </w:tcPr>
+          <w:p>
+            <w:pPr>
+              <w:spacing w:after="0"/>
+            </w:pPr>
+            <w:r>
+              <w:rPr>
+                <w:rFonts w:ascii="Consolas" w:cs="Consolas" w:eastAsia="Consolas" w:hAnsi="Consolas"/>
+                <w:color w:val="0B4F6C"/>
+                <w:sz w:val="19"/>
+                <w:szCs w:val="19"/>
+              </w:rPr>
+              <w:t xml:space="preserve">SSH_WEAK_CONFIG</w:t>
+            </w:r>
+          </w:p>
+        </w:tc>
+        <w:tc>
+          <w:tcPr>
+            <w:tcW w:type="dxa" w:w="3600"/>
+            <w:tcBorders>
+              <w:top w:val="single" w:color="D5DBE1" w:sz="4"/>
+              <w:left w:val="single" w:color="D5DBE1" w:sz="4"/>
+              <w:bottom w:val="single" w:color="D5DBE1" w:sz="4"/>
+              <w:right w:val="single" w:color="D5DBE1" w:sz="4"/>
+            </w:tcBorders>
+            <w:tcMar>
+              <w:top w:type="dxa" w:w="60"/>
+              <w:left w:type="dxa" w:w="100"/>
+              <w:bottom w:type="dxa" w:w="60"/>
+              <w:right w:type="dxa" w:w="100"/>
+            </w:tcMar>
+          </w:tcPr>
+          <w:p>
+            <w:pPr>
+              <w:spacing w:after="0"/>
+            </w:pPr>
+            <w:r>
+              <w:t xml:space="preserve">SSH aceita senha ou root com senha (</w:t>
+            </w:r>
+            <w:r>
+              <w:rPr>
+                <w:rFonts w:ascii="Consolas" w:cs="Consolas" w:eastAsia="Consolas" w:hAnsi="Consolas"/>
+                <w:color w:val="0B4F6C"/>
+                <w:sz w:val="19"/>
+                <w:szCs w:val="19"/>
+              </w:rPr>
+              <w:t xml:space="preserve">sshd -T</w:t>
+            </w:r>
+            <w:r>
+              <w:t xml:space="preserve">)</w:t>
+            </w:r>
+          </w:p>
+        </w:tc>
+        <w:tc>
+          <w:tcPr>
+            <w:tcW w:type="dxa" w:w="1500"/>
+            <w:tcBorders>
+              <w:top w:val="single" w:color="D5DBE1" w:sz="4"/>
+              <w:left w:val="single" w:color="D5DBE1" w:sz="4"/>
+              <w:bottom w:val="single" w:color="D5DBE1" w:sz="4"/>
+              <w:right w:val="single" w:color="D5DBE1" w:sz="4"/>
+            </w:tcBorders>
+            <w:tcMar>
+              <w:top w:type="dxa" w:w="60"/>
+              <w:left w:type="dxa" w:w="100"/>
+              <w:bottom w:type="dxa" w:w="60"/>
+              <w:right w:type="dxa" w:w="100"/>
+            </w:tcMar>
+          </w:tcPr>
+          <w:p>
+            <w:pPr>
+              <w:spacing w:after="0"/>
+            </w:pPr>
+            <w:r>
+              <w:t xml:space="preserve">Médio</w:t>
+            </w:r>
+          </w:p>
+        </w:tc>
+        <w:tc>
+          <w:tcPr>
+            <w:tcW w:type="dxa" w:w="1638"/>
+            <w:tcBorders>
+              <w:top w:val="single" w:color="D5DBE1" w:sz="4"/>
+              <w:left w:val="single" w:color="D5DBE1" w:sz="4"/>
+              <w:bottom w:val="single" w:color="D5DBE1" w:sz="4"/>
+              <w:right w:val="single" w:color="D5DBE1" w:sz="4"/>
+            </w:tcBorders>
+            <w:tcMar>
+              <w:top w:type="dxa" w:w="60"/>
+              <w:left w:type="dxa" w:w="100"/>
+              <w:bottom w:type="dxa" w:w="60"/>
+              <w:right w:type="dxa" w:w="100"/>
+            </w:tcMar>
+          </w:tcPr>
+          <w:p>
+            <w:pPr>
+              <w:spacing w:after="0"/>
+            </w:pPr>
+            <w:r>
+              <w:t xml:space="preserve">T1110</w:t>
+            </w:r>
+          </w:p>
+        </w:tc>
+      </w:tr>
+      <w:tr>
+        <w:trPr>
+          <w:cantSplit/>
+        </w:trPr>
+        <w:tc>
+          <w:tcPr>
+            <w:tcW w:type="dxa" w:w="2900"/>
+            <w:tcBorders>
+              <w:top w:val="single" w:color="D5DBE1" w:sz="4"/>
+              <w:left w:val="single" w:color="D5DBE1" w:sz="4"/>
+              <w:bottom w:val="single" w:color="D5DBE1" w:sz="4"/>
+              <w:right w:val="single" w:color="D5DBE1" w:sz="4"/>
+            </w:tcBorders>
+            <w:tcMar>
+              <w:top w:type="dxa" w:w="60"/>
+              <w:left w:type="dxa" w:w="100"/>
+              <w:bottom w:type="dxa" w:w="60"/>
+              <w:right w:type="dxa" w:w="100"/>
+            </w:tcMar>
+          </w:tcPr>
+          <w:p>
+            <w:pPr>
+              <w:spacing w:after="0"/>
+            </w:pPr>
+            <w:r>
+              <w:rPr>
+                <w:rFonts w:ascii="Consolas" w:cs="Consolas" w:eastAsia="Consolas" w:hAnsi="Consolas"/>
+                <w:color w:val="0B4F6C"/>
+                <w:sz w:val="19"/>
+                <w:szCs w:val="19"/>
+              </w:rPr>
+              <w:t xml:space="preserve">CERT_EXPIRING</w:t>
+            </w:r>
+          </w:p>
+        </w:tc>
+        <w:tc>
+          <w:tcPr>
+            <w:tcW w:type="dxa" w:w="3600"/>
+            <w:tcBorders>
+              <w:top w:val="single" w:color="D5DBE1" w:sz="4"/>
+              <w:left w:val="single" w:color="D5DBE1" w:sz="4"/>
+              <w:bottom w:val="single" w:color="D5DBE1" w:sz="4"/>
+              <w:right w:val="single" w:color="D5DBE1" w:sz="4"/>
+            </w:tcBorders>
+            <w:tcMar>
+              <w:top w:type="dxa" w:w="60"/>
+              <w:left w:type="dxa" w:w="100"/>
+              <w:bottom w:type="dxa" w:w="60"/>
+              <w:right w:type="dxa" w:w="100"/>
+            </w:tcMar>
+          </w:tcPr>
+          <w:p>
+            <w:pPr>
+              <w:spacing w:after="0"/>
+            </w:pPr>
+            <w:r>
+              <w:t xml:space="preserve">Certificado TLS vence em 14 dias ou menos</w:t>
+            </w:r>
+          </w:p>
+        </w:tc>
+        <w:tc>
+          <w:tcPr>
+            <w:tcW w:type="dxa" w:w="1500"/>
+            <w:tcBorders>
+              <w:top w:val="single" w:color="D5DBE1" w:sz="4"/>
+              <w:left w:val="single" w:color="D5DBE1" w:sz="4"/>
+              <w:bottom w:val="single" w:color="D5DBE1" w:sz="4"/>
+              <w:right w:val="single" w:color="D5DBE1" w:sz="4"/>
+            </w:tcBorders>
+            <w:tcMar>
+              <w:top w:type="dxa" w:w="60"/>
+              <w:left w:type="dxa" w:w="100"/>
+              <w:bottom w:type="dxa" w:w="60"/>
+              <w:right w:type="dxa" w:w="100"/>
+            </w:tcMar>
+          </w:tcPr>
+          <w:p>
+            <w:pPr>
+              <w:spacing w:after="0"/>
+            </w:pPr>
+            <w:r>
+              <w:t xml:space="preserve">Médio / Alto</w:t>
+            </w:r>
+          </w:p>
+        </w:tc>
+        <w:tc>
+          <w:tcPr>
+            <w:tcW w:type="dxa" w:w="1638"/>
+            <w:tcBorders>
+              <w:top w:val="single" w:color="D5DBE1" w:sz="4"/>
+              <w:left w:val="single" w:color="D5DBE1" w:sz="4"/>
+              <w:bottom w:val="single" w:color="D5DBE1" w:sz="4"/>
+              <w:right w:val="single" w:color="D5DBE1" w:sz="4"/>
+            </w:tcBorders>
+            <w:tcMar>
+              <w:top w:type="dxa" w:w="60"/>
+              <w:left w:type="dxa" w:w="100"/>
+              <w:bottom w:type="dxa" w:w="60"/>
+              <w:right w:type="dxa" w:w="100"/>
+            </w:tcMar>
+          </w:tcPr>
+          <w:p>
+            <w:pPr>
+              <w:spacing w:after="0"/>
+            </w:pPr>
+            <w:r>
+              <w:t xml:space="preserve">-</w:t>
+            </w:r>
+          </w:p>
+        </w:tc>
+      </w:tr>
+      <w:tr>
+        <w:trPr>
+          <w:cantSplit/>
+        </w:trPr>
+        <w:tc>
+          <w:tcPr>
+            <w:tcW w:type="dxa" w:w="2900"/>
+            <w:tcBorders>
+              <w:top w:val="single" w:color="D5DBE1" w:sz="4"/>
+              <w:left w:val="single" w:color="D5DBE1" w:sz="4"/>
+              <w:bottom w:val="single" w:color="D5DBE1" w:sz="4"/>
+              <w:right w:val="single" w:color="D5DBE1" w:sz="4"/>
+            </w:tcBorders>
+            <w:tcMar>
+              <w:top w:type="dxa" w:w="60"/>
+              <w:left w:type="dxa" w:w="100"/>
+              <w:bottom w:type="dxa" w:w="60"/>
+              <w:right w:type="dxa" w:w="100"/>
+            </w:tcMar>
+          </w:tcPr>
+          <w:p>
+            <w:pPr>
+              <w:spacing w:after="0"/>
+            </w:pPr>
+            <w:r>
+              <w:rPr>
+                <w:rFonts w:ascii="Consolas" w:cs="Consolas" w:eastAsia="Consolas" w:hAnsi="Consolas"/>
+                <w:color w:val="0B4F6C"/>
+                <w:sz w:val="19"/>
+                <w:szCs w:val="19"/>
+              </w:rPr>
+              <w:t xml:space="preserve">SERVICE_DOWN</w:t>
+            </w:r>
+          </w:p>
+        </w:tc>
+        <w:tc>
+          <w:tcPr>
+            <w:tcW w:type="dxa" w:w="3600"/>
+            <w:tcBorders>
+              <w:top w:val="single" w:color="D5DBE1" w:sz="4"/>
+              <w:left w:val="single" w:color="D5DBE1" w:sz="4"/>
+              <w:bottom w:val="single" w:color="D5DBE1" w:sz="4"/>
+              <w:right w:val="single" w:color="D5DBE1" w:sz="4"/>
+            </w:tcBorders>
+            <w:tcMar>
+              <w:top w:type="dxa" w:w="60"/>
+              <w:left w:type="dxa" w:w="100"/>
+              <w:bottom w:type="dxa" w:w="60"/>
+              <w:right w:type="dxa" w:w="100"/>
+            </w:tcMar>
+          </w:tcPr>
+          <w:p>
+            <w:pPr>
+              <w:spacing w:after="0"/>
+            </w:pPr>
+            <w:r>
+              <w:t xml:space="preserve">App PM2 errored (alto) ou stopped (médio)</w:t>
+            </w:r>
+          </w:p>
+        </w:tc>
+        <w:tc>
+          <w:tcPr>
+            <w:tcW w:type="dxa" w:w="1500"/>
+            <w:tcBorders>
+              <w:top w:val="single" w:color="D5DBE1" w:sz="4"/>
+              <w:left w:val="single" w:color="D5DBE1" w:sz="4"/>
+              <w:bottom w:val="single" w:color="D5DBE1" w:sz="4"/>
+              <w:right w:val="single" w:color="D5DBE1" w:sz="4"/>
+            </w:tcBorders>
+            <w:tcMar>
+              <w:top w:type="dxa" w:w="60"/>
+              <w:left w:type="dxa" w:w="100"/>
+              <w:bottom w:type="dxa" w:w="60"/>
+              <w:right w:type="dxa" w:w="100"/>
+            </w:tcMar>
+          </w:tcPr>
+          <w:p>
+            <w:pPr>
+              <w:spacing w:after="0"/>
+            </w:pPr>
+            <w:r>
+              <w:t xml:space="preserve">Médio / Alto</w:t>
+            </w:r>
+          </w:p>
+        </w:tc>
+        <w:tc>
+          <w:tcPr>
+            <w:tcW w:type="dxa" w:w="1638"/>
+            <w:tcBorders>
+              <w:top w:val="single" w:color="D5DBE1" w:sz="4"/>
+              <w:left w:val="single" w:color="D5DBE1" w:sz="4"/>
+              <w:bottom w:val="single" w:color="D5DBE1" w:sz="4"/>
+              <w:right w:val="single" w:color="D5DBE1" w:sz="4"/>
+            </w:tcBorders>
+            <w:tcMar>
+              <w:top w:type="dxa" w:w="60"/>
+              <w:left w:type="dxa" w:w="100"/>
+              <w:bottom w:type="dxa" w:w="60"/>
+              <w:right w:type="dxa" w:w="100"/>
+            </w:tcMar>
+          </w:tcPr>
+          <w:p>
+            <w:pPr>
+              <w:spacing w:after="0"/>
+            </w:pPr>
+            <w:r>
+              <w:t xml:space="preserve">-</w:t>
+            </w:r>
+          </w:p>
+        </w:tc>
+      </w:tr>
+      <w:tr>
+        <w:trPr>
+          <w:cantSplit/>
+        </w:trPr>
+        <w:tc>
+          <w:tcPr>
+            <w:tcW w:type="dxa" w:w="2900"/>
+            <w:tcBorders>
+              <w:top w:val="single" w:color="D5DBE1" w:sz="4"/>
+              <w:left w:val="single" w:color="D5DBE1" w:sz="4"/>
+              <w:bottom w:val="single" w:color="D5DBE1" w:sz="4"/>
+              <w:right w:val="single" w:color="D5DBE1" w:sz="4"/>
+            </w:tcBorders>
+            <w:tcMar>
+              <w:top w:type="dxa" w:w="60"/>
+              <w:left w:type="dxa" w:w="100"/>
+              <w:bottom w:type="dxa" w:w="60"/>
+              <w:right w:type="dxa" w:w="100"/>
+            </w:tcMar>
+          </w:tcPr>
+          <w:p>
+            <w:pPr>
+              <w:spacing w:after="0"/>
+            </w:pPr>
+            <w:r>
+              <w:rPr>
+                <w:rFonts w:ascii="Consolas" w:cs="Consolas" w:eastAsia="Consolas" w:hAnsi="Consolas"/>
+                <w:color w:val="0B4F6C"/>
+                <w:sz w:val="19"/>
+                <w:szCs w:val="19"/>
+              </w:rPr>
+              <w:t xml:space="preserve">SERVICE_CRASH_LOOP</w:t>
+            </w:r>
+          </w:p>
+        </w:tc>
+        <w:tc>
+          <w:tcPr>
+            <w:tcW w:type="dxa" w:w="3600"/>
+            <w:tcBorders>
+              <w:top w:val="single" w:color="D5DBE1" w:sz="4"/>
+              <w:left w:val="single" w:color="D5DBE1" w:sz="4"/>
+              <w:bottom w:val="single" w:color="D5DBE1" w:sz="4"/>
+              <w:right w:val="single" w:color="D5DBE1" w:sz="4"/>
+            </w:tcBorders>
+            <w:tcMar>
+              <w:top w:type="dxa" w:w="60"/>
+              <w:left w:type="dxa" w:w="100"/>
+              <w:bottom w:type="dxa" w:w="60"/>
+              <w:right w:type="dxa" w:w="100"/>
+            </w:tcMar>
+          </w:tcPr>
+          <w:p>
+            <w:pPr>
+              <w:spacing w:after="0"/>
+            </w:pPr>
+            <w:r>
+              <w:t xml:space="preserve">App PM2 reiniciou 3+ vezes em 10 min</w:t>
+            </w:r>
+          </w:p>
+        </w:tc>
+        <w:tc>
+          <w:tcPr>
+            <w:tcW w:type="dxa" w:w="1500"/>
+            <w:tcBorders>
+              <w:top w:val="single" w:color="D5DBE1" w:sz="4"/>
+              <w:left w:val="single" w:color="D5DBE1" w:sz="4"/>
+              <w:bottom w:val="single" w:color="D5DBE1" w:sz="4"/>
+              <w:right w:val="single" w:color="D5DBE1" w:sz="4"/>
+            </w:tcBorders>
+            <w:tcMar>
+              <w:top w:type="dxa" w:w="60"/>
+              <w:left w:type="dxa" w:w="100"/>
+              <w:bottom w:type="dxa" w:w="60"/>
+              <w:right w:type="dxa" w:w="100"/>
+            </w:tcMar>
+          </w:tcPr>
+          <w:p>
+            <w:pPr>
+              <w:spacing w:after="0"/>
+            </w:pPr>
+            <w:r>
+              <w:t xml:space="preserve">Alto</w:t>
+            </w:r>
+          </w:p>
+        </w:tc>
+        <w:tc>
+          <w:tcPr>
+            <w:tcW w:type="dxa" w:w="1638"/>
+            <w:tcBorders>
+              <w:top w:val="single" w:color="D5DBE1" w:sz="4"/>
+              <w:left w:val="single" w:color="D5DBE1" w:sz="4"/>
+              <w:bottom w:val="single" w:color="D5DBE1" w:sz="4"/>
+              <w:right w:val="single" w:color="D5DBE1" w:sz="4"/>
+            </w:tcBorders>
+            <w:tcMar>
+              <w:top w:type="dxa" w:w="60"/>
+              <w:left w:type="dxa" w:w="100"/>
+              <w:bottom w:type="dxa" w:w="60"/>
+              <w:right w:type="dxa" w:w="100"/>
+            </w:tcMar>
+          </w:tcPr>
+          <w:p>
+            <w:pPr>
+              <w:spacing w:after="0"/>
+            </w:pPr>
+            <w:r>
+              <w:t xml:space="preserve">-</w:t>
+            </w:r>
+          </w:p>
+        </w:tc>
+      </w:tr>
+      <w:tr>
+        <w:trPr>
+          <w:cantSplit/>
+        </w:trPr>
+        <w:tc>
+          <w:tcPr>
+            <w:tcW w:type="dxa" w:w="2900"/>
+            <w:tcBorders>
+              <w:top w:val="single" w:color="D5DBE1" w:sz="4"/>
+              <w:left w:val="single" w:color="D5DBE1" w:sz="4"/>
+              <w:bottom w:val="single" w:color="D5DBE1" w:sz="4"/>
+              <w:right w:val="single" w:color="D5DBE1" w:sz="4"/>
+            </w:tcBorders>
+            <w:tcMar>
+              <w:top w:type="dxa" w:w="60"/>
+              <w:left w:type="dxa" w:w="100"/>
+              <w:bottom w:type="dxa" w:w="60"/>
+              <w:right w:type="dxa" w:w="100"/>
+            </w:tcMar>
+          </w:tcPr>
+          <w:p>
+            <w:pPr>
+              <w:spacing w:after="0"/>
+            </w:pPr>
+            <w:r>
+              <w:rPr>
+                <w:rFonts w:ascii="Consolas" w:cs="Consolas" w:eastAsia="Consolas" w:hAnsi="Consolas"/>
+                <w:color w:val="0B4F6C"/>
+                <w:sz w:val="19"/>
+                <w:szCs w:val="19"/>
+              </w:rPr>
+              <w:t xml:space="preserve">SERVICE_HIGH_MEMORY</w:t>
+            </w:r>
+          </w:p>
+        </w:tc>
+        <w:tc>
+          <w:tcPr>
+            <w:tcW w:type="dxa" w:w="3600"/>
+            <w:tcBorders>
+              <w:top w:val="single" w:color="D5DBE1" w:sz="4"/>
+              <w:left w:val="single" w:color="D5DBE1" w:sz="4"/>
+              <w:bottom w:val="single" w:color="D5DBE1" w:sz="4"/>
+              <w:right w:val="single" w:color="D5DBE1" w:sz="4"/>
+            </w:tcBorders>
+            <w:tcMar>
+              <w:top w:type="dxa" w:w="60"/>
+              <w:left w:type="dxa" w:w="100"/>
+              <w:bottom w:type="dxa" w:w="60"/>
+              <w:right w:type="dxa" w:w="100"/>
+            </w:tcMar>
+          </w:tcPr>
+          <w:p>
+            <w:pPr>
+              <w:spacing w:after="0"/>
+            </w:pPr>
+            <w:r>
+              <w:t xml:space="preserve">App PM2 usando 40%+ da RAM</w:t>
+            </w:r>
+          </w:p>
+        </w:tc>
+        <w:tc>
+          <w:tcPr>
+            <w:tcW w:type="dxa" w:w="1500"/>
+            <w:tcBorders>
+              <w:top w:val="single" w:color="D5DBE1" w:sz="4"/>
+              <w:left w:val="single" w:color="D5DBE1" w:sz="4"/>
+              <w:bottom w:val="single" w:color="D5DBE1" w:sz="4"/>
+              <w:right w:val="single" w:color="D5DBE1" w:sz="4"/>
+            </w:tcBorders>
+            <w:tcMar>
+              <w:top w:type="dxa" w:w="60"/>
+              <w:left w:type="dxa" w:w="100"/>
+              <w:bottom w:type="dxa" w:w="60"/>
+              <w:right w:type="dxa" w:w="100"/>
+            </w:tcMar>
+          </w:tcPr>
+          <w:p>
+            <w:pPr>
+              <w:spacing w:after="0"/>
+            </w:pPr>
+            <w:r>
+              <w:t xml:space="preserve">Médio</w:t>
+            </w:r>
+          </w:p>
+        </w:tc>
+        <w:tc>
+          <w:tcPr>
+            <w:tcW w:type="dxa" w:w="1638"/>
+            <w:tcBorders>
+              <w:top w:val="single" w:color="D5DBE1" w:sz="4"/>
+              <w:left w:val="single" w:color="D5DBE1" w:sz="4"/>
+              <w:bottom w:val="single" w:color="D5DBE1" w:sz="4"/>
+              <w:right w:val="single" w:color="D5DBE1" w:sz="4"/>
+            </w:tcBorders>
+            <w:tcMar>
+              <w:top w:type="dxa" w:w="60"/>
+              <w:left w:type="dxa" w:w="100"/>
+              <w:bottom w:type="dxa" w:w="60"/>
+              <w:right w:type="dxa" w:w="100"/>
+            </w:tcMar>
+          </w:tcPr>
+          <w:p>
+            <w:pPr>
+              <w:spacing w:after="0"/>
+            </w:pPr>
+            <w:r>
+              <w:t xml:space="preserve">-</w:t>
+            </w:r>
+          </w:p>
+        </w:tc>
+      </w:tr>
+      <w:tr>
+        <w:trPr>
+          <w:cantSplit/>
+        </w:trPr>
+        <w:tc>
+          <w:tcPr>
+            <w:tcW w:type="dxa" w:w="2900"/>
+            <w:tcBorders>
+              <w:top w:val="single" w:color="D5DBE1" w:sz="4"/>
+              <w:left w:val="single" w:color="D5DBE1" w:sz="4"/>
+              <w:bottom w:val="single" w:color="D5DBE1" w:sz="4"/>
+              <w:right w:val="single" w:color="D5DBE1" w:sz="4"/>
+            </w:tcBorders>
+            <w:tcMar>
+              <w:top w:type="dxa" w:w="60"/>
+              <w:left w:type="dxa" w:w="100"/>
+              <w:bottom w:type="dxa" w:w="60"/>
+              <w:right w:type="dxa" w:w="100"/>
+            </w:tcMar>
+          </w:tcPr>
+          <w:p>
+            <w:pPr>
+              <w:spacing w:after="0"/>
+            </w:pPr>
+            <w:r>
+              <w:rPr>
+                <w:rFonts w:ascii="Consolas" w:cs="Consolas" w:eastAsia="Consolas" w:hAnsi="Consolas"/>
+                <w:color w:val="0B4F6C"/>
+                <w:sz w:val="19"/>
+                <w:szCs w:val="19"/>
+              </w:rPr>
+              <w:t xml:space="preserve">SERVICE_NOT_RESPONDING</w:t>
+            </w:r>
+          </w:p>
+        </w:tc>
+        <w:tc>
+          <w:tcPr>
+            <w:tcW w:type="dxa" w:w="3600"/>
+            <w:tcBorders>
+              <w:top w:val="single" w:color="D5DBE1" w:sz="4"/>
+              <w:left w:val="single" w:color="D5DBE1" w:sz="4"/>
+              <w:bottom w:val="single" w:color="D5DBE1" w:sz="4"/>
+              <w:right w:val="single" w:color="D5DBE1" w:sz="4"/>
+            </w:tcBorders>
+            <w:tcMar>
+              <w:top w:type="dxa" w:w="60"/>
+              <w:left w:type="dxa" w:w="100"/>
+              <w:bottom w:type="dxa" w:w="60"/>
+              <w:right w:type="dxa" w:w="100"/>
+            </w:tcMar>
+          </w:tcPr>
+          <w:p>
+            <w:pPr>
+              <w:spacing w:after="0"/>
+            </w:pPr>
+            <w:r>
+              <w:t xml:space="preserve">App online no PM2, mas a porta não responde</w:t>
+            </w:r>
+          </w:p>
+        </w:tc>
+        <w:tc>
+          <w:tcPr>
+            <w:tcW w:type="dxa" w:w="1500"/>
+            <w:tcBorders>
+              <w:top w:val="single" w:color="D5DBE1" w:sz="4"/>
+              <w:left w:val="single" w:color="D5DBE1" w:sz="4"/>
+              <w:bottom w:val="single" w:color="D5DBE1" w:sz="4"/>
+              <w:right w:val="single" w:color="D5DBE1" w:sz="4"/>
+            </w:tcBorders>
+            <w:tcMar>
+              <w:top w:type="dxa" w:w="60"/>
+              <w:left w:type="dxa" w:w="100"/>
+              <w:bottom w:type="dxa" w:w="60"/>
+              <w:right w:type="dxa" w:w="100"/>
+            </w:tcMar>
+          </w:tcPr>
+          <w:p>
+            <w:pPr>
+              <w:spacing w:after="0"/>
+            </w:pPr>
+            <w:r>
+              <w:t xml:space="preserve">Alto</w:t>
+            </w:r>
+          </w:p>
+        </w:tc>
+        <w:tc>
+          <w:tcPr>
+            <w:tcW w:type="dxa" w:w="1638"/>
+            <w:tcBorders>
+              <w:top w:val="single" w:color="D5DBE1" w:sz="4"/>
+              <w:left w:val="single" w:color="D5DBE1" w:sz="4"/>
+              <w:bottom w:val="single" w:color="D5DBE1" w:sz="4"/>
+              <w:right w:val="single" w:color="D5DBE1" w:sz="4"/>
+            </w:tcBorders>
+            <w:tcMar>
+              <w:top w:type="dxa" w:w="60"/>
+              <w:left w:type="dxa" w:w="100"/>
+              <w:bottom w:type="dxa" w:w="60"/>
+              <w:right w:type="dxa" w:w="100"/>
+            </w:tcMar>
+          </w:tcPr>
+          <w:p>
+            <w:pPr>
+              <w:spacing w:after="0"/>
+            </w:pPr>
+            <w:r>
+              <w:t xml:space="preserve">-</w:t>
+            </w:r>
+          </w:p>
+        </w:tc>
+      </w:tr>
+      <w:tr>
+        <w:trPr>
+          <w:cantSplit/>
+        </w:trPr>
+        <w:tc>
+          <w:tcPr>
+            <w:tcW w:type="dxa" w:w="2900"/>
+            <w:tcBorders>
+              <w:top w:val="single" w:color="D5DBE1" w:sz="4"/>
+              <w:left w:val="single" w:color="D5DBE1" w:sz="4"/>
+              <w:bottom w:val="single" w:color="D5DBE1" w:sz="4"/>
+              <w:right w:val="single" w:color="D5DBE1" w:sz="4"/>
+            </w:tcBorders>
+            <w:tcMar>
+              <w:top w:type="dxa" w:w="60"/>
+              <w:left w:type="dxa" w:w="100"/>
+              <w:bottom w:type="dxa" w:w="60"/>
+              <w:right w:type="dxa" w:w="100"/>
+            </w:tcMar>
+          </w:tcPr>
+          <w:p>
+            <w:pPr>
+              <w:spacing w:after="0"/>
+            </w:pPr>
+            <w:r>
+              <w:rPr>
+                <w:rFonts w:ascii="Consolas" w:cs="Consolas" w:eastAsia="Consolas" w:hAnsi="Consolas"/>
+                <w:color w:val="0B4F6C"/>
+                <w:sz w:val="19"/>
+                <w:szCs w:val="19"/>
+              </w:rPr>
+              <w:t xml:space="preserve">SERVICE_DEBUG_EXPOSED</w:t>
+            </w:r>
+          </w:p>
+        </w:tc>
+        <w:tc>
+          <w:tcPr>
+            <w:tcW w:type="dxa" w:w="3600"/>
+            <w:tcBorders>
+              <w:top w:val="single" w:color="D5DBE1" w:sz="4"/>
+              <w:left w:val="single" w:color="D5DBE1" w:sz="4"/>
+              <w:bottom w:val="single" w:color="D5DBE1" w:sz="4"/>
+              <w:right w:val="single" w:color="D5DBE1" w:sz="4"/>
+            </w:tcBorders>
+            <w:tcMar>
+              <w:top w:type="dxa" w:w="60"/>
+              <w:left w:type="dxa" w:w="100"/>
+              <w:bottom w:type="dxa" w:w="60"/>
+              <w:right w:type="dxa" w:w="100"/>
+            </w:tcMar>
+          </w:tcPr>
+          <w:p>
+            <w:pPr>
+              <w:spacing w:after="0"/>
+            </w:pPr>
+            <w:r>
+              <w:t xml:space="preserve">App rodando com </w:t>
+            </w:r>
+            <w:r>
+              <w:rPr>
+                <w:rFonts w:ascii="Consolas" w:cs="Consolas" w:eastAsia="Consolas" w:hAnsi="Consolas"/>
+                <w:color w:val="0B4F6C"/>
+                <w:sz w:val="19"/>
+                <w:szCs w:val="19"/>
+              </w:rPr>
+              <w:t xml:space="preserve">--inspect</w:t>
+            </w:r>
+          </w:p>
+        </w:tc>
+        <w:tc>
+          <w:tcPr>
+            <w:tcW w:type="dxa" w:w="1500"/>
+            <w:tcBorders>
+              <w:top w:val="single" w:color="D5DBE1" w:sz="4"/>
+              <w:left w:val="single" w:color="D5DBE1" w:sz="4"/>
+              <w:bottom w:val="single" w:color="D5DBE1" w:sz="4"/>
+              <w:right w:val="single" w:color="D5DBE1" w:sz="4"/>
+            </w:tcBorders>
+            <w:tcMar>
+              <w:top w:type="dxa" w:w="60"/>
+              <w:left w:type="dxa" w:w="100"/>
+              <w:bottom w:type="dxa" w:w="60"/>
+              <w:right w:type="dxa" w:w="100"/>
+            </w:tcMar>
+          </w:tcPr>
+          <w:p>
+            <w:pPr>
+              <w:spacing w:after="0"/>
+            </w:pPr>
+            <w:r>
+              <w:t xml:space="preserve">Alto / Crítico</w:t>
+            </w:r>
+          </w:p>
+        </w:tc>
+        <w:tc>
+          <w:tcPr>
+            <w:tcW w:type="dxa" w:w="1638"/>
+            <w:tcBorders>
+              <w:top w:val="single" w:color="D5DBE1" w:sz="4"/>
+              <w:left w:val="single" w:color="D5DBE1" w:sz="4"/>
+              <w:bottom w:val="single" w:color="D5DBE1" w:sz="4"/>
+              <w:right w:val="single" w:color="D5DBE1" w:sz="4"/>
+            </w:tcBorders>
+            <w:tcMar>
+              <w:top w:type="dxa" w:w="60"/>
+              <w:left w:type="dxa" w:w="100"/>
+              <w:bottom w:type="dxa" w:w="60"/>
+              <w:right w:type="dxa" w:w="100"/>
+            </w:tcMar>
+          </w:tcPr>
+          <w:p>
+            <w:pPr>
+              <w:spacing w:after="0"/>
+            </w:pPr>
+            <w:r>
+              <w:t xml:space="preserve">T1190, T1059</w:t>
+            </w:r>
+          </w:p>
+        </w:tc>
+      </w:tr>
+      <w:tr>
+        <w:trPr>
+          <w:cantSplit/>
+        </w:trPr>
+        <w:tc>
+          <w:tcPr>
+            <w:tcW w:type="dxa" w:w="2900"/>
+            <w:tcBorders>
+              <w:top w:val="single" w:color="D5DBE1" w:sz="4"/>
+              <w:left w:val="single" w:color="D5DBE1" w:sz="4"/>
+              <w:bottom w:val="single" w:color="D5DBE1" w:sz="4"/>
+              <w:right w:val="single" w:color="D5DBE1" w:sz="4"/>
+            </w:tcBorders>
+            <w:tcMar>
+              <w:top w:type="dxa" w:w="60"/>
+              <w:left w:type="dxa" w:w="100"/>
+              <w:bottom w:type="dxa" w:w="60"/>
+              <w:right w:type="dxa" w:w="100"/>
+            </w:tcMar>
+          </w:tcPr>
+          <w:p>
+            <w:pPr>
+              <w:spacing w:after="0"/>
+            </w:pPr>
+            <w:r>
+              <w:rPr>
+                <w:rFonts w:ascii="Consolas" w:cs="Consolas" w:eastAsia="Consolas" w:hAnsi="Consolas"/>
+                <w:color w:val="0B4F6C"/>
+                <w:sz w:val="19"/>
+                <w:szCs w:val="19"/>
+              </w:rPr>
+              <w:t xml:space="preserve">SERVICE_VULNERABLE</w:t>
+            </w:r>
+          </w:p>
+        </w:tc>
+        <w:tc>
+          <w:tcPr>
+            <w:tcW w:type="dxa" w:w="3600"/>
+            <w:tcBorders>
+              <w:top w:val="single" w:color="D5DBE1" w:sz="4"/>
+              <w:left w:val="single" w:color="D5DBE1" w:sz="4"/>
+              <w:bottom w:val="single" w:color="D5DBE1" w:sz="4"/>
+              <w:right w:val="single" w:color="D5DBE1" w:sz="4"/>
+            </w:tcBorders>
+            <w:tcMar>
+              <w:top w:type="dxa" w:w="60"/>
+              <w:left w:type="dxa" w:w="100"/>
+              <w:bottom w:type="dxa" w:w="60"/>
+              <w:right w:type="dxa" w:w="100"/>
+            </w:tcMar>
+          </w:tcPr>
+          <w:p>
+            <w:pPr>
+              <w:spacing w:after="0"/>
+            </w:pPr>
+            <w:r>
+              <w:t xml:space="preserve">Dependências npm com falhas conhecidas</w:t>
+            </w:r>
+          </w:p>
+        </w:tc>
+        <w:tc>
+          <w:tcPr>
+            <w:tcW w:type="dxa" w:w="1500"/>
+            <w:tcBorders>
+              <w:top w:val="single" w:color="D5DBE1" w:sz="4"/>
+              <w:left w:val="single" w:color="D5DBE1" w:sz="4"/>
+              <w:bottom w:val="single" w:color="D5DBE1" w:sz="4"/>
+              <w:right w:val="single" w:color="D5DBE1" w:sz="4"/>
+            </w:tcBorders>
+            <w:tcMar>
+              <w:top w:type="dxa" w:w="60"/>
+              <w:left w:type="dxa" w:w="100"/>
+              <w:bottom w:type="dxa" w:w="60"/>
+              <w:right w:type="dxa" w:w="100"/>
+            </w:tcMar>
+          </w:tcPr>
+          <w:p>
+            <w:pPr>
+              <w:spacing w:after="0"/>
+            </w:pPr>
+            <w:r>
+              <w:t xml:space="preserve">Baixo a Alto</w:t>
+            </w:r>
+          </w:p>
+        </w:tc>
+        <w:tc>
+          <w:tcPr>
+            <w:tcW w:type="dxa" w:w="1638"/>
+            <w:tcBorders>
+              <w:top w:val="single" w:color="D5DBE1" w:sz="4"/>
+              <w:left w:val="single" w:color="D5DBE1" w:sz="4"/>
+              <w:bottom w:val="single" w:color="D5DBE1" w:sz="4"/>
+              <w:right w:val="single" w:color="D5DBE1" w:sz="4"/>
+            </w:tcBorders>
+            <w:tcMar>
+              <w:top w:type="dxa" w:w="60"/>
+              <w:left w:type="dxa" w:w="100"/>
+              <w:bottom w:type="dxa" w:w="60"/>
+              <w:right w:type="dxa" w:w="100"/>
+            </w:tcMar>
+          </w:tcPr>
+          <w:p>
+            <w:pPr>
+              <w:spacing w:after="0"/>
+            </w:pPr>
+            <w:r>
+              <w:t xml:space="preserve">T1190</w:t>
+            </w:r>
+          </w:p>
+        </w:tc>
+      </w:tr>
     </w:tbl>
     <w:p>
       <w:pPr>
         <w:spacing w:after="120"/>
       </w:pPr>
+    </w:p>
+    <w:p>
+      <w:pPr>
+        <w:spacing w:after="120"/>
+      </w:pPr>
+      <w:r>
+        <w:t xml:space="preserve">Os achados de postura e de saúde (disco, serviços, atualizações, reboot, SSH, certificados e apps) se resolvem sozinhos quando a condição some.</w:t>
+      </w:r>
     </w:p>
     <w:p>
       <w:pPr>
         <w:pStyle w:val="Heading1"/>
         <w:pageBreakBefore/>
       </w:pPr>
-      <w:bookmarkStart w:name="cap12" w:id="1"/>
+      <w:bookmarkStart w:name="cap14" w:id="1"/>
       <w:r>
         <w:t xml:space="preserve">Apêndice: referência rápida</w:t>
       </w:r>
@@ -12432,7 +20011,7 @@
               <w:t xml:space="preserve">/var/lib/vps-soc-agent/</w:t>
             </w:r>
             <w:r>
-              <w:t xml:space="preserve"> (cursor do journal, linha de base de portas e arquivos)</w:t>
+              <w:t xml:space="preserve"> (cursor do journal, linha de base de portas e arquivos, bloqueios, estado do PM2)</w:t>
             </w:r>
           </w:p>
         </w:tc>
@@ -12458,6 +20037,439 @@
             </w:pPr>
             <w:r>
               <w:t xml:space="preserve">Servidor</w:t>
+            </w:r>
+          </w:p>
+        </w:tc>
+      </w:tr>
+      <w:tr>
+        <w:trPr>
+          <w:cantSplit/>
+        </w:trPr>
+        <w:tc>
+          <w:tcPr>
+            <w:tcW w:type="dxa" w:w="2600"/>
+            <w:tcBorders>
+              <w:top w:val="single" w:color="D5DBE1" w:sz="4"/>
+              <w:left w:val="single" w:color="D5DBE1" w:sz="4"/>
+              <w:bottom w:val="single" w:color="D5DBE1" w:sz="4"/>
+              <w:right w:val="single" w:color="D5DBE1" w:sz="4"/>
+            </w:tcBorders>
+            <w:tcMar>
+              <w:top w:type="dxa" w:w="60"/>
+              <w:left w:type="dxa" w:w="100"/>
+              <w:bottom w:type="dxa" w:w="60"/>
+              <w:right w:type="dxa" w:w="100"/>
+            </w:tcMar>
+          </w:tcPr>
+          <w:p>
+            <w:pPr>
+              <w:spacing w:after="0"/>
+            </w:pPr>
+            <w:r>
+              <w:t xml:space="preserve">Ver IPs bloqueados</w:t>
+            </w:r>
+          </w:p>
+        </w:tc>
+        <w:tc>
+          <w:tcPr>
+            <w:tcW w:type="dxa" w:w="5238"/>
+            <w:tcBorders>
+              <w:top w:val="single" w:color="D5DBE1" w:sz="4"/>
+              <w:left w:val="single" w:color="D5DBE1" w:sz="4"/>
+              <w:bottom w:val="single" w:color="D5DBE1" w:sz="4"/>
+              <w:right w:val="single" w:color="D5DBE1" w:sz="4"/>
+            </w:tcBorders>
+            <w:tcMar>
+              <w:top w:type="dxa" w:w="60"/>
+              <w:left w:type="dxa" w:w="100"/>
+              <w:bottom w:type="dxa" w:w="60"/>
+              <w:right w:type="dxa" w:w="100"/>
+            </w:tcMar>
+          </w:tcPr>
+          <w:p>
+            <w:pPr>
+              <w:spacing w:after="0"/>
+            </w:pPr>
+            <w:r>
+              <w:rPr>
+                <w:rFonts w:ascii="Consolas" w:cs="Consolas" w:eastAsia="Consolas" w:hAnsi="Consolas"/>
+                <w:color w:val="0B4F6C"/>
+                <w:sz w:val="19"/>
+                <w:szCs w:val="19"/>
+              </w:rPr>
+              <w:t xml:space="preserve">nft list table inet vps_soc</w:t>
+            </w:r>
+          </w:p>
+        </w:tc>
+        <w:tc>
+          <w:tcPr>
+            <w:tcW w:type="dxa" w:w="1800"/>
+            <w:tcBorders>
+              <w:top w:val="single" w:color="D5DBE1" w:sz="4"/>
+              <w:left w:val="single" w:color="D5DBE1" w:sz="4"/>
+              <w:bottom w:val="single" w:color="D5DBE1" w:sz="4"/>
+              <w:right w:val="single" w:color="D5DBE1" w:sz="4"/>
+            </w:tcBorders>
+            <w:tcMar>
+              <w:top w:type="dxa" w:w="60"/>
+              <w:left w:type="dxa" w:w="100"/>
+              <w:bottom w:type="dxa" w:w="60"/>
+              <w:right w:type="dxa" w:w="100"/>
+            </w:tcMar>
+          </w:tcPr>
+          <w:p>
+            <w:pPr>
+              <w:spacing w:after="0"/>
+            </w:pPr>
+            <w:r>
+              <w:t xml:space="preserve">Servidor</w:t>
+            </w:r>
+          </w:p>
+        </w:tc>
+      </w:tr>
+      <w:tr>
+        <w:trPr>
+          <w:cantSplit/>
+        </w:trPr>
+        <w:tc>
+          <w:tcPr>
+            <w:tcW w:type="dxa" w:w="2600"/>
+            <w:tcBorders>
+              <w:top w:val="single" w:color="D5DBE1" w:sz="4"/>
+              <w:left w:val="single" w:color="D5DBE1" w:sz="4"/>
+              <w:bottom w:val="single" w:color="D5DBE1" w:sz="4"/>
+              <w:right w:val="single" w:color="D5DBE1" w:sz="4"/>
+            </w:tcBorders>
+            <w:tcMar>
+              <w:top w:type="dxa" w:w="60"/>
+              <w:left w:type="dxa" w:w="100"/>
+              <w:bottom w:type="dxa" w:w="60"/>
+              <w:right w:type="dxa" w:w="100"/>
+            </w:tcMar>
+          </w:tcPr>
+          <w:p>
+            <w:pPr>
+              <w:spacing w:after="0"/>
+            </w:pPr>
+            <w:r>
+              <w:t xml:space="preserve">Desbloquear um IP</w:t>
+            </w:r>
+          </w:p>
+        </w:tc>
+        <w:tc>
+          <w:tcPr>
+            <w:tcW w:type="dxa" w:w="5238"/>
+            <w:tcBorders>
+              <w:top w:val="single" w:color="D5DBE1" w:sz="4"/>
+              <w:left w:val="single" w:color="D5DBE1" w:sz="4"/>
+              <w:bottom w:val="single" w:color="D5DBE1" w:sz="4"/>
+              <w:right w:val="single" w:color="D5DBE1" w:sz="4"/>
+            </w:tcBorders>
+            <w:tcMar>
+              <w:top w:type="dxa" w:w="60"/>
+              <w:left w:type="dxa" w:w="100"/>
+              <w:bottom w:type="dxa" w:w="60"/>
+              <w:right w:type="dxa" w:w="100"/>
+            </w:tcMar>
+          </w:tcPr>
+          <w:p>
+            <w:pPr>
+              <w:spacing w:after="0"/>
+            </w:pPr>
+            <w:r>
+              <w:rPr>
+                <w:rFonts w:ascii="Consolas" w:cs="Consolas" w:eastAsia="Consolas" w:hAnsi="Consolas"/>
+                <w:color w:val="0B4F6C"/>
+                <w:sz w:val="19"/>
+                <w:szCs w:val="19"/>
+              </w:rPr>
+              <w:t xml:space="preserve">nft delete element inet vps_soc blocked4 { IP }</w:t>
+            </w:r>
+          </w:p>
+        </w:tc>
+        <w:tc>
+          <w:tcPr>
+            <w:tcW w:type="dxa" w:w="1800"/>
+            <w:tcBorders>
+              <w:top w:val="single" w:color="D5DBE1" w:sz="4"/>
+              <w:left w:val="single" w:color="D5DBE1" w:sz="4"/>
+              <w:bottom w:val="single" w:color="D5DBE1" w:sz="4"/>
+              <w:right w:val="single" w:color="D5DBE1" w:sz="4"/>
+            </w:tcBorders>
+            <w:tcMar>
+              <w:top w:type="dxa" w:w="60"/>
+              <w:left w:type="dxa" w:w="100"/>
+              <w:bottom w:type="dxa" w:w="60"/>
+              <w:right w:type="dxa" w:w="100"/>
+            </w:tcMar>
+          </w:tcPr>
+          <w:p>
+            <w:pPr>
+              <w:spacing w:after="0"/>
+            </w:pPr>
+            <w:r>
+              <w:t xml:space="preserve">Servidor</w:t>
+            </w:r>
+          </w:p>
+        </w:tc>
+      </w:tr>
+      <w:tr>
+        <w:trPr>
+          <w:cantSplit/>
+        </w:trPr>
+        <w:tc>
+          <w:tcPr>
+            <w:tcW w:type="dxa" w:w="2600"/>
+            <w:tcBorders>
+              <w:top w:val="single" w:color="D5DBE1" w:sz="4"/>
+              <w:left w:val="single" w:color="D5DBE1" w:sz="4"/>
+              <w:bottom w:val="single" w:color="D5DBE1" w:sz="4"/>
+              <w:right w:val="single" w:color="D5DBE1" w:sz="4"/>
+            </w:tcBorders>
+            <w:tcMar>
+              <w:top w:type="dxa" w:w="60"/>
+              <w:left w:type="dxa" w:w="100"/>
+              <w:bottom w:type="dxa" w:w="60"/>
+              <w:right w:type="dxa" w:w="100"/>
+            </w:tcMar>
+          </w:tcPr>
+          <w:p>
+            <w:pPr>
+              <w:spacing w:after="0"/>
+            </w:pPr>
+            <w:r>
+              <w:t xml:space="preserve">Evidências de processos encerrados</w:t>
+            </w:r>
+          </w:p>
+        </w:tc>
+        <w:tc>
+          <w:tcPr>
+            <w:tcW w:type="dxa" w:w="5238"/>
+            <w:tcBorders>
+              <w:top w:val="single" w:color="D5DBE1" w:sz="4"/>
+              <w:left w:val="single" w:color="D5DBE1" w:sz="4"/>
+              <w:bottom w:val="single" w:color="D5DBE1" w:sz="4"/>
+              <w:right w:val="single" w:color="D5DBE1" w:sz="4"/>
+            </w:tcBorders>
+            <w:tcMar>
+              <w:top w:type="dxa" w:w="60"/>
+              <w:left w:type="dxa" w:w="100"/>
+              <w:bottom w:type="dxa" w:w="60"/>
+              <w:right w:type="dxa" w:w="100"/>
+            </w:tcMar>
+          </w:tcPr>
+          <w:p>
+            <w:pPr>
+              <w:spacing w:after="0"/>
+            </w:pPr>
+            <w:r>
+              <w:rPr>
+                <w:rFonts w:ascii="Consolas" w:cs="Consolas" w:eastAsia="Consolas" w:hAnsi="Consolas"/>
+                <w:color w:val="0B4F6C"/>
+                <w:sz w:val="19"/>
+                <w:szCs w:val="19"/>
+              </w:rPr>
+              <w:t xml:space="preserve">/var/lib/vps-soc-agent/quarantine/</w:t>
+            </w:r>
+          </w:p>
+        </w:tc>
+        <w:tc>
+          <w:tcPr>
+            <w:tcW w:type="dxa" w:w="1800"/>
+            <w:tcBorders>
+              <w:top w:val="single" w:color="D5DBE1" w:sz="4"/>
+              <w:left w:val="single" w:color="D5DBE1" w:sz="4"/>
+              <w:bottom w:val="single" w:color="D5DBE1" w:sz="4"/>
+              <w:right w:val="single" w:color="D5DBE1" w:sz="4"/>
+            </w:tcBorders>
+            <w:tcMar>
+              <w:top w:type="dxa" w:w="60"/>
+              <w:left w:type="dxa" w:w="100"/>
+              <w:bottom w:type="dxa" w:w="60"/>
+              <w:right w:type="dxa" w:w="100"/>
+            </w:tcMar>
+          </w:tcPr>
+          <w:p>
+            <w:pPr>
+              <w:spacing w:after="0"/>
+            </w:pPr>
+            <w:r>
+              <w:t xml:space="preserve">Servidor</w:t>
+            </w:r>
+          </w:p>
+        </w:tc>
+      </w:tr>
+      <w:tr>
+        <w:trPr>
+          <w:cantSplit/>
+        </w:trPr>
+        <w:tc>
+          <w:tcPr>
+            <w:tcW w:type="dxa" w:w="2600"/>
+            <w:tcBorders>
+              <w:top w:val="single" w:color="D5DBE1" w:sz="4"/>
+              <w:left w:val="single" w:color="D5DBE1" w:sz="4"/>
+              <w:bottom w:val="single" w:color="D5DBE1" w:sz="4"/>
+              <w:right w:val="single" w:color="D5DBE1" w:sz="4"/>
+            </w:tcBorders>
+            <w:tcMar>
+              <w:top w:type="dxa" w:w="60"/>
+              <w:left w:type="dxa" w:w="100"/>
+              <w:bottom w:type="dxa" w:w="60"/>
+              <w:right w:type="dxa" w:w="100"/>
+            </w:tcMar>
+          </w:tcPr>
+          <w:p>
+            <w:pPr>
+              <w:spacing w:after="0"/>
+            </w:pPr>
+            <w:r>
+              <w:t xml:space="preserve">Apps do PM2</w:t>
+            </w:r>
+          </w:p>
+        </w:tc>
+        <w:tc>
+          <w:tcPr>
+            <w:tcW w:type="dxa" w:w="5238"/>
+            <w:tcBorders>
+              <w:top w:val="single" w:color="D5DBE1" w:sz="4"/>
+              <w:left w:val="single" w:color="D5DBE1" w:sz="4"/>
+              <w:bottom w:val="single" w:color="D5DBE1" w:sz="4"/>
+              <w:right w:val="single" w:color="D5DBE1" w:sz="4"/>
+            </w:tcBorders>
+            <w:tcMar>
+              <w:top w:type="dxa" w:w="60"/>
+              <w:left w:type="dxa" w:w="100"/>
+              <w:bottom w:type="dxa" w:w="60"/>
+              <w:right w:type="dxa" w:w="100"/>
+            </w:tcMar>
+          </w:tcPr>
+          <w:p>
+            <w:pPr>
+              <w:spacing w:after="0"/>
+            </w:pPr>
+            <w:r>
+              <w:rPr>
+                <w:rFonts w:ascii="Consolas" w:cs="Consolas" w:eastAsia="Consolas" w:hAnsi="Consolas"/>
+                <w:color w:val="0B4F6C"/>
+                <w:sz w:val="19"/>
+                <w:szCs w:val="19"/>
+              </w:rPr>
+              <w:t xml:space="preserve">pm2 list</w:t>
+            </w:r>
+            <w:r>
+              <w:t xml:space="preserve"> (como o dono do PM2)</w:t>
+            </w:r>
+          </w:p>
+        </w:tc>
+        <w:tc>
+          <w:tcPr>
+            <w:tcW w:type="dxa" w:w="1800"/>
+            <w:tcBorders>
+              <w:top w:val="single" w:color="D5DBE1" w:sz="4"/>
+              <w:left w:val="single" w:color="D5DBE1" w:sz="4"/>
+              <w:bottom w:val="single" w:color="D5DBE1" w:sz="4"/>
+              <w:right w:val="single" w:color="D5DBE1" w:sz="4"/>
+            </w:tcBorders>
+            <w:tcMar>
+              <w:top w:type="dxa" w:w="60"/>
+              <w:left w:type="dxa" w:w="100"/>
+              <w:bottom w:type="dxa" w:w="60"/>
+              <w:right w:type="dxa" w:w="100"/>
+            </w:tcMar>
+          </w:tcPr>
+          <w:p>
+            <w:pPr>
+              <w:spacing w:after="0"/>
+            </w:pPr>
+            <w:r>
+              <w:t xml:space="preserve">Servidor</w:t>
+            </w:r>
+          </w:p>
+        </w:tc>
+      </w:tr>
+      <w:tr>
+        <w:trPr>
+          <w:cantSplit/>
+        </w:trPr>
+        <w:tc>
+          <w:tcPr>
+            <w:tcW w:type="dxa" w:w="2600"/>
+            <w:tcBorders>
+              <w:top w:val="single" w:color="D5DBE1" w:sz="4"/>
+              <w:left w:val="single" w:color="D5DBE1" w:sz="4"/>
+              <w:bottom w:val="single" w:color="D5DBE1" w:sz="4"/>
+              <w:right w:val="single" w:color="D5DBE1" w:sz="4"/>
+            </w:tcBorders>
+            <w:tcMar>
+              <w:top w:type="dxa" w:w="60"/>
+              <w:left w:type="dxa" w:w="100"/>
+              <w:bottom w:type="dxa" w:w="60"/>
+              <w:right w:type="dxa" w:w="100"/>
+            </w:tcMar>
+          </w:tcPr>
+          <w:p>
+            <w:pPr>
+              <w:spacing w:after="0"/>
+            </w:pPr>
+            <w:r>
+              <w:t xml:space="preserve">Backup do banco</w:t>
+            </w:r>
+          </w:p>
+        </w:tc>
+        <w:tc>
+          <w:tcPr>
+            <w:tcW w:type="dxa" w:w="5238"/>
+            <w:tcBorders>
+              <w:top w:val="single" w:color="D5DBE1" w:sz="4"/>
+              <w:left w:val="single" w:color="D5DBE1" w:sz="4"/>
+              <w:bottom w:val="single" w:color="D5DBE1" w:sz="4"/>
+              <w:right w:val="single" w:color="D5DBE1" w:sz="4"/>
+            </w:tcBorders>
+            <w:tcMar>
+              <w:top w:type="dxa" w:w="60"/>
+              <w:left w:type="dxa" w:w="100"/>
+              <w:bottom w:type="dxa" w:w="60"/>
+              <w:right w:type="dxa" w:w="100"/>
+            </w:tcMar>
+          </w:tcPr>
+          <w:p>
+            <w:pPr>
+              <w:spacing w:after="0"/>
+            </w:pPr>
+            <w:r>
+              <w:rPr>
+                <w:rFonts w:ascii="Consolas" w:cs="Consolas" w:eastAsia="Consolas" w:hAnsi="Consolas"/>
+                <w:color w:val="0B4F6C"/>
+                <w:sz w:val="19"/>
+                <w:szCs w:val="19"/>
+              </w:rPr>
+              <w:t xml:space="preserve">docker compose exec -T db pg_dump -U vpssoc vpssoc &gt; backup.sql</w:t>
+            </w:r>
+          </w:p>
+        </w:tc>
+        <w:tc>
+          <w:tcPr>
+            <w:tcW w:type="dxa" w:w="1800"/>
+            <w:tcBorders>
+              <w:top w:val="single" w:color="D5DBE1" w:sz="4"/>
+              <w:left w:val="single" w:color="D5DBE1" w:sz="4"/>
+              <w:bottom w:val="single" w:color="D5DBE1" w:sz="4"/>
+              <w:right w:val="single" w:color="D5DBE1" w:sz="4"/>
+            </w:tcBorders>
+            <w:tcMar>
+              <w:top w:type="dxa" w:w="60"/>
+              <w:left w:type="dxa" w:w="100"/>
+              <w:bottom w:type="dxa" w:w="60"/>
+              <w:right w:type="dxa" w:w="100"/>
+            </w:tcMar>
+          </w:tcPr>
+          <w:p>
+            <w:pPr>
+              <w:spacing w:after="0"/>
+            </w:pPr>
+            <w:r>
+              <w:t xml:space="preserve">SOC</w:t>
             </w:r>
           </w:p>
         </w:tc>
@@ -12807,6 +20819,18 @@
       </w:pPr>
     </w:lvl>
   </w:abstractNum>
+  <w:abstractNum w:abstractNumId="7" w15:restartNumberingAfterBreak="0">
+    <w:multiLevelType w:val="hybridMultilevel"/>
+    <w:lvl w:ilvl="0" w15:tentative="1">
+      <w:start w:val="1"/>
+      <w:numFmt w:val="decimal"/>
+      <w:lvlText w:val="%1."/>
+      <w:lvlJc w:val="left"/>
+      <w:pPr>
+        <w:ind w:left="440" w:hanging="340"/>
+      </w:pPr>
+    </w:lvl>
+  </w:abstractNum>
   <w:num w:numId="1">
     <w:abstractNumId w:val="1"/>
     <w:lvlOverride w:ilvl="0">
@@ -12839,6 +20863,12 @@
   </w:num>
   <w:num w:numId="6">
     <w:abstractNumId w:val="6"/>
+    <w:lvlOverride w:ilvl="0">
+      <w:startOverride w:val="1"/>
+    </w:lvlOverride>
+  </w:num>
+  <w:num w:numId="7">
+    <w:abstractNumId w:val="7"/>
     <w:lvlOverride w:ilvl="0">
       <w:startOverride w:val="1"/>
     </w:lvlOverride>
